--- a/research/open3dcp-whitepaper/Open3DCP_Whitepaper_v1.0.docx
+++ b/research/open3dcp-whitepaper/Open3DCP_Whitepaper_v1.0.docx
@@ -23,7 +23,7 @@
         <w:pStyle w:val="Author"/>
       </w:pPr>
       <w:r>
-        <w:t xml:space="preserve">Nicholas Sonnentag — Sunnyday Technologies, Appleton, WI, USA</w:t>
+        <w:t xml:space="preserve">Nicholas Sonnentag — Sunnyday Technologies, Wisconsin, USA</w:t>
       </w:r>
     </w:p>
     <w:p>
@@ -4079,7 +4079,7 @@
           <w:b/>
           <w:bCs/>
         </w:rPr>
-        <w:t xml:space="preserve">96.7/100 (A)</w:t>
+        <w:t xml:space="preserve">98.8/100 (A)</w:t>
       </w:r>
       <w:r>
         <w:t xml:space="preserve"> </w:t>

--- a/research/open3dcp-whitepaper/Open3DCP_Whitepaper_v1.0.docx
+++ b/research/open3dcp-whitepaper/Open3DCP_Whitepaper_v1.0.docx
@@ -2652,7 +2652,7 @@
       <w:r>
         <w:drawing>
           <wp:inline>
-            <wp:extent cx="5334000" cy="3075428"/>
+            <wp:extent cx="5334000" cy="2741688"/>
             <wp:effectExtent b="0" l="0" r="0" t="0"/>
             <wp:docPr descr="Open3DCP records the full ICME chain — composition, processing, structure/state, properties, and provenance — for one specimen in a single flat, analysis-ready row. The schema is the substrate for ICME-style process–structure–property analysis: it preserves the inputs and outcomes of a printed experiment without joins or file parsing." title="" id="16" name="Picture"/>
             <a:graphic>
@@ -2673,7 +2673,7 @@
                   <pic:spPr bwMode="auto">
                     <a:xfrm>
                       <a:off x="0" y="0"/>
-                      <a:ext cx="5334000" cy="3075428"/>
+                      <a:ext cx="5334000" cy="2741688"/>
                     </a:xfrm>
                     <a:prstGeom prst="rect">
                       <a:avLst/>

--- a/research/open3dcp-whitepaper/Open3DCP_Whitepaper_v1.0.docx
+++ b/research/open3dcp-whitepaper/Open3DCP_Whitepaper_v1.0.docx
@@ -5935,6 +5935,52 @@
       </w:r>
       <w:r>
         <w:t xml:space="preserve">keeping the flat-schema backward-compatibility guarantee.</w:t>
+      </w:r>
+    </w:p>
+    <w:p>
+      <w:pPr>
+        <w:pStyle w:val="Compact"/>
+        <w:numPr>
+          <w:ilvl w:val="0"/>
+          <w:numId w:val="1006"/>
+        </w:numPr>
+      </w:pPr>
+      <w:r>
+        <w:t xml:space="preserve">Add the</w:t>
+      </w:r>
+      <w:r>
+        <w:t xml:space="preserve"> </w:t>
+      </w:r>
+      <w:r>
+        <w:rPr>
+          <w:b/>
+          <w:bCs/>
+        </w:rPr>
+        <w:t xml:space="preserve">3DCP-native structural columns</w:t>
+      </w:r>
+      <w:r>
+        <w:t xml:space="preserve"> </w:t>
+      </w:r>
+      <w:r>
+        <w:t xml:space="preserve">the relational crosswalk surfaces as gaps rather than</w:t>
+      </w:r>
+      <w:r>
+        <w:t xml:space="preserve"> </w:t>
+      </w:r>
+      <w:r>
+        <w:t xml:space="preserve">dead ends: a reinforcement block beyond fibers (penetrating bar, entrained cable, inter-layer</w:t>
+      </w:r>
+      <w:r>
+        <w:t xml:space="preserve"> </w:t>
+      </w:r>
+      <w:r>
+        <w:t xml:space="preserve">mesh/textile) and embedded-sensor / in-situ print-monitoring references — additive and</w:t>
+      </w:r>
+      <w:r>
+        <w:t xml:space="preserve"> </w:t>
+      </w:r>
+      <w:r>
+        <w:t xml:space="preserve">backward-compatible.</w:t>
       </w:r>
     </w:p>
     <w:bookmarkEnd w:id="39"/>

--- a/research/open3dcp-whitepaper/Open3DCP_Whitepaper_v1.0.docx
+++ b/research/open3dcp-whitepaper/Open3DCP_Whitepaper_v1.0.docx
@@ -5935,52 +5935,6 @@
       </w:r>
       <w:r>
         <w:t xml:space="preserve">keeping the flat-schema backward-compatibility guarantee.</w:t>
-      </w:r>
-    </w:p>
-    <w:p>
-      <w:pPr>
-        <w:pStyle w:val="Compact"/>
-        <w:numPr>
-          <w:ilvl w:val="0"/>
-          <w:numId w:val="1006"/>
-        </w:numPr>
-      </w:pPr>
-      <w:r>
-        <w:t xml:space="preserve">Add the</w:t>
-      </w:r>
-      <w:r>
-        <w:t xml:space="preserve"> </w:t>
-      </w:r>
-      <w:r>
-        <w:rPr>
-          <w:b/>
-          <w:bCs/>
-        </w:rPr>
-        <w:t xml:space="preserve">3DCP-native structural columns</w:t>
-      </w:r>
-      <w:r>
-        <w:t xml:space="preserve"> </w:t>
-      </w:r>
-      <w:r>
-        <w:t xml:space="preserve">the relational crosswalk surfaces as gaps rather than</w:t>
-      </w:r>
-      <w:r>
-        <w:t xml:space="preserve"> </w:t>
-      </w:r>
-      <w:r>
-        <w:t xml:space="preserve">dead ends: a reinforcement block beyond fibers (penetrating bar, entrained cable, inter-layer</w:t>
-      </w:r>
-      <w:r>
-        <w:t xml:space="preserve"> </w:t>
-      </w:r>
-      <w:r>
-        <w:t xml:space="preserve">mesh/textile) and embedded-sensor / in-situ print-monitoring references — additive and</w:t>
-      </w:r>
-      <w:r>
-        <w:t xml:space="preserve"> </w:t>
-      </w:r>
-      <w:r>
-        <w:t xml:space="preserve">backward-compatible.</w:t>
       </w:r>
     </w:p>
     <w:bookmarkEnd w:id="39"/>

--- a/research/open3dcp-whitepaper/Open3DCP_Whitepaper_v1.0.docx
+++ b/research/open3dcp-whitepaper/Open3DCP_Whitepaper_v1.0.docx
@@ -5408,7 +5408,7 @@
       <w:r>
         <w:drawing>
           <wp:inline>
-            <wp:extent cx="5334000" cy="3393094"/>
+            <wp:extent cx="5334000" cy="4147115"/>
             <wp:effectExtent b="0" l="0" r="0" t="0"/>
             <wp:docPr descr="Interoperability with a normalized relational concrete database. Material and test data map both ways by fidelity class (exact / lossy / categorical); the round-trip is not lossless — relational structure (geometry, reinforcement, devices, loading history) collapses to a side record, and the extrusion-3DCP block has no conventional relational counterpart." title="" id="35" name="Picture"/>
             <a:graphic>
@@ -5429,7 +5429,7 @@
                   <pic:spPr bwMode="auto">
                     <a:xfrm>
                       <a:off x="0" y="0"/>
-                      <a:ext cx="5334000" cy="3393094"/>
+                      <a:ext cx="5334000" cy="4147115"/>
                     </a:xfrm>
                     <a:prstGeom prst="rect">
                       <a:avLst/>

--- a/research/open3dcp-whitepaper/Open3DCP_Whitepaper_v1.0.docx
+++ b/research/open3dcp-whitepaper/Open3DCP_Whitepaper_v1.0.docx
@@ -31,7 +31,7 @@
         <w:pStyle w:val="Date"/>
       </w:pPr>
       <w:r>
-        <w:t xml:space="preserve">2026-06-08</w:t>
+        <w:t xml:space="preserve">2026-06-09</w:t>
       </w:r>
     </w:p>
     <w:sdt>
@@ -236,13 +236,13 @@
         <w:t xml:space="preserve"> </w:t>
       </w:r>
       <w:r>
-        <w:t xml:space="preserve">digital-twin reconstruction, and downstream modeling where sufficient validated data exist. We give the design rationale for each major</w:t>
-      </w:r>
-      <w:r>
-        <w:t xml:space="preserve"> </w:t>
-      </w:r>
-      <w:r>
-        <w:t xml:space="preserve">decision and</w:t>
+        <w:t xml:space="preserve">digital-twin reconstruction, and downstream analysis where sufficient validated data exist. We give the</w:t>
+      </w:r>
+      <w:r>
+        <w:t xml:space="preserve"> </w:t>
+      </w:r>
+      <w:r>
+        <w:t xml:space="preserve">design rationale for each major decision and</w:t>
       </w:r>
       <w:r>
         <w:t xml:space="preserve"> </w:t>
@@ -258,41 +258,72 @@
         <w:t xml:space="preserve"> </w:t>
       </w:r>
       <w:r>
-        <w:t xml:space="preserve">on two openly-licensed public datasets — a cast-concrete benchmark</w:t>
-      </w:r>
-      <w:r>
-        <w:t xml:space="preserve"> </w:t>
-      </w:r>
-      <w:r>
-        <w:t xml:space="preserve">and a real ~30-laboratory 3DCP database — into one schema, including a cross-study print-anisotropy result.</w:t>
-      </w:r>
-      <w:r>
-        <w:t xml:space="preserve"> </w:t>
-      </w:r>
-      <w:r>
-        <w:t xml:space="preserve">We argue — analytically, fitting no predictive model — that classical single-predictor strength models</w:t>
-      </w:r>
-      <w:r>
-        <w:t xml:space="preserve"> </w:t>
-      </w:r>
-      <w:r>
-        <w:t xml:space="preserve">cannot represent 3DCP’s process- and orientation-dependence, motivating multi-feature models and the</w:t>
-      </w:r>
-      <w:r>
-        <w:t xml:space="preserve"> </w:t>
-      </w:r>
-      <w:r>
-        <w:t xml:space="preserve">comprehensive record that supports them. We also identify a taxonomy of</w:t>
-      </w:r>
-      <w:r>
-        <w:t xml:space="preserve"> </w:t>
-      </w:r>
-      <w:r>
-        <w:t xml:space="preserve">features that are physically important but cannot yet be measured reliably — an agenda for instrumentation.</w:t>
+        <w:t xml:space="preserve">on six openly-licensed public</w:t>
+      </w:r>
+      <w:r>
+        <w:t xml:space="preserve"> </w:t>
+      </w:r>
+      <w:r>
+        <w:t xml:space="preserve">datasets — a cast-concrete benchmark, a corporate carbon-aware set, an ultra-high-performance (UHPC)</w:t>
+      </w:r>
+      <w:r>
+        <w:t xml:space="preserve"> </w:t>
+      </w:r>
+      <w:r>
+        <w:t xml:space="preserve">corpus, a ~30-laboratory 3DCP mechanical database, an extrusion-3DCP printability set, and a project-layer</w:t>
+      </w:r>
+      <w:r>
+        <w:t xml:space="preserve"> </w:t>
+      </w:r>
+      <w:r>
+        <w:t xml:space="preserve">building catalogue — into one schema, including a cross-study print-anisotropy result. The point Open3DCP</w:t>
+      </w:r>
+      <w:r>
+        <w:t xml:space="preserve"> </w:t>
+      </w:r>
+      <w:r>
+        <w:t xml:space="preserve">makes is one of</w:t>
+      </w:r>
+      <w:r>
+        <w:t xml:space="preserve"> </w:t>
+      </w:r>
+      <w:r>
+        <w:rPr>
+          <w:b/>
+          <w:bCs/>
+        </w:rPr>
+        <w:t xml:space="preserve">characterization, not prediction</w:t>
+      </w:r>
+      <w:r>
+        <w:t xml:space="preserve">: each source records a different slice of the</w:t>
+      </w:r>
+      <w:r>
+        <w:t xml:space="preserve"> </w:t>
+      </w:r>
+      <w:r>
+        <w:t xml:space="preserve">material and process — composition, fresh-state rheology, hardened performance, embodied carbon, print</w:t>
+      </w:r>
+      <w:r>
+        <w:t xml:space="preserve"> </w:t>
+      </w:r>
+      <w:r>
+        <w:t xml:space="preserve">orientation, or the as-built project — and the schema holds their union in one shape, so that what any one</w:t>
+      </w:r>
+      <w:r>
+        <w:t xml:space="preserve"> </w:t>
+      </w:r>
+      <w:r>
+        <w:t xml:space="preserve">study leaves unmeasured is made explicit rather than lost. We also identify a taxonomy of features that</w:t>
+      </w:r>
+      <w:r>
+        <w:t xml:space="preserve"> </w:t>
+      </w:r>
+      <w:r>
+        <w:t xml:space="preserve">are physically important but cannot yet be measured reliably — an agenda for instrumentation.</w:t>
       </w:r>
     </w:p>
     <w:bookmarkEnd w:id="9"/>
-    <w:bookmarkStart w:id="89" w:name="contributions"/>
+    <w:bookmarkStart w:id="92" w:name="contributions"/>
     <w:p>
       <w:pPr>
         <w:pStyle w:val="Heading1"/>
@@ -455,7 +486,7 @@
         </w:numPr>
       </w:pPr>
       <w:r>
-        <w:t xml:space="preserve">An argument that</w:t>
+        <w:t xml:space="preserve">A</w:t>
       </w:r>
       <w:r>
         <w:t xml:space="preserve"> </w:t>
@@ -465,71 +496,37 @@
           <w:b/>
           <w:bCs/>
         </w:rPr>
-        <w:t xml:space="preserve">classical single-predictor strength models</w:t>
-      </w:r>
-      <w:r>
-        <w:t xml:space="preserve"> </w:t>
-      </w:r>
-      <w:r>
-        <w:t xml:space="preserve">(Abrams, Bolomey, Féret, Powers)</w:t>
-      </w:r>
-      <w:r>
-        <w:t xml:space="preserve"> </w:t>
-      </w:r>
-      <w:r>
-        <w:t xml:space="preserve">cannot represent 3DCP’s process- and orientation-dependence, motivating multi-feature models and the</w:t>
-      </w:r>
-      <w:r>
-        <w:t xml:space="preserve"> </w:t>
-      </w:r>
-      <w:r>
-        <w:t xml:space="preserve">comprehensive record that supports them. This is an analytical argument, not an empirical one: we do</w:t>
-      </w:r>
-      <w:r>
-        <w:t xml:space="preserve"> </w:t>
-      </w:r>
-      <w:r>
-        <w:t xml:space="preserve">not fit or benchmark models, nor claim these 244 columns are the necessary or sufficient set (§7, §12).</w:t>
-      </w:r>
-    </w:p>
-    <w:p>
-      <w:pPr>
-        <w:pStyle w:val="Compact"/>
-        <w:numPr>
-          <w:ilvl w:val="0"/>
-          <w:numId w:val="1001"/>
-        </w:numPr>
-      </w:pPr>
-      <w:r>
-        <w:t xml:space="preserve">A</w:t>
-      </w:r>
-      <w:r>
-        <w:t xml:space="preserve"> </w:t>
-      </w:r>
-      <w:r>
-        <w:rPr>
-          <w:b/>
-          <w:bCs/>
-        </w:rPr>
         <w:t xml:space="preserve">worked demonstration</w:t>
       </w:r>
       <w:r>
         <w:t xml:space="preserve"> </w:t>
       </w:r>
       <w:r>
-        <w:t xml:space="preserve">ingesting two openly-licensed public datasets — a cast-concrete benchmark</w:t>
-      </w:r>
-      <w:r>
-        <w:t xml:space="preserve"> </w:t>
-      </w:r>
-      <w:r>
-        <w:t xml:space="preserve">and a real ~30-laboratory 3DCP database — into one schema, yielding a cross-study print-anisotropy</w:t>
-      </w:r>
-      <w:r>
-        <w:t xml:space="preserve"> </w:t>
-      </w:r>
-      <w:r>
-        <w:t xml:space="preserve">result that the schema’s orientation field makes expressible (§6).</w:t>
+        <w:t xml:space="preserve">ingesting six openly-licensed public datasets — a cast-concrete benchmark,</w:t>
+      </w:r>
+      <w:r>
+        <w:t xml:space="preserve"> </w:t>
+      </w:r>
+      <w:r>
+        <w:t xml:space="preserve">a corporate carbon-aware set, a UHPC corpus, a ~30-laboratory 3DCP mechanical database, an</w:t>
+      </w:r>
+      <w:r>
+        <w:t xml:space="preserve"> </w:t>
+      </w:r>
+      <w:r>
+        <w:t xml:space="preserve">extrusion-3DCP printability set, and a project-layer building catalogue — into one schema, three of them</w:t>
+      </w:r>
+      <w:r>
+        <w:t xml:space="preserve"> </w:t>
+      </w:r>
+      <w:r>
+        <w:t xml:space="preserve">carrying a real automated fidelity score, and yielding a cross-study print-anisotropy result that the</w:t>
+      </w:r>
+      <w:r>
+        <w:t xml:space="preserve"> </w:t>
+      </w:r>
+      <w:r>
+        <w:t xml:space="preserve">schema’s orientation field makes expressible (§6).</w:t>
       </w:r>
     </w:p>
     <w:p>
@@ -827,37 +824,19 @@
         <w:pStyle w:val="FirstParagraph"/>
       </w:pPr>
       <w:r>
-        <w:t xml:space="preserve">Classical single-predictor strength models — Abrams’ law [10], Bolomey’s equation [11], Féret’s</w:t>
-      </w:r>
-      <w:r>
-        <w:t xml:space="preserve"> </w:t>
-      </w:r>
-      <w:r>
-        <w:t xml:space="preserve">formula [12], and the Powers–Brownyard gel–space ratio [49] — were developed for cast concrete and</w:t>
-      </w:r>
-      <w:r>
-        <w:t xml:space="preserve"> </w:t>
-      </w:r>
-      <w:r>
-        <w:t xml:space="preserve">predict strength from a single scalar. They encode</w:t>
-      </w:r>
-      <w:r>
-        <w:t xml:space="preserve"> </w:t>
-      </w:r>
-      <w:r>
-        <w:t xml:space="preserve">an assumption that composition dominates and processing is held constant by standard practice. For</w:t>
-      </w:r>
-      <w:r>
-        <w:t xml:space="preserve"> </w:t>
-      </w:r>
-      <w:r>
-        <w:t xml:space="preserve">3DCP that assumption breaks down (§7), which motivates multi-feature models and, by extension, a</w:t>
-      </w:r>
-      <w:r>
-        <w:t xml:space="preserve"> </w:t>
-      </w:r>
-      <w:r>
-        <w:t xml:space="preserve">record that captures the full feature space those models need.</w:t>
+        <w:t xml:space="preserve">These four properties are what a 3DCP record has to capture if printed-concrete results are to be</w:t>
+      </w:r>
+      <w:r>
+        <w:t xml:space="preserve"> </w:t>
+      </w:r>
+      <w:r>
+        <w:t xml:space="preserve">compared across studies at all: a strength without a process, a rheology, and an orientation is not a</w:t>
+      </w:r>
+      <w:r>
+        <w:t xml:space="preserve"> </w:t>
+      </w:r>
+      <w:r>
+        <w:t xml:space="preserve">comparable measurement. Open3DCP exists to record that fuller experiment, not to model it.</w:t>
       </w:r>
     </w:p>
     <w:bookmarkEnd w:id="10"/>
@@ -1141,7 +1120,7 @@
         <w:t xml:space="preserve"> </w:t>
       </w:r>
       <w:r>
-        <w:t xml:space="preserve">was advanced by Olson’s work on hierarchical, systems-based materials design [18, 19]; this approach was</w:t>
+        <w:t xml:space="preserve">was advanced by Olson’s work on hierarchical, systems-based materials design [15, 16]; this approach was</w:t>
       </w:r>
       <w:r>
         <w:t xml:space="preserve"> </w:t>
@@ -1153,7 +1132,7 @@
         <w:t xml:space="preserve"> </w:t>
       </w:r>
       <w:r>
-        <w:t xml:space="preserve">Initiative [20] sought to extend it through data infrastructure, funding repositories, ontologies, and</w:t>
+        <w:t xml:space="preserve">Initiative [17] sought to extend it through data infrastructure, funding repositories, ontologies, and</w:t>
       </w:r>
       <w:r>
         <w:t xml:space="preserve"> </w:t>
@@ -1165,7 +1144,7 @@
         <w:t xml:space="preserve"> </w:t>
       </w:r>
       <w:r>
-        <w:t xml:space="preserve">Interoperable, Reusable — were articulated by Wilkinson et al. [21]; together they shaped the</w:t>
+        <w:t xml:space="preserve">Interoperable, Reusable — were articulated by Wilkinson et al. [18]; together they shaped the</w:t>
       </w:r>
       <w:r>
         <w:t xml:space="preserve"> </w:t>
@@ -1183,7 +1162,7 @@
         <w:t xml:space="preserve"> </w:t>
       </w:r>
       <w:r>
-        <w:t xml:space="preserve">used ad-hoc formats until ASTM F3049 [13] and the NIST AM Bench program established common reporting</w:t>
+        <w:t xml:space="preserve">used ad-hoc formats until ASTM F3049 [10] and the NIST AM Bench program established common reporting</w:t>
       </w:r>
       <w:r>
         <w:t xml:space="preserve"> </w:t>
@@ -1255,13 +1234,13 @@
         <w:t xml:space="preserve"> </w:t>
       </w:r>
       <w:r>
-        <w:t xml:space="preserve">Pegna’s solid-freeform work [22]; Khoshnevis developed Contour Crafting [23] and Cesaretti et al.</w:t>
-      </w:r>
-      <w:r>
-        <w:t xml:space="preserve"> </w:t>
-      </w:r>
-      <w:r>
-        <w:t xml:space="preserve">demonstrated binder-jetting of regolith simulant [24]. The modern extrusion era began with two groups</w:t>
+        <w:t xml:space="preserve">Pegna’s solid-freeform work [19]; Khoshnevis developed Contour Crafting [20] and Cesaretti et al.</w:t>
+      </w:r>
+      <w:r>
+        <w:t xml:space="preserve"> </w:t>
+      </w:r>
+      <w:r>
+        <w:t xml:space="preserve">demonstrated binder-jetting of regolith simulant [21]. The modern extrusion era began with two groups</w:t>
       </w:r>
       <w:r>
         <w:t xml:space="preserve"> </w:t>
@@ -1273,37 +1252,37 @@
         <w:t xml:space="preserve"> </w:t>
       </w:r>
       <w:r>
-        <w:t xml:space="preserve">construction-scale studies [25, 26]; at TU Eindhoven, Bos, Wolfs, Ahmed and Salet produced early</w:t>
-      </w:r>
-      <w:r>
-        <w:t xml:space="preserve"> </w:t>
-      </w:r>
-      <w:r>
-        <w:t xml:space="preserve">structural printed elements — including a 3D-printed concrete bridge designed by testing [1, 27] — with Wolfs et al. on early-age behaviour [5] and Suiker on wall</w:t>
-      </w:r>
-      <w:r>
-        <w:t xml:space="preserve"> </w:t>
-      </w:r>
-      <w:r>
-        <w:t xml:space="preserve">stability [28]. Roussel established the rheological framework for printable concrete [7], and Perrot et</w:t>
-      </w:r>
-      <w:r>
-        <w:t xml:space="preserve"> </w:t>
-      </w:r>
-      <w:r>
-        <w:t xml:space="preserve">al. quantified structural build-up [29]. The NTU Singapore group contributed systematic rheology</w:t>
-      </w:r>
-      <w:r>
-        <w:t xml:space="preserve"> </w:t>
-      </w:r>
-      <w:r>
-        <w:t xml:space="preserve">studies including geopolymers [30, 31], printability regions [32], and fresh/hardened characterization</w:t>
-      </w:r>
-      <w:r>
-        <w:t xml:space="preserve"> </w:t>
-      </w:r>
-      <w:r>
-        <w:t xml:space="preserve">[33]. Interlayer bond — the defining weakness — has been studied by Kruger, van Zijl and colleagues on</w:t>
+        <w:t xml:space="preserve">construction-scale studies [22, 23]; at TU Eindhoven, Bos, Wolfs, Ahmed and Salet produced early</w:t>
+      </w:r>
+      <w:r>
+        <w:t xml:space="preserve"> </w:t>
+      </w:r>
+      <w:r>
+        <w:t xml:space="preserve">structural printed elements — including a 3D-printed concrete bridge designed by testing [1, 24] — with Wolfs et al. on early-age behaviour [5] and Suiker on wall</w:t>
+      </w:r>
+      <w:r>
+        <w:t xml:space="preserve"> </w:t>
+      </w:r>
+      <w:r>
+        <w:t xml:space="preserve">stability [25]. Roussel established the rheological framework for printable concrete [7], and Perrot et</w:t>
+      </w:r>
+      <w:r>
+        <w:t xml:space="preserve"> </w:t>
+      </w:r>
+      <w:r>
+        <w:t xml:space="preserve">al. quantified structural build-up [26]. The NTU Singapore group contributed systematic rheology</w:t>
+      </w:r>
+      <w:r>
+        <w:t xml:space="preserve"> </w:t>
+      </w:r>
+      <w:r>
+        <w:t xml:space="preserve">studies including geopolymers [27, 28], printability regions [29], and fresh/hardened characterization</w:t>
+      </w:r>
+      <w:r>
+        <w:t xml:space="preserve"> </w:t>
+      </w:r>
+      <w:r>
+        <w:t xml:space="preserve">[30]. Interlayer bond — the defining weakness — has been studied by Kruger, van Zijl and colleagues on</w:t>
       </w:r>
       <w:r>
         <w:t xml:space="preserve"> </w:t>
@@ -1315,49 +1294,49 @@
         <w:t xml:space="preserve"> </w:t>
       </w:r>
       <w:r>
-        <w:t xml:space="preserve">Van Der Putten et al. on surface modification [34], and Marchment and Sanjayan on mesh reinforcement</w:t>
-      </w:r>
-      <w:r>
-        <w:t xml:space="preserve"> </w:t>
-      </w:r>
-      <w:r>
-        <w:t xml:space="preserve">[35]. Structural implications were addressed by Asprone et al. [36] and Gebhard et al. [37]. Broader</w:t>
-      </w:r>
-      <w:r>
-        <w:t xml:space="preserve"> </w:t>
-      </w:r>
-      <w:r>
-        <w:t xml:space="preserve">reviews include Mechtcherine et al. on production physics [38], Buswell et al.’s research roadmap [3],</w:t>
-      </w:r>
-      <w:r>
-        <w:t xml:space="preserve"> </w:t>
-      </w:r>
-      <w:r>
-        <w:t xml:space="preserve">Nerella et al. on strain-based build-up [39], De Schutter et al. on technical/economic/environmental</w:t>
-      </w:r>
-      <w:r>
-        <w:t xml:space="preserve"> </w:t>
-      </w:r>
-      <w:r>
-        <w:t xml:space="preserve">potentials [2], large-scale UHPC work [40], a classification of building systems [41], particle-bed</w:t>
-      </w:r>
-      <w:r>
-        <w:t xml:space="preserve"> </w:t>
-      </w:r>
-      <w:r>
-        <w:t xml:space="preserve">printing [42], fiber-reinforced and recycled-aggregate formulations [43, 44], the 3DCP.fyi citation</w:t>
-      </w:r>
-      <w:r>
-        <w:t xml:space="preserve"> </w:t>
-      </w:r>
-      <w:r>
-        <w:t xml:space="preserve">network [45], and Wangler et al.’s digital-concrete review [46]; the RILEM TC 276-DFC state-of-the-art</w:t>
-      </w:r>
-      <w:r>
-        <w:t xml:space="preserve"> </w:t>
-      </w:r>
-      <w:r>
-        <w:t xml:space="preserve">report consolidates digital-fabrication practice [50].</w:t>
+        <w:t xml:space="preserve">Van Der Putten et al. on surface modification [31], and Marchment and Sanjayan on mesh reinforcement</w:t>
+      </w:r>
+      <w:r>
+        <w:t xml:space="preserve"> </w:t>
+      </w:r>
+      <w:r>
+        <w:t xml:space="preserve">[32]. Structural implications were addressed by Asprone et al. [33] and Gebhard et al. [34]. Broader</w:t>
+      </w:r>
+      <w:r>
+        <w:t xml:space="preserve"> </w:t>
+      </w:r>
+      <w:r>
+        <w:t xml:space="preserve">reviews include Mechtcherine et al. on production physics [35], Buswell et al.’s research roadmap [3],</w:t>
+      </w:r>
+      <w:r>
+        <w:t xml:space="preserve"> </w:t>
+      </w:r>
+      <w:r>
+        <w:t xml:space="preserve">Nerella et al. on strain-based build-up [36], De Schutter et al. on technical/economic/environmental</w:t>
+      </w:r>
+      <w:r>
+        <w:t xml:space="preserve"> </w:t>
+      </w:r>
+      <w:r>
+        <w:t xml:space="preserve">potentials [2], large-scale UHPC work [37], a classification of building systems [38], particle-bed</w:t>
+      </w:r>
+      <w:r>
+        <w:t xml:space="preserve"> </w:t>
+      </w:r>
+      <w:r>
+        <w:t xml:space="preserve">printing [39], fiber-reinforced and recycled-aggregate formulations [40, 41], the 3DCP.fyi citation</w:t>
+      </w:r>
+      <w:r>
+        <w:t xml:space="preserve"> </w:t>
+      </w:r>
+      <w:r>
+        <w:t xml:space="preserve">network [42], and Wangler et al.’s digital-concrete review [43]; the RILEM TC 276-DFC state-of-the-art</w:t>
+      </w:r>
+      <w:r>
+        <w:t xml:space="preserve"> </w:t>
+      </w:r>
+      <w:r>
+        <w:t xml:space="preserve">report consolidates digital-fabrication practice [46].</w:t>
       </w:r>
     </w:p>
     <w:p>
@@ -1387,13 +1366,13 @@
         <w:t xml:space="preserve"> </w:t>
       </w:r>
       <w:r>
-        <w:t xml:space="preserve">inter-laboratory variability [14, 15, 16], with an accompanying database system for sharing</w:t>
-      </w:r>
-      <w:r>
-        <w:t xml:space="preserve"> </w:t>
-      </w:r>
-      <w:r>
-        <w:t xml:space="preserve">experimental data [17]. Vasilić reviewed the state of standardization, identifying the gap between</w:t>
+        <w:t xml:space="preserve">inter-laboratory variability [11, 12, 13], with an accompanying database system for sharing</w:t>
+      </w:r>
+      <w:r>
+        <w:t xml:space="preserve"> </w:t>
+      </w:r>
+      <w:r>
+        <w:t xml:space="preserve">experimental data [14]. Vasilić reviewed the state of standardization, identifying the gap between</w:t>
       </w:r>
       <w:r>
         <w:t xml:space="preserve"> </w:t>
@@ -1437,7 +1416,7 @@
         <w:t xml:space="preserve"> </w:t>
       </w:r>
       <w:r>
-        <w:t xml:space="preserve">storage (which no formal standard yet provides) [47]. Conventional standards — ACI 318 for structural</w:t>
+        <w:t xml:space="preserve">storage (which no formal standard yet provides) [44]. Conventional standards — ACI 318 for structural</w:t>
       </w:r>
       <w:r>
         <w:t xml:space="preserve"> </w:t>
@@ -1541,7 +1520,7 @@
         <w:t xml:space="preserve"> </w:t>
       </w:r>
       <w:r>
-        <w:t xml:space="preserve">RILEM TC 304-ADC interlaboratory database system [17], the first multi-laboratory 3DCP dataset with</w:t>
+        <w:t xml:space="preserve">RILEM TC 304-ADC interlaboratory database system [14], the first multi-laboratory 3DCP dataset with</w:t>
       </w:r>
       <w:r>
         <w:t xml:space="preserve"> </w:t>
@@ -1559,7 +1538,7 @@
         <w:t xml:space="preserve"> </w:t>
       </w:r>
       <w:r>
-        <w:t xml:space="preserve">aims at a reusable, analysis-ready record across studies. We position Open3DCP as complementary to [17],</w:t>
+        <w:t xml:space="preserve">aims at a reusable, analysis-ready record across studies. We position Open3DCP as complementary to [14],</w:t>
       </w:r>
       <w:r>
         <w:t xml:space="preserve"> </w:t>
@@ -1727,7 +1706,7 @@
         <w:t xml:space="preserve"> </w:t>
       </w:r>
       <w:r>
-        <w:t xml:space="preserve">omits the full relational/provenance tree (§10), so flat→graph reconstruction is faithful only for the</w:t>
+        <w:t xml:space="preserve">omits the full relational/provenance tree (§9), so flat→graph reconstruction is faithful only for the</w:t>
       </w:r>
       <w:r>
         <w:t xml:space="preserve"> </w:t>
@@ -3164,7 +3143,7 @@
         <w:t xml:space="preserve"> </w:t>
       </w:r>
       <w:r>
-        <w:t xml:space="preserve">compatibility (relevant to emerging 3DCP wall-qualification frameworks such as ICC 1150 [51]), with</w:t>
+        <w:t xml:space="preserve">compatibility (relevant to emerging 3DCP wall-qualification frameworks such as ICC 1150 [47]), with</w:t>
       </w:r>
       <w:r>
         <w:t xml:space="preserve"> </w:t>
@@ -4002,7 +3981,7 @@
         <w:t xml:space="preserve"> </w:t>
       </w:r>
       <w:r>
-        <w:t xml:space="preserve">source and reported — a proposed, not-yet-calibrated convention (§11) — so the cost of each conversion is</w:t>
+        <w:t xml:space="preserve">source and reported — a proposed, not-yet-calibrated convention (§10) — so the cost of each conversion is</w:t>
       </w:r>
       <w:r>
         <w:t xml:space="preserve"> </w:t>
@@ -4032,7 +4011,7 @@
           <w:b/>
           <w:bCs/>
         </w:rPr>
-        <w:t xml:space="preserve">Worked demonstration: two public datasets in one schema.</w:t>
+        <w:t xml:space="preserve">Worked demonstration: six public datasets in one schema.</w:t>
       </w:r>
       <w:r>
         <w:t xml:space="preserve"> </w:t>
@@ -4044,88 +4023,85 @@
         <w:t xml:space="preserve"> </w:t>
       </w:r>
       <w:r>
-        <w:t xml:space="preserve">only by design — we ingested two openly-licensed public datasets into Open3DCP and report the result</w:t>
-      </w:r>
-      <w:r>
-        <w:t xml:space="preserve"> </w:t>
-      </w:r>
-      <w:r>
-        <w:t xml:space="preserve">(Figure 5). The UCI/Yeh (1998) concrete dataset [4], a</w:t>
-      </w:r>
-      <w:r>
-        <w:t xml:space="preserve"> </w:t>
-      </w:r>
-      <w:r>
-        <w:rPr>
-          <w:i/>
-          <w:iCs/>
-        </w:rPr>
-        <w:t xml:space="preserve">cast</w:t>
-      </w:r>
-      <w:r>
-        <w:t xml:space="preserve">-concrete benchmark, maps onto the</w:t>
-      </w:r>
-      <w:r>
-        <w:t xml:space="preserve"> </w:t>
-      </w:r>
-      <w:r>
-        <w:t xml:space="preserve">composition and hardened-strength columns and ingests at a fidelity of</w:t>
-      </w:r>
-      <w:r>
-        <w:t xml:space="preserve"> </w:t>
-      </w:r>
+        <w:t xml:space="preserve">only by design — we ingested six openly-licensed public datasets into Open3DCP, chosen so that each lights</w:t>
+      </w:r>
+      <w:r>
+        <w:t xml:space="preserve"> </w:t>
+      </w:r>
+      <w:r>
+        <w:t xml:space="preserve">up a</w:t>
+      </w:r>
+      <w:r>
+        <w:t xml:space="preserve"> </w:t>
+      </w:r>
+      <w:r>
+        <w:rPr>
+          <w:i/>
+          <w:iCs/>
+        </w:rPr>
+        <w:t xml:space="preserve">different</w:t>
+      </w:r>
+      <w:r>
+        <w:t xml:space="preserve"> </w:t>
+      </w:r>
+      <w:r>
+        <w:t xml:space="preserve">slice of the record (Figure 5, left). Three are flat kg/m³ tables that the</w:t>
+      </w:r>
+      <w:r>
+        <w:t xml:space="preserve"> </w:t>
+      </w:r>
+      <w:r>
+        <w:rPr>
+          <w:rStyle w:val="VerbatimChar"/>
+        </w:rPr>
+        <w:t xml:space="preserve">open3dcp-ingest</w:t>
+      </w:r>
+      <w:r>
+        <w:t xml:space="preserve"> </w:t>
+      </w:r>
+      <w:r>
+        <w:t xml:space="preserve">tool converts and scores automatically:</w:t>
+      </w:r>
+    </w:p>
+    <w:p>
+      <w:pPr>
+        <w:pStyle w:val="Compact"/>
+        <w:numPr>
+          <w:ilvl w:val="0"/>
+          <w:numId w:val="1005"/>
+        </w:numPr>
+      </w:pPr>
       <w:r>
         <w:rPr>
           <w:b/>
           <w:bCs/>
         </w:rPr>
-        <w:t xml:space="preserve">98.8/100 (A)</w:t>
-      </w:r>
-      <w:r>
-        <w:t xml:space="preserve"> </w:t>
-      </w:r>
-      <w:r>
-        <w:t xml:space="preserve">over its 126</w:t>
-      </w:r>
-      <w:r>
-        <w:t xml:space="preserve"> </w:t>
-      </w:r>
-      <w:r>
-        <w:t xml:space="preserve">source fields. The RILEM TC 304-ADC interlaboratory study on the mechanical properties of 3D-printed</w:t>
-      </w:r>
-      <w:r>
-        <w:t xml:space="preserve"> </w:t>
-      </w:r>
-      <w:r>
-        <w:t xml:space="preserve">concrete [52] — a</w:t>
-      </w:r>
-      <w:r>
-        <w:t xml:space="preserve"> </w:t>
-      </w:r>
-      <w:r>
-        <w:rPr>
-          <w:i/>
-          <w:iCs/>
-        </w:rPr>
-        <w:t xml:space="preserve">real 3DCP</w:t>
-      </w:r>
-      <w:r>
-        <w:t xml:space="preserve"> </w:t>
-      </w:r>
-      <w:r>
-        <w:t xml:space="preserve">database from roughly thirty laboratories, stored as a normalized relational</w:t>
-      </w:r>
-      <w:r>
-        <w:t xml:space="preserve"> </w:t>
-      </w:r>
-      <w:r>
-        <w:t xml:space="preserve">SQLite export — was curated into Open3DCP and populates the columns UCI leaves empty: 3DCP process,</w:t>
-      </w:r>
-      <w:r>
-        <w:t xml:space="preserve"> </w:t>
-      </w:r>
-      <w:r>
-        <w:t xml:space="preserve">fresh-state rheology, hardened mechanical,</w:t>
+        <w:t xml:space="preserve">UCI/Yeh (1998)</w:t>
+      </w:r>
+      <w:r>
+        <w:t xml:space="preserve"> </w:t>
+      </w:r>
+      <w:r>
+        <w:t xml:space="preserve">[4], a</w:t>
+      </w:r>
+      <w:r>
+        <w:t xml:space="preserve"> </w:t>
+      </w:r>
+      <w:r>
+        <w:rPr>
+          <w:i/>
+          <w:iCs/>
+        </w:rPr>
+        <w:t xml:space="preserve">cast</w:t>
+      </w:r>
+      <w:r>
+        <w:t xml:space="preserve">-concrete benchmark, maps onto composition and hardened strength and</w:t>
+      </w:r>
+      <w:r>
+        <w:t xml:space="preserve"> </w:t>
+      </w:r>
+      <w:r>
+        <w:t xml:space="preserve">ingests at</w:t>
       </w:r>
       <w:r>
         <w:t xml:space="preserve"> </w:t>
@@ -4135,52 +4111,59 @@
           <w:b/>
           <w:bCs/>
         </w:rPr>
-        <w:t xml:space="preserve">orientation</w:t>
-      </w:r>
-      <w:r>
-        <w:t xml:space="preserve">, and the per-measurement uncertainty columns</w:t>
-      </w:r>
-      <w:r>
-        <w:t xml:space="preserve"> </w:t>
-      </w:r>
-      <w:r>
-        <w:t xml:space="preserve">(mean ± standard deviation ± n). (An automated fidelity score for the RILEM source awaits a SQLite reader;</w:t>
-      </w:r>
-      <w:r>
-        <w:t xml:space="preserve"> </w:t>
-      </w:r>
-      <w:r>
-        <w:t xml:space="preserve">the present ingestion is curated through the relational structure.) Together the two sources light up</w:t>
-      </w:r>
-      <w:r>
-        <w:t xml:space="preserve"> </w:t>
-      </w:r>
-      <w:r>
-        <w:t xml:space="preserve">complementary slices of the record, and Open3DCP spans their union (Figure 5, left).</w:t>
-      </w:r>
-    </w:p>
-    <w:p>
-      <w:pPr>
-        <w:pStyle w:val="BodyText"/>
-      </w:pPr>
-      <w:r>
-        <w:t xml:space="preserve">The demonstration also yields a result that</w:t>
-      </w:r>
-      <w:r>
-        <w:t xml:space="preserve"> </w:t>
-      </w:r>
+        <w:t xml:space="preserve">98.8/100 (A)</w:t>
+      </w:r>
+      <w:r>
+        <w:t xml:space="preserve"> </w:t>
+      </w:r>
+      <w:r>
+        <w:t xml:space="preserve">(126 populated cells across its 9 fields) — the normal-strength reference point.</w:t>
+      </w:r>
+    </w:p>
+    <w:p>
+      <w:pPr>
+        <w:pStyle w:val="Compact"/>
+        <w:numPr>
+          <w:ilvl w:val="0"/>
+          <w:numId w:val="1005"/>
+        </w:numPr>
+      </w:pPr>
       <w:r>
         <w:rPr>
           <w:b/>
           <w:bCs/>
         </w:rPr>
-        <w:t xml:space="preserve">cannot be expressed without an orientation field, nor</w:t>
+        <w:t xml:space="preserve">Meta SustainableConcrete</w:t>
+      </w:r>
+      <w:r>
+        <w:t xml:space="preserve"> </w:t>
+      </w:r>
+      <w:r>
+        <w:t xml:space="preserve">[49], an openly-licensed (MIT) carbon-aware set from Meta with the</w:t>
+      </w:r>
+      <w:r>
+        <w:t xml:space="preserve"> </w:t>
+      </w:r>
+      <w:r>
+        <w:t xml:space="preserve">University of Illinois and Amrize, ingests at</w:t>
+      </w:r>
+      <w:r>
+        <w:t xml:space="preserve"> </w:t>
       </w:r>
       <w:r>
         <w:rPr>
           <w:b/>
           <w:bCs/>
         </w:rPr>
+        <w:t xml:space="preserve">98.9/100 (A)</w:t>
+      </w:r>
+      <w:r>
+        <w:t xml:space="preserve"> </w:t>
+      </w:r>
+      <w:r>
+        <w:t xml:space="preserve">and additionally populates</w:t>
+      </w:r>
+      <w:r>
         <w:t xml:space="preserve"> </w:t>
       </w:r>
       <w:r>
@@ -4188,100 +4171,592 @@
           <w:b/>
           <w:bCs/>
         </w:rPr>
-        <w:t xml:space="preserve">compared across laboratories without a shared schema</w:t>
-      </w:r>
-      <w:r>
-        <w:t xml:space="preserve">: print anisotropy. Mapping the RILEM U/V/W loading</w:t>
-      </w:r>
-      <w:r>
-        <w:t xml:space="preserve"> </w:t>
-      </w:r>
-      <w:r>
-        <w:t xml:space="preserve">codes onto Open3DCP’s</w:t>
-      </w:r>
-      <w:r>
-        <w:t xml:space="preserve"> </w:t>
-      </w:r>
-      <w:r>
-        <w:rPr>
-          <w:rStyle w:val="VerbatimChar"/>
-        </w:rPr>
-        <w:t xml:space="preserve">test_orientation_code</w:t>
-      </w:r>
-      <w:r>
-        <w:t xml:space="preserve"> </w:t>
-      </w:r>
-      <w:r>
-        <w:t xml:space="preserve">(X/Y/Z/CAST), the same printed mortar is</w:t>
-      </w:r>
-      <w:r>
-        <w:t xml:space="preserve"> </w:t>
+        <w:t xml:space="preserve">embodied</w:t>
       </w:r>
       <w:r>
         <w:rPr>
           <w:b/>
           <w:bCs/>
         </w:rPr>
-        <w:t xml:space="preserve">32–55 % weaker</w:t>
+        <w:t xml:space="preserve"> </w:t>
       </w:r>
       <w:r>
         <w:rPr>
           <w:b/>
           <w:bCs/>
         </w:rPr>
-        <w:t xml:space="preserve"> </w:t>
-      </w:r>
+        <w:t xml:space="preserve">carbon</w:t>
+      </w:r>
+      <w:r>
+        <w:t xml:space="preserve"> </w:t>
+      </w:r>
+      <w:r>
+        <w:t xml:space="preserve">(per-mix GWP) and the measurement-uncertainty columns. It makes a cross-source trade-off</w:t>
+      </w:r>
+      <w:r>
+        <w:t xml:space="preserve"> </w:t>
+      </w:r>
+      <w:r>
+        <w:t xml:space="preserve">legible in one schema: a plain-Portland concrete at ~521 kg CO2/m³ for ~65 MPa beside a low-clinker</w:t>
+      </w:r>
+      <w:r>
+        <w:t xml:space="preserve"> </w:t>
+      </w:r>
+      <w:r>
+        <w:t xml:space="preserve">ternary at ~204 kg CO2/m³ for ~110 MPa — higher strength at roughly 60 % less embodied carbon. (Beyond</w:t>
+      </w:r>
+      <w:r>
+        <w:t xml:space="preserve"> </w:t>
+      </w:r>
+      <w:r>
+        <w:t xml:space="preserve">this measured table, the same repository ships a trained Gaussian-process model and a model-explored</w:t>
+      </w:r>
+      <w:r>
+        <w:t xml:space="preserve"> </w:t>
+      </w:r>
+      <w:r>
+        <w:t xml:space="preserve">design space of optimization-derived candidate mixes; recording such</w:t>
+      </w:r>
+      <w:r>
+        <w:t xml:space="preserve"> </w:t>
+      </w:r>
+      <w:r>
+        <w:rPr>
+          <w:i/>
+          <w:iCs/>
+        </w:rPr>
+        <w:t xml:space="preserve">model-generated</w:t>
+      </w:r>
+      <w:r>
+        <w:t xml:space="preserve"> </w:t>
+      </w:r>
+      <w:r>
+        <w:t xml:space="preserve">candidates</w:t>
+      </w:r>
+      <w:r>
+        <w:t xml:space="preserve"> </w:t>
+      </w:r>
+      <w:r>
+        <w:t xml:space="preserve">alongside</w:t>
+      </w:r>
+      <w:r>
+        <w:t xml:space="preserve"> </w:t>
+      </w:r>
+      <w:r>
+        <w:rPr>
+          <w:i/>
+          <w:iCs/>
+        </w:rPr>
+        <w:t xml:space="preserve">measured</w:t>
+      </w:r>
+      <w:r>
+        <w:t xml:space="preserve"> </w:t>
+      </w:r>
+      <w:r>
+        <w:t xml:space="preserve">data — kept distinct by Open3DCP’s</w:t>
+      </w:r>
+      <w:r>
+        <w:t xml:space="preserve"> </w:t>
+      </w:r>
+      <w:r>
+        <w:rPr>
+          <w:rStyle w:val="VerbatimChar"/>
+        </w:rPr>
+        <w:t xml:space="preserve">measurement_confidence</w:t>
+      </w:r>
+      <w:r>
+        <w:t xml:space="preserve"> </w:t>
+      </w:r>
+      <w:r>
+        <w:t xml:space="preserve">flag — is a natural next</w:t>
+      </w:r>
+      <w:r>
+        <w:t xml:space="preserve"> </w:t>
+      </w:r>
+      <w:r>
+        <w:t xml:space="preserve">ingestion, not attempted here.)</w:t>
+      </w:r>
+    </w:p>
+    <w:p>
+      <w:pPr>
+        <w:pStyle w:val="Compact"/>
+        <w:numPr>
+          <w:ilvl w:val="0"/>
+          <w:numId w:val="1005"/>
+        </w:numPr>
+      </w:pPr>
       <w:r>
         <w:rPr>
           <w:b/>
           <w:bCs/>
         </w:rPr>
-        <w:t xml:space="preserve">loaded along the layers</w:t>
-      </w:r>
-      <w:r>
-        <w:t xml:space="preserve"> </w:t>
-      </w:r>
-      <w:r>
-        <w:t xml:space="preserve">than the cast reference, consistently across three independent laboratories</w:t>
-      </w:r>
-      <w:r>
-        <w:t xml:space="preserve"> </w:t>
-      </w:r>
-      <w:r>
-        <w:t xml:space="preserve">(Figure 5, right) — direct empirical support for the argument of §7. This is a demonstration of</w:t>
-      </w:r>
-      <w:r>
-        <w:t xml:space="preserve"> </w:t>
-      </w:r>
-      <w:r>
-        <w:rPr>
-          <w:i/>
-          <w:iCs/>
-        </w:rPr>
-        <w:t xml:space="preserve">ingestion</w:t>
-      </w:r>
-      <w:r>
-        <w:rPr>
-          <w:i/>
-          <w:iCs/>
-        </w:rPr>
-        <w:t xml:space="preserve"> </w:t>
-      </w:r>
-      <w:r>
-        <w:rPr>
-          <w:i/>
-          <w:iCs/>
-        </w:rPr>
-        <w:t xml:space="preserve">and interoperability</w:t>
-      </w:r>
-      <w:r>
-        <w:t xml:space="preserve">, not a predictive-model benchmark; fitting models on pooled Open3DCP data is future</w:t>
-      </w:r>
-      <w:r>
-        <w:t xml:space="preserve"> </w:t>
-      </w:r>
-      <w:r>
-        <w:t xml:space="preserve">work (§12).</w:t>
+        <w:t xml:space="preserve">UNSW Global UHPC</w:t>
+      </w:r>
+      <w:r>
+        <w:t xml:space="preserve"> </w:t>
+      </w:r>
+      <w:r>
+        <w:t xml:space="preserve">[50], an ultra-high-performance corpus, ingests at</w:t>
+      </w:r>
+      <w:r>
+        <w:t xml:space="preserve"> </w:t>
+      </w:r>
+      <w:r>
+        <w:rPr>
+          <w:b/>
+          <w:bCs/>
+        </w:rPr>
+        <w:t xml:space="preserve">98.2/100 (A)</w:t>
+      </w:r>
+      <w:r>
+        <w:t xml:space="preserve"> </w:t>
+      </w:r>
+      <w:r>
+        <w:t xml:space="preserve">and exercises</w:t>
+      </w:r>
+      <w:r>
+        <w:t xml:space="preserve"> </w:t>
+      </w:r>
+      <w:r>
+        <w:t xml:space="preserve">the high-strength end the others do not reach — silica fume, steel fibre, and the flexural,</w:t>
+      </w:r>
+      <w:r>
+        <w:t xml:space="preserve"> </w:t>
+      </w:r>
+      <w:r>
+        <w:t xml:space="preserve">splitting-tensile, and elastic-modulus columns across 28-day compressive strengths of ~130–281 MPa</w:t>
+      </w:r>
+      <w:r>
+        <w:t xml:space="preserve"> </w:t>
+      </w:r>
+      <w:r>
+        <w:t xml:space="preserve">(with early-age points down to ~81 MPa).</w:t>
+      </w:r>
+    </w:p>
+    <w:p>
+      <w:pPr>
+        <w:pStyle w:val="FirstParagraph"/>
+      </w:pPr>
+      <w:r>
+        <w:t xml:space="preserve">These scores are best read as an</w:t>
+      </w:r>
+      <w:r>
+        <w:t xml:space="preserve"> </w:t>
+      </w:r>
+      <w:r>
+        <w:rPr>
+          <w:i/>
+          <w:iCs/>
+        </w:rPr>
+        <w:t xml:space="preserve">ingestion-completeness</w:t>
+      </w:r>
+      <w:r>
+        <w:t xml:space="preserve"> </w:t>
+      </w:r>
+      <w:r>
+        <w:t xml:space="preserve">check on a curated excerpt, not a</w:t>
+      </w:r>
+      <w:r>
+        <w:t xml:space="preserve"> </w:t>
+      </w:r>
+      <w:r>
+        <w:t xml:space="preserve">dataset-quality grade: for dense flat kg/m³ tables, field coverage is ~100 % by construction, so the</w:t>
+      </w:r>
+      <w:r>
+        <w:t xml:space="preserve"> </w:t>
+      </w:r>
+      <w:r>
+        <w:t xml:space="preserve">grade is driven by the value-fidelity term (here, only the superplasticizer solids-fraction assumption),</w:t>
+      </w:r>
+      <w:r>
+        <w:t xml:space="preserve"> </w:t>
+      </w:r>
+      <w:r>
+        <w:t xml:space="preserve">and the scoring convention itself is proposed, not yet calibrated (§10).</w:t>
+      </w:r>
+    </w:p>
+    <w:p>
+      <w:pPr>
+        <w:pStyle w:val="BodyText"/>
+      </w:pPr>
+      <w:r>
+        <w:t xml:space="preserve">Three more are curated through their native structure (a fidelity score for each awaits a dedicated</w:t>
+      </w:r>
+      <w:r>
+        <w:t xml:space="preserve"> </w:t>
+      </w:r>
+      <w:r>
+        <w:t xml:space="preserve">reader, exactly as the tool is extended source by source):</w:t>
+      </w:r>
+    </w:p>
+    <w:p>
+      <w:pPr>
+        <w:pStyle w:val="Compact"/>
+        <w:numPr>
+          <w:ilvl w:val="0"/>
+          <w:numId w:val="1006"/>
+        </w:numPr>
+      </w:pPr>
+      <w:r>
+        <w:t xml:space="preserve">The</w:t>
+      </w:r>
+      <w:r>
+        <w:t xml:space="preserve"> </w:t>
+      </w:r>
+      <w:r>
+        <w:rPr>
+          <w:b/>
+          <w:bCs/>
+        </w:rPr>
+        <w:t xml:space="preserve">RILEM TC 304-ADC</w:t>
+      </w:r>
+      <w:r>
+        <w:t xml:space="preserve"> </w:t>
+      </w:r>
+      <w:r>
+        <w:t xml:space="preserve">interlaboratory study on the mechanical properties of 3D-printed concrete</w:t>
+      </w:r>
+      <w:r>
+        <w:t xml:space="preserve"> </w:t>
+      </w:r>
+      <w:r>
+        <w:t xml:space="preserve">[48] — a</w:t>
+      </w:r>
+      <w:r>
+        <w:t xml:space="preserve"> </w:t>
+      </w:r>
+      <w:r>
+        <w:rPr>
+          <w:i/>
+          <w:iCs/>
+        </w:rPr>
+        <w:t xml:space="preserve">real 3DCP</w:t>
+      </w:r>
+      <w:r>
+        <w:t xml:space="preserve"> </w:t>
+      </w:r>
+      <w:r>
+        <w:t xml:space="preserve">database from roughly thirty laboratories, stored as a normalized relational SQLite</w:t>
+      </w:r>
+      <w:r>
+        <w:t xml:space="preserve"> </w:t>
+      </w:r>
+      <w:r>
+        <w:t xml:space="preserve">export — populates 3DCP process, fresh-state rheology, hardened mechanical,</w:t>
+      </w:r>
+      <w:r>
+        <w:t xml:space="preserve"> </w:t>
+      </w:r>
+      <w:r>
+        <w:rPr>
+          <w:b/>
+          <w:bCs/>
+        </w:rPr>
+        <w:t xml:space="preserve">orientation</w:t>
+      </w:r>
+      <w:r>
+        <w:t xml:space="preserve">, and the</w:t>
+      </w:r>
+      <w:r>
+        <w:t xml:space="preserve"> </w:t>
+      </w:r>
+      <w:r>
+        <w:t xml:space="preserve">per-measurement uncertainty columns (mean ± standard deviation ± n).</w:t>
+      </w:r>
+    </w:p>
+    <w:p>
+      <w:pPr>
+        <w:pStyle w:val="Compact"/>
+        <w:numPr>
+          <w:ilvl w:val="0"/>
+          <w:numId w:val="1006"/>
+        </w:numPr>
+      </w:pPr>
+      <w:r>
+        <w:t xml:space="preserve">The</w:t>
+      </w:r>
+      <w:r>
+        <w:t xml:space="preserve"> </w:t>
+      </w:r>
+      <w:r>
+        <w:rPr>
+          <w:b/>
+          <w:bCs/>
+        </w:rPr>
+        <w:t xml:space="preserve">UF/UTK 3D-Printing-Concrete Mix-Design</w:t>
+      </w:r>
+      <w:r>
+        <w:t xml:space="preserve"> </w:t>
+      </w:r>
+      <w:r>
+        <w:t xml:space="preserve">dataset [51] supplies the extrusion-3DCP</w:t>
+      </w:r>
+      <w:r>
+        <w:t xml:space="preserve"> </w:t>
+      </w:r>
+      <w:r>
+        <w:rPr>
+          <w:i/>
+          <w:iCs/>
+        </w:rPr>
+        <w:t xml:space="preserve">printability</w:t>
+      </w:r>
+      <w:r>
+        <w:t xml:space="preserve"> </w:t>
+      </w:r>
+      <w:r>
+        <w:t xml:space="preserve">slice — static and dynamic yield stress and plastic viscosity — and is an honest illustration of a basis</w:t>
+      </w:r>
+      <w:r>
+        <w:t xml:space="preserve"> </w:t>
+      </w:r>
+      <w:r>
+        <w:t xml:space="preserve">mismatch: it reports constituents as ratios to binder with no absolute kg/m³, so a constituent mass-% of</w:t>
+      </w:r>
+      <w:r>
+        <w:t xml:space="preserve"> </w:t>
+      </w:r>
+      <w:r>
+        <w:t xml:space="preserve">the mix is left NULL rather than invented.</w:t>
+      </w:r>
+    </w:p>
+    <w:p>
+      <w:pPr>
+        <w:pStyle w:val="Compact"/>
+        <w:numPr>
+          <w:ilvl w:val="0"/>
+          <w:numId w:val="1006"/>
+        </w:numPr>
+      </w:pPr>
+      <w:r>
+        <w:t xml:space="preserve">The</w:t>
+      </w:r>
+      <w:r>
+        <w:t xml:space="preserve"> </w:t>
+      </w:r>
+      <w:r>
+        <w:rPr>
+          <w:b/>
+          <w:bCs/>
+        </w:rPr>
+        <w:t xml:space="preserve">TU-Braunschweig Database of 3D Concrete Printed Buildings</w:t>
+      </w:r>
+      <w:r>
+        <w:t xml:space="preserve"> </w:t>
+      </w:r>
+      <w:r>
+        <w:t xml:space="preserve">[52] supplies the</w:t>
+      </w:r>
+      <w:r>
+        <w:t xml:space="preserve"> </w:t>
+      </w:r>
+      <w:r>
+        <w:rPr>
+          <w:i/>
+          <w:iCs/>
+        </w:rPr>
+        <w:t xml:space="preserve">project / process</w:t>
+      </w:r>
+      <w:r>
+        <w:rPr>
+          <w:i/>
+          <w:iCs/>
+        </w:rPr>
+        <w:t xml:space="preserve"> </w:t>
+      </w:r>
+      <w:r>
+        <w:rPr>
+          <w:i/>
+          <w:iCs/>
+        </w:rPr>
+        <w:t xml:space="preserve">layer</w:t>
+      </w:r>
+      <w:r>
+        <w:t xml:space="preserve"> </w:t>
+      </w:r>
+      <w:r>
+        <w:t xml:space="preserve">— as-built printed structures by consortium, country, and system — a slice with no mix or strength</w:t>
+      </w:r>
+      <w:r>
+        <w:t xml:space="preserve"> </w:t>
+      </w:r>
+      <w:r>
+        <w:t xml:space="preserve">data, which the current mix-centric schema records as provenance and marks as the frontier a future</w:t>
+      </w:r>
+      <w:r>
+        <w:t xml:space="preserve"> </w:t>
+      </w:r>
+      <w:r>
+        <w:t xml:space="preserve">project/process table will type.</w:t>
+      </w:r>
+    </w:p>
+    <w:p>
+      <w:pPr>
+        <w:pStyle w:val="FirstParagraph"/>
+      </w:pPr>
+      <w:r>
+        <w:t xml:space="preserve">A seventh UHPC source surveyed for this work, the Stevens dataset (Mahjoubi &amp; Bao), is cited reference-only:</w:t>
+      </w:r>
+      <w:r>
+        <w:t xml:space="preserve"> </w:t>
+      </w:r>
+      <w:r>
+        <w:t xml:space="preserve">its mix variables are published as a coded ML feature matrix whose legend is paywalled, so it cannot be</w:t>
+      </w:r>
+      <w:r>
+        <w:t xml:space="preserve"> </w:t>
+      </w:r>
+      <w:r>
+        <w:t xml:space="preserve">honestly re-ingested. Together the six light up complementary slices, and Open3DCP holds the union of these</w:t>
+      </w:r>
+      <w:r>
+        <w:t xml:space="preserve"> </w:t>
+      </w:r>
+      <w:r>
+        <w:t xml:space="preserve">six sources in one shape — and</w:t>
+      </w:r>
+      <w:r>
+        <w:t xml:space="preserve"> </w:t>
+      </w:r>
+      <w:r>
+        <w:rPr>
+          <w:i/>
+          <w:iCs/>
+        </w:rPr>
+        <w:t xml:space="preserve">the empty cells are as much the point as the full ones</w:t>
+      </w:r>
+      <w:r>
+        <w:t xml:space="preserve">: what each source</w:t>
+      </w:r>
+      <w:r>
+        <w:t xml:space="preserve"> </w:t>
+      </w:r>
+      <w:r>
+        <w:t xml:space="preserve">cannot supply is recorded, not hidden (Figure 5, left).</w:t>
+      </w:r>
+    </w:p>
+    <w:p>
+      <w:pPr>
+        <w:pStyle w:val="BodyText"/>
+      </w:pPr>
+      <w:r>
+        <w:t xml:space="preserve">The demonstration also yields a characterization result that</w:t>
+      </w:r>
+      <w:r>
+        <w:t xml:space="preserve"> </w:t>
+      </w:r>
+      <w:r>
+        <w:rPr>
+          <w:b/>
+          <w:bCs/>
+        </w:rPr>
+        <w:t xml:space="preserve">cannot be expressed without an orientation</w:t>
+      </w:r>
+      <w:r>
+        <w:rPr>
+          <w:b/>
+          <w:bCs/>
+        </w:rPr>
+        <w:t xml:space="preserve"> </w:t>
+      </w:r>
+      <w:r>
+        <w:rPr>
+          <w:b/>
+          <w:bCs/>
+        </w:rPr>
+        <w:t xml:space="preserve">field, nor compared across laboratories without a shared schema</w:t>
+      </w:r>
+      <w:r>
+        <w:t xml:space="preserve">: print anisotropy. Mapping the RILEM</w:t>
+      </w:r>
+      <w:r>
+        <w:t xml:space="preserve"> </w:t>
+      </w:r>
+      <w:r>
+        <w:t xml:space="preserve">U/V/W loading codes onto Open3DCP’s</w:t>
+      </w:r>
+      <w:r>
+        <w:t xml:space="preserve"> </w:t>
+      </w:r>
+      <w:r>
+        <w:rPr>
+          <w:rStyle w:val="VerbatimChar"/>
+        </w:rPr>
+        <w:t xml:space="preserve">test_orientation_code</w:t>
+      </w:r>
+      <w:r>
+        <w:t xml:space="preserve"> </w:t>
+      </w:r>
+      <w:r>
+        <w:t xml:space="preserve">(X/Y/Z/CAST), the same printed mortar is</w:t>
+      </w:r>
+      <w:r>
+        <w:t xml:space="preserve"> </w:t>
+      </w:r>
+      <w:r>
+        <w:rPr>
+          <w:b/>
+          <w:bCs/>
+        </w:rPr>
+        <w:t xml:space="preserve">32–55 % weaker loaded along the layers</w:t>
+      </w:r>
+      <w:r>
+        <w:t xml:space="preserve"> </w:t>
+      </w:r>
+      <w:r>
+        <w:t xml:space="preserve">than the cast reference, consistently across three independent</w:t>
+      </w:r>
+      <w:r>
+        <w:t xml:space="preserve"> </w:t>
+      </w:r>
+      <w:r>
+        <w:t xml:space="preserve">laboratories (Figure 5, right). (These are flexural results, where loading along the print path bends the</w:t>
+      </w:r>
+      <w:r>
+        <w:t xml:space="preserve"> </w:t>
+      </w:r>
+      <w:r>
+        <w:t xml:space="preserve">interlayer planes, so the along-layer weakness is consistent with the interface being the weak link; the</w:t>
+      </w:r>
+      <w:r>
+        <w:t xml:space="preserve"> </w:t>
+      </w:r>
+      <w:r>
+        <w:t xml:space="preserve">“typical”</w:t>
+      </w:r>
+      <w:r>
+        <w:t xml:space="preserve"> </w:t>
+      </w:r>
+      <w:r>
+        <w:t xml:space="preserve">strength ordering of Table 1 is mix- and loading-dependent, as Limitation 4 notes.) This is a</w:t>
+      </w:r>
+      <w:r>
+        <w:t xml:space="preserve"> </w:t>
+      </w:r>
+      <w:r>
+        <w:t xml:space="preserve">demonstration of</w:t>
+      </w:r>
+      <w:r>
+        <w:t xml:space="preserve"> </w:t>
+      </w:r>
+      <w:r>
+        <w:rPr>
+          <w:i/>
+          <w:iCs/>
+        </w:rPr>
+        <w:t xml:space="preserve">ingestion and interoperability</w:t>
+      </w:r>
+      <w:r>
+        <w:t xml:space="preserve"> </w:t>
+      </w:r>
+      <w:r>
+        <w:t xml:space="preserve">— recording what was measured in one comparable shape —</w:t>
+      </w:r>
+      <w:r>
+        <w:t xml:space="preserve"> </w:t>
+      </w:r>
+      <w:r>
+        <w:t xml:space="preserve">not a predictive-model benchmark; assembling and modelling a pooled multi-source corpus is future work (§11).</w:t>
       </w:r>
     </w:p>
     <w:p>
@@ -4291,9 +4766,9 @@
       <w:r>
         <w:drawing>
           <wp:inline>
-            <wp:extent cx="5334000" cy="2130045"/>
+            <wp:extent cx="5334000" cy="2198894"/>
             <wp:effectExtent b="0" l="0" r="0" t="0"/>
-            <wp:docPr descr="Worked demonstration. Left: two openly-licensed public datasets ingested into Open3DCP — UCI/Yeh (cast) and the RILEM TC 304-ADC interlaboratory study (real 3DCP, ~30 labs) — each populating complementary slices of the record (dark = populated, light = partial), with Open3DCP spanning the union. Right: a real cross-study result from the RILEM data, expressible only because the schema records loading orientation — printed concrete loaded along the layers (X) is 32–55 % weaker than the cast reference, consistently across three independent laboratories (flexural strength, ~28 d; error bars are ± one standard deviation)." title="" id="28" name="Picture"/>
+            <wp:docPr descr="Worked demonstration. Left: six openly-licensed public datasets ingested into Open3DCP — UCI/Yeh (cast benchmark), Meta SustainableConcrete (cast, carbon-aware), UNSW UHPC, the RILEM TC 304-ADC interlaboratory study (real 3DCP, ~30 labs), the UF/UTK 3DCP mix-design set (printability), and the TU-Braunschweig 3DCP buildings catalogue (project layer) — each populating a different slice of the record (dark = populated, light = partial/absent), with Open3DCP spanning the union; the empty cells are recorded, not hidden. Three kg/m³ sources carry an automated open3dcp-ingest fidelity score (98.2–98.9 / A); the rest are curated through their native structure. Right: a cross-study characterization result from the RILEM data, expressible only because the schema records loading orientation — printed concrete loaded along the layers (X) is 32–55 % weaker than the cast reference, consistently across three independent laboratories (flexural strength, ~28 d; error bars are ± one standard deviation)." title="" id="28" name="Picture"/>
             <a:graphic>
               <a:graphicData uri="http://schemas.openxmlformats.org/drawingml/2006/picture">
                 <pic:pic>
@@ -4312,7 +4787,7 @@
                   <pic:spPr bwMode="auto">
                     <a:xfrm>
                       <a:off x="0" y="0"/>
-                      <a:ext cx="5334000" cy="2130045"/>
+                      <a:ext cx="5334000" cy="2198894"/>
                     </a:xfrm>
                     <a:prstGeom prst="rect">
                       <a:avLst/>
@@ -4356,7 +4831,22 @@
         <w:t xml:space="preserve"> </w:t>
       </w:r>
       <w:r>
-        <w:t xml:space="preserve">two openly-licensed public datasets ingested into Open3DCP — UCI/Yeh (cast) and the RILEM TC 304-ADC interlaboratory study (real 3DCP, ~30 labs) — each populating complementary slices of the record (dark = populated, light = partial), with Open3DCP spanning the union.</w:t>
+        <w:t xml:space="preserve">six openly-licensed public datasets ingested into Open3DCP — UCI/Yeh (cast benchmark), Meta SustainableConcrete (cast, carbon-aware), UNSW UHPC, the RILEM TC 304-ADC interlaboratory study (real 3DCP, ~30 labs), the UF/UTK 3DCP mix-design set (printability), and the TU-Braunschweig 3DCP buildings catalogue (project layer) — each populating a different slice of the record (dark = populated, light = partial/absent), with Open3DCP spanning the union; the empty cells are recorded, not hidden. Three kg/m³ sources carry an automated</w:t>
+      </w:r>
+      <w:r>
+        <w:t xml:space="preserve"> </w:t>
+      </w:r>
+      <w:r>
+        <w:rPr>
+          <w:rStyle w:val="VerbatimChar"/>
+        </w:rPr>
+        <w:t xml:space="preserve">open3dcp-ingest</w:t>
+      </w:r>
+      <w:r>
+        <w:t xml:space="preserve"> </w:t>
+      </w:r>
+      <w:r>
+        <w:t xml:space="preserve">fidelity score (98.2–98.9 / A); the rest are curated through their native structure.</w:t>
       </w:r>
       <w:r>
         <w:t xml:space="preserve"> </w:t>
@@ -4372,17 +4862,17 @@
         <w:t xml:space="preserve"> </w:t>
       </w:r>
       <w:r>
-        <w:t xml:space="preserve">a real cross-study result from the RILEM data, expressible only because the schema records loading orientation — printed concrete loaded along the layers (X) is 32–55 % weaker than the cast reference, consistently across three independent laboratories (flexural strength, ~28 d; error bars are ± one standard deviation).</w:t>
+        <w:t xml:space="preserve">a cross-study characterization result from the RILEM data, expressible only because the schema records loading orientation — printed concrete loaded along the layers (X) is 32–55 % weaker than the cast reference, consistently across three independent laboratories (flexural strength, ~28 d; error bars are ± one standard deviation).</w:t>
       </w:r>
     </w:p>
     <w:bookmarkEnd w:id="30"/>
-    <w:bookmarkStart w:id="31" w:name="the-case-for-multi-feature-models"/>
+    <w:bookmarkStart w:id="31" w:name="digital-twin-and-icme-framing"/>
     <w:p>
       <w:pPr>
         <w:pStyle w:val="Heading2"/>
       </w:pPr>
       <w:r>
-        <w:t xml:space="preserve">7. The case for multi-feature models</w:t>
+        <w:t xml:space="preserve">7. Digital twin and ICME framing</w:t>
       </w:r>
     </w:p>
     <w:p>
@@ -4390,37 +4880,7 @@
         <w:pStyle w:val="FirstParagraph"/>
       </w:pPr>
       <w:r>
-        <w:t xml:space="preserve">The concrete industry has relied on empirical strength models for over a century: Abrams’ law [10],</w:t>
-      </w:r>
-      <w:r>
-        <w:t xml:space="preserve"> </w:t>
-      </w:r>
-      <w:r>
-        <w:t xml:space="preserve">Bolomey’s equation [11], Féret’s formula [12], and the Powers–Brownyard gel–space ratio [49] (the last a</w:t>
-      </w:r>
-      <w:r>
-        <w:t xml:space="preserve"> </w:t>
-      </w:r>
-      <w:r>
-        <w:t xml:space="preserve">function of degree of hydration rather than a pure composition ratio) predict strength from a single</w:t>
-      </w:r>
-      <w:r>
-        <w:t xml:space="preserve"> </w:t>
-      </w:r>
-      <w:r>
-        <w:t xml:space="preserve">scalar, on the assumption that composition dominates and</w:t>
-      </w:r>
-      <w:r>
-        <w:t xml:space="preserve"> </w:t>
-      </w:r>
-      <w:r>
-        <w:t xml:space="preserve">processing is held constant by standard practice. For cast concrete under controlled conditions, this</w:t>
-      </w:r>
-      <w:r>
-        <w:t xml:space="preserve"> </w:t>
-      </w:r>
-      <w:r>
-        <w:t xml:space="preserve">is reasonable. For 3DCP the assumption is violated in at least four ways:</w:t>
+        <w:t xml:space="preserve">A full digital twin of a 3DCP process spans at least four layers of information: a</w:t>
       </w:r>
       <w:r>
         <w:t xml:space="preserve"> </w:t>
@@ -4430,61 +4890,13 @@
           <w:b/>
           <w:bCs/>
         </w:rPr>
-        <w:t xml:space="preserve">process variation</w:t>
-      </w:r>
-      <w:r>
-        <w:t xml:space="preserve"> </w:t>
-      </w:r>
-      <w:r>
-        <w:t xml:space="preserve">(two</w:t>
-      </w:r>
-      <w:r>
-        <w:t xml:space="preserve"> </w:t>
-      </w:r>
-      <w:r>
-        <w:t xml:space="preserve">specimens of identical composition but different print speed, layer height, and time gap can differ</w:t>
-      </w:r>
-      <w:r>
-        <w:t xml:space="preserve"> </w:t>
-      </w:r>
-      <w:r>
-        <w:t xml:space="preserve">substantially in compressive strength — the process-parameter literature reports strength changes of</w:t>
-      </w:r>
-      <w:r>
-        <w:t xml:space="preserve"> </w:t>
-      </w:r>
-      <w:r>
-        <w:t xml:space="preserve">order 10–30 % from time-gap and speed alone [7, 38]),</w:t>
-      </w:r>
-      <w:r>
-        <w:t xml:space="preserve"> </w:t>
+        <w:t xml:space="preserve">material</w:t>
       </w:r>
       <w:r>
         <w:rPr>
           <w:b/>
           <w:bCs/>
         </w:rPr>
-        <w:t xml:space="preserve">anisotropy</w:t>
-      </w:r>
-      <w:r>
-        <w:t xml:space="preserve"> </w:t>
-      </w:r>
-      <w:r>
-        <w:t xml:space="preserve">(printed specimens are</w:t>
-      </w:r>
-      <w:r>
-        <w:t xml:space="preserve"> </w:t>
-      </w:r>
-      <w:r>
-        <w:t xml:space="preserve">direction-dependent, with cross-layer strength commonly 20–40 % below in-plane [5, 6], a spread a</w:t>
-      </w:r>
-      <w:r>
-        <w:t xml:space="preserve"> </w:t>
-      </w:r>
-      <w:r>
-        <w:t xml:space="preserve">one-output model cannot represent),</w:t>
-      </w:r>
-      <w:r>
         <w:t xml:space="preserve"> </w:t>
       </w:r>
       <w:r>
@@ -4492,19 +4904,19 @@
           <w:b/>
           <w:bCs/>
         </w:rPr>
-        <w:t xml:space="preserve">SCM complexity</w:t>
-      </w:r>
-      <w:r>
-        <w:t xml:space="preserve"> </w:t>
-      </w:r>
-      <w:r>
-        <w:t xml:space="preserve">(modern mixes contain three to five binders whose</w:t>
-      </w:r>
-      <w:r>
-        <w:t xml:space="preserve"> </w:t>
-      </w:r>
-      <w:r>
-        <w:t xml:space="preserve">reactivities differ by orders of magnitude, which a single w/b ratio treats equally), and</w:t>
+        <w:t xml:space="preserve">definition</w:t>
+      </w:r>
+      <w:r>
+        <w:t xml:space="preserve"> </w:t>
+      </w:r>
+      <w:r>
+        <w:t xml:space="preserve">(composition, product identity, particle characteristics, water/admixture basis, fiber</w:t>
+      </w:r>
+      <w:r>
+        <w:t xml:space="preserve"> </w:t>
+      </w:r>
+      <w:r>
+        <w:t xml:space="preserve">geometry); a</w:t>
       </w:r>
       <w:r>
         <w:t xml:space="preserve"> </w:t>
@@ -4514,13 +4926,49 @@
           <w:b/>
           <w:bCs/>
         </w:rPr>
-        <w:t xml:space="preserve">rheological</w:t>
+        <w:t xml:space="preserve">process definition</w:t>
+      </w:r>
+      <w:r>
+        <w:t xml:space="preserve"> </w:t>
+      </w:r>
+      <w:r>
+        <w:t xml:space="preserve">(mixing, pumping, nozzle geometry, motion, extrusion rate, layer</w:t>
+      </w:r>
+      <w:r>
+        <w:t xml:space="preserve"> </w:t>
+      </w:r>
+      <w:r>
+        <w:t xml:space="preserve">schedule, environment, curing);</w:t>
+      </w:r>
+      <w:r>
+        <w:t xml:space="preserve"> </w:t>
       </w:r>
       <w:r>
         <w:rPr>
           <w:b/>
           <w:bCs/>
         </w:rPr>
+        <w:t xml:space="preserve">state and structure</w:t>
+      </w:r>
+      <w:r>
+        <w:t xml:space="preserve"> </w:t>
+      </w:r>
+      <w:r>
+        <w:t xml:space="preserve">(fresh rheology, thixotropic recovery,</w:t>
+      </w:r>
+      <w:r>
+        <w:t xml:space="preserve"> </w:t>
+      </w:r>
+      <w:r>
+        <w:t xml:space="preserve">interlayer surface condition, porosity, moisture, temperature, hydration, fiber orientation,</w:t>
+      </w:r>
+      <w:r>
+        <w:t xml:space="preserve"> </w:t>
+      </w:r>
+      <w:r>
+        <w:t xml:space="preserve">microstructure); and</w:t>
+      </w:r>
+      <w:r>
         <w:t xml:space="preserve"> </w:t>
       </w:r>
       <w:r>
@@ -4528,101 +4976,25 @@
           <w:b/>
           <w:bCs/>
         </w:rPr>
-        <w:t xml:space="preserve">constraints</w:t>
-      </w:r>
-      <w:r>
-        <w:t xml:space="preserve"> </w:t>
-      </w:r>
-      <w:r>
-        <w:t xml:space="preserve">(the admixture cocktail that achieves printability may differ from what optimizes strength</w:t>
-      </w:r>
-      <w:r>
-        <w:t xml:space="preserve"> </w:t>
-      </w:r>
-      <w:r>
-        <w:t xml:space="preserve">at the same w/b). The RILEM TC 304-ADC interlaboratory study [14, 15] supplies evidence at scale: the</w:t>
-      </w:r>
-      <w:r>
-        <w:t xml:space="preserve"> </w:t>
-      </w:r>
-      <w:r>
-        <w:t xml:space="preserve">same mix design, printed across laboratories with different equipment and process parameters, produced</w:t>
-      </w:r>
-      <w:r>
-        <w:t xml:space="preserve"> </w:t>
-      </w:r>
-      <w:r>
-        <w:t xml:space="preserve">inter-laboratory variability substantially larger than cast-concrete round-robins, driven primarily by</w:t>
-      </w:r>
-      <w:r>
-        <w:t xml:space="preserve"> </w:t>
-      </w:r>
-      <w:r>
-        <w:t xml:space="preserve">process differences — exactly the variables single-predictor models ignore. The worked demonstration in</w:t>
-      </w:r>
-      <w:r>
-        <w:t xml:space="preserve"> </w:t>
-      </w:r>
-      <w:r>
-        <w:t xml:space="preserve">§6 (Figure 5) shows this directly: the same mortar is 32–55 % weaker loaded along the print layers than</w:t>
-      </w:r>
-      <w:r>
-        <w:t xml:space="preserve"> </w:t>
-      </w:r>
-      <w:r>
-        <w:t xml:space="preserve">cast, consistently across three laboratories.</w:t>
-      </w:r>
-    </w:p>
-    <w:p>
-      <w:pPr>
-        <w:pStyle w:val="BodyText"/>
-      </w:pPr>
-      <w:r>
-        <w:t xml:space="preserve">This is an</w:t>
-      </w:r>
-      <w:r>
-        <w:t xml:space="preserve"> </w:t>
-      </w:r>
-      <w:r>
-        <w:rPr>
-          <w:i/>
-          <w:iCs/>
-        </w:rPr>
-        <w:t xml:space="preserve">analytical</w:t>
-      </w:r>
-      <w:r>
-        <w:t xml:space="preserve"> </w:t>
-      </w:r>
-      <w:r>
-        <w:t xml:space="preserve">motivation, not an empirical demonstration: it shows that single-predictor models</w:t>
-      </w:r>
-      <w:r>
-        <w:t xml:space="preserve"> </w:t>
-      </w:r>
-      <w:r>
-        <w:rPr>
-          <w:i/>
-          <w:iCs/>
-        </w:rPr>
-        <w:t xml:space="preserve">cannot represent</w:t>
-      </w:r>
-      <w:r>
-        <w:t xml:space="preserve"> </w:t>
-      </w:r>
-      <w:r>
-        <w:t xml:space="preserve">3DCP’s process- and orientation-dependence, which makes multi-feature models</w:t>
-      </w:r>
-      <w:r>
-        <w:t xml:space="preserve"> </w:t>
-      </w:r>
-      <w:r>
-        <w:t xml:space="preserve">necessary, and a multi-feature model can only use features that were recorded — hence the value of a</w:t>
-      </w:r>
-      <w:r>
-        <w:t xml:space="preserve"> </w:t>
-      </w:r>
-      <w:r>
-        <w:t xml:space="preserve">comprehensive record. It does</w:t>
+        <w:t xml:space="preserve">performance and provenance</w:t>
+      </w:r>
+      <w:r>
+        <w:t xml:space="preserve"> </w:t>
+      </w:r>
+      <w:r>
+        <w:t xml:space="preserve">(mechanical and durability properties, test method,</w:t>
+      </w:r>
+      <w:r>
+        <w:t xml:space="preserve"> </w:t>
+      </w:r>
+      <w:r>
+        <w:t xml:space="preserve">specimen geometry, orientation, lab, confidence, source). Open3DCP covers much of the first, second, and</w:t>
+      </w:r>
+      <w:r>
+        <w:t xml:space="preserve"> </w:t>
+      </w:r>
+      <w:r>
+        <w:t xml:space="preserve">fourth, and a useful subset of the third (Figure 1).</w:t>
       </w:r>
       <w:r>
         <w:t xml:space="preserve"> </w:t>
@@ -4632,51 +5004,77 @@
           <w:b/>
           <w:bCs/>
         </w:rPr>
-        <w:t xml:space="preserve">not</w:t>
-      </w:r>
-      <w:r>
-        <w:t xml:space="preserve"> </w:t>
-      </w:r>
-      <w:r>
-        <w:t xml:space="preserve">establish that</w:t>
-      </w:r>
-      <w:r>
-        <w:t xml:space="preserve"> </w:t>
-      </w:r>
-      <w:r>
-        <w:rPr>
-          <w:i/>
-          <w:iCs/>
-        </w:rPr>
-        <w:t xml:space="preserve">these</w:t>
-      </w:r>
-      <w:r>
-        <w:t xml:space="preserve"> </w:t>
-      </w:r>
-      <w:r>
-        <w:t xml:space="preserve">244 columns are the necessary or sufficient</w:t>
-      </w:r>
-      <w:r>
-        <w:t xml:space="preserve"> </w:t>
-      </w:r>
-      <w:r>
-        <w:t xml:space="preserve">set; that is an empirical question the schema is built to let others answer through feature-ablation</w:t>
-      </w:r>
-      <w:r>
-        <w:t xml:space="preserve"> </w:t>
-      </w:r>
-      <w:r>
-        <w:t xml:space="preserve">studies as data coverage improves (§12). We fit no model and benchmark no predictor here.</w:t>
+        <w:t xml:space="preserve">Open3DCP is not a digital twin.</w:t>
+      </w:r>
+      <w:r>
+        <w:t xml:space="preserve"> </w:t>
+      </w:r>
+      <w:r>
+        <w:t xml:space="preserve">A digital twin,</w:t>
+      </w:r>
+      <w:r>
+        <w:t xml:space="preserve"> </w:t>
+      </w:r>
+      <w:r>
+        <w:t xml:space="preserve">as the digital-fabrication community uses the term, requires live, bidirectional coupling to the running</w:t>
+      </w:r>
+      <w:r>
+        <w:t xml:space="preserve"> </w:t>
+      </w:r>
+      <w:r>
+        <w:t xml:space="preserve">process; a static, scalar, single-row schema has none. Open3DCP is better described as a</w:t>
+      </w:r>
+      <w:r>
+        <w:t xml:space="preserve"> </w:t>
+      </w:r>
+      <w:r>
+        <w:rPr>
+          <w:i/>
+          <w:iCs/>
+        </w:rPr>
+        <w:t xml:space="preserve">structured</w:t>
+      </w:r>
+      <w:r>
+        <w:rPr>
+          <w:i/>
+          <w:iCs/>
+        </w:rPr>
+        <w:t xml:space="preserve"> </w:t>
+      </w:r>
+      <w:r>
+        <w:rPr>
+          <w:i/>
+          <w:iCs/>
+        </w:rPr>
+        <w:t xml:space="preserve">experiment record</w:t>
+      </w:r>
+      <w:r>
+        <w:t xml:space="preserve"> </w:t>
+      </w:r>
+      <w:r>
+        <w:t xml:space="preserve">— a substrate from which many aspects of published 3DCP work can be reconstructed and</w:t>
+      </w:r>
+      <w:r>
+        <w:t xml:space="preserve"> </w:t>
+      </w:r>
+      <w:r>
+        <w:t xml:space="preserve">compared, and on which future digital twins could be built. Full process twins will additionally require</w:t>
+      </w:r>
+      <w:r>
+        <w:t xml:space="preserve"> </w:t>
+      </w:r>
+      <w:r>
+        <w:t xml:space="preserve">time-series machine logs, synchronized sensor data, imaging, and richer links to raw files.</w:t>
       </w:r>
     </w:p>
     <w:bookmarkEnd w:id="31"/>
-    <w:bookmarkStart w:id="32" w:name="digital-twin-and-icme-framing"/>
+    <w:bookmarkStart w:id="32" w:name="what-we-cannot-capture-and-why"/>
     <w:p>
       <w:pPr>
         <w:pStyle w:val="Heading2"/>
       </w:pPr>
       <w:r>
-        <w:t xml:space="preserve">8. Digital twin and ICME framing</w:t>
+        <w:t xml:space="preserve">8. What we cannot capture — and why</w:t>
       </w:r>
     </w:p>
     <w:p>
@@ -4684,93 +5082,287 @@
         <w:pStyle w:val="FirstParagraph"/>
       </w:pPr>
       <w:r>
-        <w:t xml:space="preserve">A full digital twin of a 3DCP process spans at least four layers of information: a</w:t>
-      </w:r>
-      <w:r>
-        <w:t xml:space="preserve"> </w:t>
-      </w:r>
+        <w:t xml:space="preserve">This section identifies features that are physically important for 3DCP but cannot currently be measured</w:t>
+      </w:r>
+      <w:r>
+        <w:t xml:space="preserve"> </w:t>
+      </w:r>
+      <w:r>
+        <w:t xml:space="preserve">reliably. The taxonomy is intended to guide instrumentation research and future schema extensions, not to</w:t>
+      </w:r>
+      <w:r>
+        <w:t xml:space="preserve"> </w:t>
+      </w:r>
+      <w:r>
+        <w:t xml:space="preserve">claim the schema is complete.</w:t>
+      </w:r>
+    </w:p>
+    <w:p>
+      <w:pPr>
+        <w:pStyle w:val="BodyText"/>
+      </w:pPr>
       <w:r>
         <w:rPr>
           <w:b/>
           <w:bCs/>
         </w:rPr>
-        <w:t xml:space="preserve">material</w:t>
-      </w:r>
+        <w:t xml:space="preserve">8.1 Real-time process-monitoring gaps.</w:t>
+      </w:r>
+      <w:r>
+        <w:t xml:space="preserve"> </w:t>
+      </w:r>
+      <w:r>
+        <w:t xml:space="preserve">The schema stores rheology as point measurements (typically a</w:t>
+      </w:r>
+      <w:r>
+        <w:t xml:space="preserve"> </w:t>
+      </w:r>
+      <w:r>
+        <w:t xml:space="preserve">pre-print laboratory rheometer reading), but the material’s rheological state changes continuously from</w:t>
+      </w:r>
+      <w:r>
+        <w:t xml:space="preserve"> </w:t>
+      </w:r>
+      <w:r>
+        <w:t xml:space="preserve">mixer through pump, hose, and nozzle; no inline rheometer exists for cementitious materials at production</w:t>
+      </w:r>
+      <w:r>
+        <w:t xml:space="preserve"> </w:t>
+      </w:r>
+      <w:r>
+        <w:t xml:space="preserve">scale. Pump pressure is a single scalar, yet in practice it fluctuates with consistency and toolpath</w:t>
+      </w:r>
+      <w:r>
+        <w:t xml:space="preserve"> </w:t>
+      </w:r>
+      <w:r>
+        <w:t xml:space="preserve">back-pressure in ways that correlate with segregation and flow discontinuities. Nozzle standoff is a</w:t>
+      </w:r>
+      <w:r>
+        <w:t xml:space="preserve"> </w:t>
+      </w:r>
+      <w:r>
+        <w:t xml:space="preserve">nominal value that varies with robot positioning and substrate deformation. And print-head dynamics —</w:t>
+      </w:r>
+      <w:r>
+        <w:t xml:space="preserve"> </w:t>
+      </w:r>
+      <w:r>
+        <w:t xml:space="preserve">acceleration, deceleration, cornering — cause local variation in deposition rate not captured by a single</w:t>
+      </w:r>
+      <w:r>
+        <w:t xml:space="preserve"> </w:t>
+      </w:r>
+      <w:r>
+        <w:t xml:space="preserve">print-speed value.</w:t>
+      </w:r>
+    </w:p>
+    <w:p>
+      <w:pPr>
+        <w:pStyle w:val="BodyText"/>
+      </w:pPr>
       <w:r>
         <w:rPr>
           <w:b/>
           <w:bCs/>
         </w:rPr>
-        <w:t xml:space="preserve"> </w:t>
-      </w:r>
+        <w:t xml:space="preserve">8.2 In-situ material-state gaps.</w:t>
+      </w:r>
+      <w:r>
+        <w:t xml:space="preserve"> </w:t>
+      </w:r>
+      <w:r>
+        <w:t xml:space="preserve">The actual interlayer moisture at the moment of deposition is a</w:t>
+      </w:r>
+      <w:r>
+        <w:t xml:space="preserve"> </w:t>
+      </w:r>
+      <w:r>
+        <w:t xml:space="preserve">continuous field depending on ambient humidity, wind, time gap, and diffusivity; Sanjayan et al. [8]</w:t>
+      </w:r>
+      <w:r>
+        <w:t xml:space="preserve"> </w:t>
+      </w:r>
+      <w:r>
+        <w:t xml:space="preserve">showed it affects bond by 20–40 % and Moelich et al. [9] modeled it quantitatively, yet no standardized</w:t>
+      </w:r>
+      <w:r>
+        <w:t xml:space="preserve"> </w:t>
+      </w:r>
+      <w:r>
+        <w:t xml:space="preserve">protocol measures it in production. The degree of hydration at each interface forms a gradient across</w:t>
+      </w:r>
+      <w:r>
+        <w:t xml:space="preserve"> </w:t>
+      </w:r>
+      <w:r>
+        <w:t xml:space="preserve">layers, but the schema stores a single destructively-measured value. Fiber-orientation distribution</w:t>
+      </w:r>
+      <w:r>
+        <w:t xml:space="preserve"> </w:t>
+      </w:r>
+      <w:r>
+        <w:t xml:space="preserve">critically affects directional strength but can only be measured destructively by micro-CT after</w:t>
+      </w:r>
+      <w:r>
+        <w:t xml:space="preserve"> </w:t>
+      </w:r>
+      <w:r>
+        <w:t xml:space="preserve">hardening. Aggregate packing within the filament and the internal temperature field during exothermic</w:t>
+      </w:r>
+      <w:r>
+        <w:t xml:space="preserve"> </w:t>
+      </w:r>
+      <w:r>
+        <w:t xml:space="preserve">curing are likewise not measurable in-situ.</w:t>
+      </w:r>
+    </w:p>
+    <w:p>
+      <w:pPr>
+        <w:pStyle w:val="BodyText"/>
+      </w:pPr>
       <w:r>
         <w:rPr>
           <w:b/>
           <w:bCs/>
         </w:rPr>
-        <w:t xml:space="preserve">definition</w:t>
-      </w:r>
-      <w:r>
-        <w:t xml:space="preserve"> </w:t>
-      </w:r>
-      <w:r>
-        <w:t xml:space="preserve">(composition, product identity, particle characteristics, water/admixture basis, fiber</w:t>
-      </w:r>
-      <w:r>
-        <w:t xml:space="preserve"> </w:t>
-      </w:r>
-      <w:r>
-        <w:t xml:space="preserve">geometry); a</w:t>
-      </w:r>
-      <w:r>
-        <w:t xml:space="preserve"> </w:t>
-      </w:r>
+        <w:t xml:space="preserve">8.3 Characterization-protocol gaps.</w:t>
+      </w:r>
+      <w:r>
+        <w:t xml:space="preserve"> </w:t>
+      </w:r>
+      <w:r>
+        <w:t xml:space="preserve">Interlayer void fraction requires destructive cross-sectional</w:t>
+      </w:r>
+      <w:r>
+        <w:t xml:space="preserve"> </w:t>
+      </w:r>
+      <w:r>
+        <w:t xml:space="preserve">imaging with no standardized analysis; surface roughness at layer interfaces has no standard protocol for</w:t>
+      </w:r>
+      <w:r>
+        <w:t xml:space="preserve"> </w:t>
+      </w:r>
+      <w:r>
+        <w:t xml:space="preserve">3DCP; and ambient conditions reported as room averages may differ from the point of deposition in</w:t>
+      </w:r>
+      <w:r>
+        <w:t xml:space="preserve"> </w:t>
+      </w:r>
+      <w:r>
+        <w:t xml:space="preserve">large-scale or outdoor printing.</w:t>
+      </w:r>
+    </w:p>
+    <w:p>
+      <w:pPr>
+        <w:pStyle w:val="BodyText"/>
+      </w:pPr>
       <w:r>
         <w:rPr>
           <w:b/>
           <w:bCs/>
         </w:rPr>
-        <w:t xml:space="preserve">process definition</w:t>
-      </w:r>
-      <w:r>
-        <w:t xml:space="preserve"> </w:t>
-      </w:r>
-      <w:r>
-        <w:t xml:space="preserve">(mixing, pumping, nozzle geometry, motion, extrusion rate, layer</w:t>
-      </w:r>
-      <w:r>
-        <w:t xml:space="preserve"> </w:t>
-      </w:r>
-      <w:r>
-        <w:t xml:space="preserve">schedule, environment, curing);</w:t>
-      </w:r>
-      <w:r>
-        <w:t xml:space="preserve"> </w:t>
-      </w:r>
+        <w:t xml:space="preserve">8.4 Process inputs not yet captured.</w:t>
+      </w:r>
+      <w:r>
+        <w:t xml:space="preserve"> </w:t>
+      </w:r>
+      <w:r>
+        <w:t xml:space="preserve">Beyond the real-time signals above, several extrusion-process</w:t>
+      </w:r>
+      <w:r>
+        <w:t xml:space="preserve"> </w:t>
+      </w:r>
+      <w:r>
+        <w:rPr>
+          <w:i/>
+          <w:iCs/>
+        </w:rPr>
+        <w:t xml:space="preserve">inputs</w:t>
+      </w:r>
+      <w:r>
+        <w:t xml:space="preserve"> </w:t>
+      </w:r>
+      <w:r>
+        <w:t xml:space="preserve">an operator sets are not yet schema columns: in-line accelerator dosing (set-on-demand),</w:t>
+      </w:r>
+      <w:r>
+        <w:t xml:space="preserve"> </w:t>
+      </w:r>
+      <w:r>
+        <w:t xml:space="preserve">colorant / pigment dosing, print-head auger / screw extruder speed (distinct from the bulk-mixer speed</w:t>
+      </w:r>
+      <w:r>
+        <w:t xml:space="preserve"> </w:t>
+      </w:r>
+      <w:r>
+        <w:t xml:space="preserve">the schema records), and vibratory-assist or compaction modules — alongside nozzle standoff, print</w:t>
+      </w:r>
+      <w:r>
+        <w:t xml:space="preserve"> </w:t>
+      </w:r>
+      <w:r>
+        <w:t xml:space="preserve">acceleration / jerk, surface dehydration of the resting layer (the dominant interlayer-bond control), and</w:t>
+      </w:r>
+      <w:r>
+        <w:t xml:space="preserve"> </w:t>
+      </w:r>
+      <w:r>
+        <w:t xml:space="preserve">material age at deposition (Figure 3, annex). These are an explicit future-work agenda; the schema</w:t>
+      </w:r>
+      <w:r>
+        <w:t xml:space="preserve"> </w:t>
+      </w:r>
+      <w:r>
+        <w:t xml:space="preserve">extends additively as they are specified.</w:t>
+      </w:r>
+    </w:p>
+    <w:p>
+      <w:pPr>
+        <w:pStyle w:val="BodyText"/>
+      </w:pPr>
       <w:r>
         <w:rPr>
           <w:b/>
           <w:bCs/>
         </w:rPr>
-        <w:t xml:space="preserve">state and structure</w:t>
-      </w:r>
-      <w:r>
-        <w:t xml:space="preserve"> </w:t>
-      </w:r>
-      <w:r>
-        <w:t xml:space="preserve">(fresh rheology, thixotropic recovery,</w:t>
-      </w:r>
-      <w:r>
-        <w:t xml:space="preserve"> </w:t>
-      </w:r>
-      <w:r>
-        <w:t xml:space="preserve">interlayer surface condition, porosity, moisture, temperature, hydration, fiber orientation,</w:t>
-      </w:r>
-      <w:r>
-        <w:t xml:space="preserve"> </w:t>
-      </w:r>
-      <w:r>
-        <w:t xml:space="preserve">microstructure); and</w:t>
+        <w:t xml:space="preserve">8.5 The digital-twin horizon.</w:t>
+      </w:r>
+      <w:r>
+        <w:t xml:space="preserve"> </w:t>
+      </w:r>
+      <w:r>
+        <w:t xml:space="preserve">A complete twin would require on the order of 300+ parameters,</w:t>
+      </w:r>
+      <w:r>
+        <w:t xml:space="preserve"> </w:t>
+      </w:r>
+      <w:r>
+        <w:t xml:space="preserve">including time-series data that cannot be represented as scalar columns. Open3DCP captures the formulation, process, and performance layers of a record well, plus a useful part</w:t>
+      </w:r>
+      <w:r>
+        <w:t xml:space="preserve"> </w:t>
+      </w:r>
+      <w:r>
+        <w:t xml:space="preserve">of the in-situ state layer; the largest remaining gap is the real-time process data that current hardware</w:t>
+      </w:r>
+      <w:r>
+        <w:t xml:space="preserve"> </w:t>
+      </w:r>
+      <w:r>
+        <w:t xml:space="preserve">does not routinely capture. As sensor technology improves — inline rheometers, thermal imaging tied to print-head motion,</w:t>
+      </w:r>
+      <w:r>
+        <w:t xml:space="preserve"> </w:t>
+      </w:r>
+      <w:r>
+        <w:t xml:space="preserve">machine vision for filament geometry — the flat schema can extend additively without breaking existing</w:t>
+      </w:r>
+      <w:r>
+        <w:t xml:space="preserve"> </w:t>
+      </w:r>
+      <w:r>
+        <w:t xml:space="preserve">queries. The gap analysis is not a criticism of the schema’s completeness:</w:t>
       </w:r>
       <w:r>
         <w:t xml:space="preserve"> </w:t>
@@ -4780,547 +5372,159 @@
           <w:b/>
           <w:bCs/>
         </w:rPr>
-        <w:t xml:space="preserve">performance and provenance</w:t>
-      </w:r>
-      <w:r>
-        <w:t xml:space="preserve"> </w:t>
-      </w:r>
-      <w:r>
-        <w:t xml:space="preserve">(mechanical and durability properties, test method,</w:t>
-      </w:r>
-      <w:r>
-        <w:t xml:space="preserve"> </w:t>
-      </w:r>
-      <w:r>
-        <w:t xml:space="preserve">specimen geometry, orientation, lab, confidence, source). Open3DCP covers much of the first, second, and</w:t>
-      </w:r>
-      <w:r>
-        <w:t xml:space="preserve"> </w:t>
-      </w:r>
-      <w:r>
-        <w:t xml:space="preserve">fourth, and a useful subset of the third (Figure 1).</w:t>
-      </w:r>
-      <w:r>
-        <w:t xml:space="preserve"> </w:t>
+        <w:t xml:space="preserve">the features we</w:t>
       </w:r>
       <w:r>
         <w:rPr>
           <w:b/>
           <w:bCs/>
         </w:rPr>
-        <w:t xml:space="preserve">Open3DCP is not a digital twin.</w:t>
-      </w:r>
-      <w:r>
-        <w:t xml:space="preserve"> </w:t>
-      </w:r>
-      <w:r>
-        <w:t xml:space="preserve">A digital twin,</w:t>
-      </w:r>
-      <w:r>
-        <w:t xml:space="preserve"> </w:t>
-      </w:r>
-      <w:r>
-        <w:t xml:space="preserve">as the digital-fabrication community uses the term, requires live, bidirectional coupling to the running</w:t>
-      </w:r>
-      <w:r>
-        <w:t xml:space="preserve"> </w:t>
-      </w:r>
-      <w:r>
-        <w:t xml:space="preserve">process; a static, scalar, single-row schema has none. Open3DCP is better described as a</w:t>
-      </w:r>
-      <w:r>
-        <w:t xml:space="preserve"> </w:t>
-      </w:r>
-      <w:r>
-        <w:rPr>
-          <w:i/>
-          <w:iCs/>
-        </w:rPr>
-        <w:t xml:space="preserve">structured</w:t>
-      </w:r>
-      <w:r>
-        <w:rPr>
-          <w:i/>
-          <w:iCs/>
-        </w:rPr>
-        <w:t xml:space="preserve"> </w:t>
-      </w:r>
-      <w:r>
-        <w:rPr>
-          <w:i/>
-          <w:iCs/>
-        </w:rPr>
-        <w:t xml:space="preserve">experiment record</w:t>
-      </w:r>
-      <w:r>
-        <w:t xml:space="preserve"> </w:t>
-      </w:r>
-      <w:r>
-        <w:t xml:space="preserve">— a substrate from which many aspects of published 3DCP work can be reconstructed and</w:t>
-      </w:r>
-      <w:r>
-        <w:t xml:space="preserve"> </w:t>
-      </w:r>
-      <w:r>
-        <w:t xml:space="preserve">compared, and on which future digital twins could be built. Full process twins will additionally require</w:t>
-      </w:r>
-      <w:r>
-        <w:t xml:space="preserve"> </w:t>
-      </w:r>
-      <w:r>
-        <w:t xml:space="preserve">time-series machine logs, synchronized sensor data, imaging, and richer links to raw files.</w:t>
-      </w:r>
-    </w:p>
-    <w:bookmarkEnd w:id="32"/>
-    <w:bookmarkStart w:id="33" w:name="what-we-cannot-capture-and-why"/>
-    <w:p>
-      <w:pPr>
-        <w:pStyle w:val="Heading2"/>
-      </w:pPr>
-      <w:r>
-        <w:t xml:space="preserve">9. What we cannot capture — and why</w:t>
-      </w:r>
-    </w:p>
-    <w:p>
-      <w:pPr>
-        <w:pStyle w:val="FirstParagraph"/>
-      </w:pPr>
-      <w:r>
-        <w:t xml:space="preserve">This section identifies features that are physically important for 3DCP but cannot currently be measured</w:t>
-      </w:r>
-      <w:r>
-        <w:t xml:space="preserve"> </w:t>
-      </w:r>
-      <w:r>
-        <w:t xml:space="preserve">reliably. The taxonomy is intended to guide instrumentation research and future schema extensions, not to</w:t>
-      </w:r>
-      <w:r>
-        <w:t xml:space="preserve"> </w:t>
-      </w:r>
-      <w:r>
-        <w:t xml:space="preserve">claim the schema is complete.</w:t>
-      </w:r>
-    </w:p>
-    <w:p>
-      <w:pPr>
-        <w:pStyle w:val="BodyText"/>
-      </w:pPr>
+        <w:t xml:space="preserve"> </w:t>
+      </w:r>
       <w:r>
         <w:rPr>
           <w:b/>
           <w:bCs/>
         </w:rPr>
-        <w:t xml:space="preserve">9.1 Real-time process-monitoring gaps.</w:t>
-      </w:r>
-      <w:r>
-        <w:t xml:space="preserve"> </w:t>
-      </w:r>
-      <w:r>
-        <w:t xml:space="preserve">The schema stores rheology as point measurements (typically a</w:t>
-      </w:r>
-      <w:r>
-        <w:t xml:space="preserve"> </w:t>
-      </w:r>
-      <w:r>
-        <w:t xml:space="preserve">pre-print laboratory rheometer reading), but the material’s rheological state changes continuously from</w:t>
-      </w:r>
-      <w:r>
-        <w:t xml:space="preserve"> </w:t>
-      </w:r>
-      <w:r>
-        <w:t xml:space="preserve">mixer through pump, hose, and nozzle; no inline rheometer exists for cementitious materials at production</w:t>
-      </w:r>
-      <w:r>
-        <w:t xml:space="preserve"> </w:t>
-      </w:r>
-      <w:r>
-        <w:t xml:space="preserve">scale. Pump pressure is a single scalar, yet in practice it fluctuates with consistency and toolpath</w:t>
-      </w:r>
-      <w:r>
-        <w:t xml:space="preserve"> </w:t>
-      </w:r>
-      <w:r>
-        <w:t xml:space="preserve">back-pressure in ways that correlate with segregation and flow discontinuities. Nozzle standoff is a</w:t>
-      </w:r>
-      <w:r>
-        <w:t xml:space="preserve"> </w:t>
-      </w:r>
-      <w:r>
-        <w:t xml:space="preserve">nominal value that varies with robot positioning and substrate deformation. And print-head dynamics —</w:t>
-      </w:r>
-      <w:r>
-        <w:t xml:space="preserve"> </w:t>
-      </w:r>
-      <w:r>
-        <w:t xml:space="preserve">acceleration, deceleration, cornering — cause local variation in deposition rate not captured by a single</w:t>
-      </w:r>
-      <w:r>
-        <w:t xml:space="preserve"> </w:t>
-      </w:r>
-      <w:r>
-        <w:t xml:space="preserve">print-speed value.</w:t>
-      </w:r>
-    </w:p>
-    <w:p>
-      <w:pPr>
-        <w:pStyle w:val="BodyText"/>
-      </w:pPr>
+        <w:t xml:space="preserve">cannot measure today are, in many cases, the features that most limit a complete characterization of the</w:t>
+      </w:r>
       <w:r>
         <w:rPr>
           <w:b/>
           <w:bCs/>
         </w:rPr>
-        <w:t xml:space="preserve">9.2 In-situ material-state gaps.</w:t>
-      </w:r>
-      <w:r>
-        <w:t xml:space="preserve"> </w:t>
-      </w:r>
-      <w:r>
-        <w:t xml:space="preserve">The actual interlayer moisture at the moment of deposition is a</w:t>
-      </w:r>
-      <w:r>
-        <w:t xml:space="preserve"> </w:t>
-      </w:r>
-      <w:r>
-        <w:t xml:space="preserve">continuous field depending on ambient humidity, wind, time gap, and diffusivity; Sanjayan et al. [8]</w:t>
-      </w:r>
-      <w:r>
-        <w:t xml:space="preserve"> </w:t>
-      </w:r>
-      <w:r>
-        <w:t xml:space="preserve">showed it affects bond by 20–40 % and Moelich et al. [9] modeled it quantitatively, yet no standardized</w:t>
-      </w:r>
-      <w:r>
-        <w:t xml:space="preserve"> </w:t>
-      </w:r>
-      <w:r>
-        <w:t xml:space="preserve">protocol measures it in production. The degree of hydration at each interface forms a gradient across</w:t>
-      </w:r>
-      <w:r>
-        <w:t xml:space="preserve"> </w:t>
-      </w:r>
-      <w:r>
-        <w:t xml:space="preserve">layers, but the schema stores a single destructively-measured value. Fiber-orientation distribution</w:t>
-      </w:r>
-      <w:r>
-        <w:t xml:space="preserve"> </w:t>
-      </w:r>
-      <w:r>
-        <w:t xml:space="preserve">critically affects directional strength but can only be measured destructively by micro-CT after</w:t>
-      </w:r>
-      <w:r>
-        <w:t xml:space="preserve"> </w:t>
-      </w:r>
-      <w:r>
-        <w:t xml:space="preserve">hardening. Aggregate packing within the filament and the internal temperature field during exothermic</w:t>
-      </w:r>
-      <w:r>
-        <w:t xml:space="preserve"> </w:t>
-      </w:r>
-      <w:r>
-        <w:t xml:space="preserve">curing are likewise not measurable in-situ.</w:t>
-      </w:r>
-    </w:p>
-    <w:p>
-      <w:pPr>
-        <w:pStyle w:val="BodyText"/>
-      </w:pPr>
+        <w:t xml:space="preserve"> </w:t>
+      </w:r>
       <w:r>
         <w:rPr>
           <w:b/>
           <w:bCs/>
         </w:rPr>
-        <w:t xml:space="preserve">9.3 Characterization-protocol gaps.</w:t>
-      </w:r>
-      <w:r>
-        <w:t xml:space="preserve"> </w:t>
-      </w:r>
-      <w:r>
-        <w:t xml:space="preserve">Interlayer void fraction requires destructive cross-sectional</w:t>
-      </w:r>
-      <w:r>
-        <w:t xml:space="preserve"> </w:t>
-      </w:r>
-      <w:r>
-        <w:t xml:space="preserve">imaging with no standardized analysis; surface roughness at layer interfaces has no standard protocol for</w:t>
-      </w:r>
-      <w:r>
-        <w:t xml:space="preserve"> </w:t>
-      </w:r>
-      <w:r>
-        <w:t xml:space="preserve">3DCP; and ambient conditions reported as room averages may differ from the point of deposition in</w:t>
-      </w:r>
-      <w:r>
-        <w:t xml:space="preserve"> </w:t>
-      </w:r>
-      <w:r>
-        <w:t xml:space="preserve">large-scale or outdoor printing.</w:t>
-      </w:r>
-    </w:p>
-    <w:p>
-      <w:pPr>
-        <w:pStyle w:val="BodyText"/>
-      </w:pPr>
+        <w:t xml:space="preserve">printed material</w:t>
+      </w:r>
+      <w:r>
+        <w:t xml:space="preserve">, and closing these gaps requires instrumentation, not schema design.</w:t>
+      </w:r>
+    </w:p>
+    <w:bookmarkEnd w:id="32"/>
+    <w:bookmarkStart w:id="36" w:name="adoption-path-and-community"/>
+    <w:p>
+      <w:pPr>
+        <w:pStyle w:val="Heading2"/>
+      </w:pPr>
+      <w:r>
+        <w:t xml:space="preserve">9. Adoption path and community</w:t>
+      </w:r>
+    </w:p>
+    <w:p>
+      <w:pPr>
+        <w:pStyle w:val="FirstParagraph"/>
+      </w:pPr>
+      <w:r>
+        <w:t xml:space="preserve">Adoption does not require populating every column — null columns are ignored during analysis. A</w:t>
+      </w:r>
+      <w:r>
+        <w:t xml:space="preserve"> </w:t>
+      </w:r>
+      <w:r>
+        <w:t xml:space="preserve">laboratory can adopt the schema by (1) mapping local column names to canonical Open3DCP names; (2)</w:t>
+      </w:r>
+      <w:r>
+        <w:t xml:space="preserve"> </w:t>
+      </w:r>
+      <w:r>
+        <w:t xml:space="preserve">recording material quantities with the source basis preserved (</w:t>
+      </w:r>
+      <w:r>
+        <w:rPr>
+          <w:rStyle w:val="VerbatimChar"/>
+        </w:rPr>
+        <w:t xml:space="preserve">original_basis</w:t>
+      </w:r>
+      <w:r>
+        <w:t xml:space="preserve">) so kg/m³ ↔ mass-percent</w:t>
+      </w:r>
+      <w:r>
+        <w:t xml:space="preserve"> </w:t>
+      </w:r>
+      <w:r>
+        <w:t xml:space="preserve">remains exact; (3) preserving missing values as</w:t>
+      </w:r>
+      <w:r>
+        <w:t xml:space="preserve"> </w:t>
+      </w:r>
+      <w:r>
+        <w:rPr>
+          <w:rStyle w:val="VerbatimChar"/>
+        </w:rPr>
+        <w:t xml:space="preserve">NULL</w:t>
+      </w:r>
+      <w:r>
+        <w:t xml:space="preserve"> </w:t>
+      </w:r>
+      <w:r>
+        <w:t xml:space="preserve">and using</w:t>
+      </w:r>
+      <w:r>
+        <w:t xml:space="preserve"> </w:t>
+      </w:r>
+      <w:r>
+        <w:rPr>
+          <w:rStyle w:val="VerbatimChar"/>
+        </w:rPr>
+        <w:t xml:space="preserve">0</w:t>
+      </w:r>
+      <w:r>
+        <w:t xml:space="preserve"> </w:t>
+      </w:r>
+      <w:r>
+        <w:t xml:space="preserve">only for explicit zeros; (4) filling</w:t>
+      </w:r>
+      <w:r>
+        <w:t xml:space="preserve"> </w:t>
+      </w:r>
+      <w:r>
+        <w:t xml:space="preserve">provenance fields before analysis fields; (5) recording test method, specimen geometry, age, and</w:t>
+      </w:r>
+      <w:r>
+        <w:t xml:space="preserve"> </w:t>
+      </w:r>
+      <w:r>
+        <w:t xml:space="preserve">orientation for every mechanical result; (6) depositing the dataset in a public repository when rights</w:t>
+      </w:r>
+      <w:r>
+        <w:t xml:space="preserve"> </w:t>
+      </w:r>
+      <w:r>
+        <w:t xml:space="preserve">allow; and (7) citing the schema and the original test methods. The flat schema is database-agnostic</w:t>
+      </w:r>
+      <w:r>
+        <w:t xml:space="preserve"> </w:t>
+      </w:r>
+      <w:r>
+        <w:t xml:space="preserve">(PostgreSQL, SQLite, CSV, Parquet, pandas/polars/R) and pairs naturally with standard ML libraries for an</w:t>
+      </w:r>
+      <w:r>
+        <w:t xml:space="preserve"> </w:t>
+      </w:r>
+      <w:r>
+        <w:t xml:space="preserve">end-to-end, open-source pipeline. By design it is</w:t>
+      </w:r>
+      <w:r>
+        <w:t xml:space="preserve"> </w:t>
+      </w:r>
       <w:r>
         <w:rPr>
           <w:b/>
           <w:bCs/>
         </w:rPr>
-        <w:t xml:space="preserve">9.4 Process inputs not yet captured.</w:t>
-      </w:r>
-      <w:r>
-        <w:t xml:space="preserve"> </w:t>
-      </w:r>
-      <w:r>
-        <w:t xml:space="preserve">Beyond the real-time signals above, several extrusion-process</w:t>
-      </w:r>
-      <w:r>
-        <w:t xml:space="preserve"> </w:t>
-      </w:r>
-      <w:r>
-        <w:rPr>
-          <w:i/>
-          <w:iCs/>
-        </w:rPr>
-        <w:t xml:space="preserve">inputs</w:t>
-      </w:r>
-      <w:r>
-        <w:t xml:space="preserve"> </w:t>
-      </w:r>
-      <w:r>
-        <w:t xml:space="preserve">an operator sets are not yet schema columns: in-line accelerator dosing (set-on-demand),</w:t>
-      </w:r>
-      <w:r>
-        <w:t xml:space="preserve"> </w:t>
-      </w:r>
-      <w:r>
-        <w:t xml:space="preserve">colorant / pigment dosing, print-head auger / screw extruder speed (distinct from the bulk-mixer speed</w:t>
-      </w:r>
-      <w:r>
-        <w:t xml:space="preserve"> </w:t>
-      </w:r>
-      <w:r>
-        <w:t xml:space="preserve">the schema records), and vibratory-assist or compaction modules — alongside nozzle standoff, print</w:t>
-      </w:r>
-      <w:r>
-        <w:t xml:space="preserve"> </w:t>
-      </w:r>
-      <w:r>
-        <w:t xml:space="preserve">acceleration / jerk, surface dehydration of the resting layer (the dominant interlayer-bond control), and</w:t>
-      </w:r>
-      <w:r>
-        <w:t xml:space="preserve"> </w:t>
-      </w:r>
-      <w:r>
-        <w:t xml:space="preserve">material age at deposition (Figure 3, annex). These are an explicit future-work agenda; the schema</w:t>
-      </w:r>
-      <w:r>
-        <w:t xml:space="preserve"> </w:t>
-      </w:r>
-      <w:r>
-        <w:t xml:space="preserve">extends additively as they are specified.</w:t>
-      </w:r>
-    </w:p>
-    <w:p>
-      <w:pPr>
-        <w:pStyle w:val="BodyText"/>
-      </w:pPr>
-      <w:r>
-        <w:rPr>
-          <w:b/>
-          <w:bCs/>
-        </w:rPr>
-        <w:t xml:space="preserve">9.5 The digital-twin horizon.</w:t>
-      </w:r>
-      <w:r>
-        <w:t xml:space="preserve"> </w:t>
-      </w:r>
-      <w:r>
-        <w:t xml:space="preserve">A complete twin would require on the order of 300+ parameters,</w:t>
-      </w:r>
-      <w:r>
-        <w:t xml:space="preserve"> </w:t>
-      </w:r>
-      <w:r>
-        <w:t xml:space="preserve">including time-series data that cannot be represented as scalar columns. Open3DCP captures the formulation, process, and performance layers of a record well, plus a useful part</w:t>
-      </w:r>
-      <w:r>
-        <w:t xml:space="preserve"> </w:t>
-      </w:r>
-      <w:r>
-        <w:t xml:space="preserve">of the in-situ state layer; the largest remaining gap is the real-time process data that current hardware</w:t>
-      </w:r>
-      <w:r>
-        <w:t xml:space="preserve"> </w:t>
-      </w:r>
-      <w:r>
-        <w:t xml:space="preserve">does not routinely capture. As sensor technology improves — inline rheometers, thermal imaging tied to print-head motion,</w:t>
-      </w:r>
-      <w:r>
-        <w:t xml:space="preserve"> </w:t>
-      </w:r>
-      <w:r>
-        <w:t xml:space="preserve">machine vision for filament geometry — the flat schema can extend additively without breaking existing</w:t>
-      </w:r>
-      <w:r>
-        <w:t xml:space="preserve"> </w:t>
-      </w:r>
-      <w:r>
-        <w:t xml:space="preserve">queries or models. The gap analysis is not a criticism of the schema’s completeness:</w:t>
-      </w:r>
-      <w:r>
-        <w:t xml:space="preserve"> </w:t>
-      </w:r>
-      <w:r>
-        <w:rPr>
-          <w:b/>
-          <w:bCs/>
-        </w:rPr>
-        <w:t xml:space="preserve">the features we</w:t>
-      </w:r>
-      <w:r>
-        <w:rPr>
-          <w:b/>
-          <w:bCs/>
-        </w:rPr>
-        <w:t xml:space="preserve"> </w:t>
-      </w:r>
-      <w:r>
-        <w:rPr>
-          <w:b/>
-          <w:bCs/>
-        </w:rPr>
-        <w:t xml:space="preserve">cannot measure today are, in many cases, the features that would most improve predictive models</w:t>
-      </w:r>
-      <w:r>
-        <w:t xml:space="preserve">, and</w:t>
-      </w:r>
-      <w:r>
-        <w:t xml:space="preserve"> </w:t>
-      </w:r>
-      <w:r>
-        <w:t xml:space="preserve">closing these gaps requires instrumentation, not schema design.</w:t>
-      </w:r>
-    </w:p>
-    <w:bookmarkEnd w:id="33"/>
-    <w:bookmarkStart w:id="37" w:name="adoption-path-and-community"/>
-    <w:p>
-      <w:pPr>
-        <w:pStyle w:val="Heading2"/>
-      </w:pPr>
-      <w:r>
-        <w:t xml:space="preserve">10. Adoption path and community</w:t>
-      </w:r>
-    </w:p>
-    <w:p>
-      <w:pPr>
-        <w:pStyle w:val="FirstParagraph"/>
-      </w:pPr>
-      <w:r>
-        <w:t xml:space="preserve">Adoption does not require populating every column — null columns are ignored during analysis. A</w:t>
-      </w:r>
-      <w:r>
-        <w:t xml:space="preserve"> </w:t>
-      </w:r>
-      <w:r>
-        <w:t xml:space="preserve">laboratory can adopt the schema by (1) mapping local column names to canonical Open3DCP names; (2)</w:t>
-      </w:r>
-      <w:r>
-        <w:t xml:space="preserve"> </w:t>
-      </w:r>
-      <w:r>
-        <w:t xml:space="preserve">recording material quantities with the source basis preserved (</w:t>
-      </w:r>
-      <w:r>
-        <w:rPr>
-          <w:rStyle w:val="VerbatimChar"/>
-        </w:rPr>
-        <w:t xml:space="preserve">original_basis</w:t>
-      </w:r>
-      <w:r>
-        <w:t xml:space="preserve">) so kg/m³ ↔ mass-percent</w:t>
-      </w:r>
-      <w:r>
-        <w:t xml:space="preserve"> </w:t>
-      </w:r>
-      <w:r>
-        <w:t xml:space="preserve">remains exact; (3) preserving missing values as</w:t>
-      </w:r>
-      <w:r>
-        <w:t xml:space="preserve"> </w:t>
-      </w:r>
-      <w:r>
-        <w:rPr>
-          <w:rStyle w:val="VerbatimChar"/>
-        </w:rPr>
-        <w:t xml:space="preserve">NULL</w:t>
-      </w:r>
-      <w:r>
-        <w:t xml:space="preserve"> </w:t>
-      </w:r>
-      <w:r>
-        <w:t xml:space="preserve">and using</w:t>
-      </w:r>
-      <w:r>
-        <w:t xml:space="preserve"> </w:t>
-      </w:r>
-      <w:r>
-        <w:rPr>
-          <w:rStyle w:val="VerbatimChar"/>
-        </w:rPr>
-        <w:t xml:space="preserve">0</w:t>
-      </w:r>
-      <w:r>
-        <w:t xml:space="preserve"> </w:t>
-      </w:r>
-      <w:r>
-        <w:t xml:space="preserve">only for explicit zeros; (4) filling</w:t>
-      </w:r>
-      <w:r>
-        <w:t xml:space="preserve"> </w:t>
-      </w:r>
-      <w:r>
-        <w:t xml:space="preserve">provenance fields before analysis fields; (5) recording test method, specimen geometry, age, and</w:t>
-      </w:r>
-      <w:r>
-        <w:t xml:space="preserve"> </w:t>
-      </w:r>
-      <w:r>
-        <w:t xml:space="preserve">orientation for every mechanical result; (6) depositing the dataset in a public repository when rights</w:t>
-      </w:r>
-      <w:r>
-        <w:t xml:space="preserve"> </w:t>
-      </w:r>
-      <w:r>
-        <w:t xml:space="preserve">allow; and (7) citing the schema and the original test methods. The flat schema is database-agnostic</w:t>
-      </w:r>
-      <w:r>
-        <w:t xml:space="preserve"> </w:t>
-      </w:r>
-      <w:r>
-        <w:t xml:space="preserve">(PostgreSQL, SQLite, CSV, Parquet, pandas/polars/R) and pairs naturally with standard ML libraries for an</w:t>
-      </w:r>
-      <w:r>
-        <w:t xml:space="preserve"> </w:t>
-      </w:r>
-      <w:r>
-        <w:t xml:space="preserve">end-to-end, open-source pipeline. By design it is</w:t>
-      </w:r>
-      <w:r>
-        <w:t xml:space="preserve"> </w:t>
-      </w:r>
-      <w:r>
-        <w:rPr>
-          <w:b/>
-          <w:bCs/>
-        </w:rPr>
         <w:t xml:space="preserve">FAIR-aligned</w:t>
       </w:r>
       <w:r>
         <w:t xml:space="preserve"> </w:t>
       </w:r>
       <w:r>
-        <w:t xml:space="preserve">[21]: every record carries a DOI or</w:t>
+        <w:t xml:space="preserve">[18]: every record carries a DOI or</w:t>
       </w:r>
       <w:r>
         <w:t xml:space="preserve"> </w:t>
@@ -5410,18 +5614,18 @@
           <wp:inline>
             <wp:extent cx="5334000" cy="4147115"/>
             <wp:effectExtent b="0" l="0" r="0" t="0"/>
-            <wp:docPr descr="Interoperability with a normalized relational concrete database. Material and test data map both ways by fidelity class (exact / lossy / categorical); the round-trip is not lossless — relational structure (geometry, reinforcement, devices, loading history) collapses to a side record, and the extrusion-3DCP block has no conventional relational counterpart." title="" id="35" name="Picture"/>
+            <wp:docPr descr="Interoperability with a normalized relational concrete database. Material and test data map both ways by fidelity class (exact / lossy / categorical); the round-trip is not lossless — relational structure (geometry, reinforcement, devices, loading history) collapses to a side record, and the extrusion-3DCP block has no conventional relational counterpart." title="" id="34" name="Picture"/>
             <a:graphic>
               <a:graphicData uri="http://schemas.openxmlformats.org/drawingml/2006/picture">
                 <pic:pic>
                   <pic:nvPicPr>
-                    <pic:cNvPr descr="figures/fig6_crosswalk.png" id="36" name="Picture"/>
+                    <pic:cNvPr descr="figures/fig6_crosswalk.png" id="35" name="Picture"/>
                     <pic:cNvPicPr>
                       <a:picLocks noChangeArrowheads="1" noChangeAspect="1"/>
                     </pic:cNvPicPr>
                   </pic:nvPicPr>
                   <pic:blipFill>
-                    <a:blip r:embed="rId34"/>
+                    <a:blip r:embed="rId33"/>
                     <a:stretch>
                       <a:fillRect/>
                     </a:stretch>
@@ -5530,17 +5734,17 @@
         <w:t xml:space="preserve"> </w:t>
       </w:r>
       <w:r>
-        <w:t xml:space="preserve">extending the RILEM TC 304-ADC database approach [17] from interlaboratory studies to routine publication.</w:t>
-      </w:r>
-    </w:p>
-    <w:bookmarkEnd w:id="37"/>
-    <w:bookmarkStart w:id="38" w:name="limitations"/>
+        <w:t xml:space="preserve">extending the RILEM TC 304-ADC database approach [14] from interlaboratory studies to routine publication.</w:t>
+      </w:r>
+    </w:p>
+    <w:bookmarkEnd w:id="36"/>
+    <w:bookmarkStart w:id="37" w:name="limitations"/>
     <w:p>
       <w:pPr>
         <w:pStyle w:val="Heading2"/>
       </w:pPr>
       <w:r>
-        <w:t xml:space="preserve">11. Limitations</w:t>
+        <w:t xml:space="preserve">10. Limitations</w:t>
       </w:r>
     </w:p>
     <w:p>
@@ -5548,403 +5752,7 @@
         <w:pStyle w:val="FirstParagraph"/>
       </w:pPr>
       <w:r>
-        <w:t xml:space="preserve">These limitations bound the claims above; §12 maps each to planned work.</w:t>
-      </w:r>
-    </w:p>
-    <w:p>
-      <w:pPr>
-        <w:pStyle w:val="Compact"/>
-        <w:numPr>
-          <w:ilvl w:val="0"/>
-          <w:numId w:val="1005"/>
-        </w:numPr>
-      </w:pPr>
-      <w:r>
-        <w:rPr>
-          <w:b/>
-          <w:bCs/>
-        </w:rPr>
-        <w:t xml:space="preserve">Coverage is a v1.7 snapshot.</w:t>
-      </w:r>
-      <w:r>
-        <w:t xml:space="preserve"> </w:t>
-      </w:r>
-      <w:r>
-        <w:t xml:space="preserve">The 244-column count and per-category figures reflect</w:t>
-      </w:r>
-      <w:r>
-        <w:t xml:space="preserve"> </w:t>
-      </w:r>
-      <w:r>
-        <w:rPr>
-          <w:rStyle w:val="VerbatimChar"/>
-        </w:rPr>
-        <w:t xml:space="preserve">sql/create_tables.sql</w:t>
-      </w:r>
-      <w:r>
-        <w:t xml:space="preserve"> </w:t>
-      </w:r>
-      <w:r>
-        <w:t xml:space="preserve">at v1.7; the schema is under active, additive development and these numbers</w:t>
-      </w:r>
-      <w:r>
-        <w:t xml:space="preserve"> </w:t>
-      </w:r>
-      <w:r>
-        <w:t xml:space="preserve">evolve. The canonical reference is always the repository.</w:t>
-      </w:r>
-    </w:p>
-    <w:p>
-      <w:pPr>
-        <w:pStyle w:val="Compact"/>
-        <w:numPr>
-          <w:ilvl w:val="0"/>
-          <w:numId w:val="1005"/>
-        </w:numPr>
-      </w:pPr>
-      <w:r>
-        <w:rPr>
-          <w:b/>
-          <w:bCs/>
-        </w:rPr>
-        <w:t xml:space="preserve">Single-maintainer governance and unquantified curation reliability.</w:t>
-      </w:r>
-      <w:r>
-        <w:t xml:space="preserve"> </w:t>
-      </w:r>
-      <w:r>
-        <w:t xml:space="preserve">The schema and its controlled</w:t>
-      </w:r>
-      <w:r>
-        <w:t xml:space="preserve"> </w:t>
-      </w:r>
-      <w:r>
-        <w:t xml:space="preserve">vocabularies are maintained by one author; column choices and any scoring conventions are an expert</w:t>
-      </w:r>
-      <w:r>
-        <w:t xml:space="preserve"> </w:t>
-      </w:r>
-      <w:r>
-        <w:t xml:space="preserve">convention, not yet ratified by a working group or calibrated against a labelled benchmark. The</w:t>
-      </w:r>
-      <w:r>
-        <w:t xml:space="preserve"> </w:t>
-      </w:r>
-      <w:r>
-        <w:t xml:space="preserve">reliability of human curation —</w:t>
-      </w:r>
-      <w:r>
-        <w:t xml:space="preserve"> </w:t>
-      </w:r>
-      <w:r>
-        <w:rPr>
-          <w:rStyle w:val="VerbatimChar"/>
-        </w:rPr>
-        <w:t xml:space="preserve">NULL</w:t>
-      </w:r>
-      <w:r>
-        <w:t xml:space="preserve">-vs-</w:t>
-      </w:r>
-      <w:r>
-        <w:rPr>
-          <w:rStyle w:val="VerbatimChar"/>
-        </w:rPr>
-        <w:t xml:space="preserve">0</w:t>
-      </w:r>
-      <w:r>
-        <w:t xml:space="preserve"> </w:t>
-      </w:r>
-      <w:r>
-        <w:t xml:space="preserve">judgements, confidence flags, basis assignment, and the</w:t>
-      </w:r>
-      <w:r>
-        <w:t xml:space="preserve"> </w:t>
-      </w:r>
-      <w:r>
-        <w:t xml:space="preserve">resolution of conflicting or duplicate source values — is likewise not yet quantified (no</w:t>
-      </w:r>
-      <w:r>
-        <w:t xml:space="preserve"> </w:t>
-      </w:r>
-      <w:r>
-        <w:t xml:space="preserve">inter-curator agreement study).</w:t>
-      </w:r>
-    </w:p>
-    <w:p>
-      <w:pPr>
-        <w:pStyle w:val="Compact"/>
-        <w:numPr>
-          <w:ilvl w:val="0"/>
-          <w:numId w:val="1005"/>
-        </w:numPr>
-      </w:pPr>
-      <w:r>
-        <w:rPr>
-          <w:b/>
-          <w:bCs/>
-        </w:rPr>
-        <w:t xml:space="preserve">The measurement-gap taxonomy is qualitative.</w:t>
-      </w:r>
-      <w:r>
-        <w:t xml:space="preserve"> </w:t>
-      </w:r>
-      <w:r>
-        <w:t xml:space="preserve">§9 names gaps and their physical importance but does</w:t>
-      </w:r>
-      <w:r>
-        <w:t xml:space="preserve"> </w:t>
-      </w:r>
-      <w:r>
-        <w:t xml:space="preserve">not quantify how much each would improve a model; that ordering awaits feature-ablation studies on</w:t>
-      </w:r>
-      <w:r>
-        <w:t xml:space="preserve"> </w:t>
-      </w:r>
-      <w:r>
-        <w:t xml:space="preserve">datasets built with the schema.</w:t>
-      </w:r>
-    </w:p>
-    <w:p>
-      <w:pPr>
-        <w:pStyle w:val="Compact"/>
-        <w:numPr>
-          <w:ilvl w:val="0"/>
-          <w:numId w:val="1005"/>
-        </w:numPr>
-      </w:pPr>
-      <w:r>
-        <w:rPr>
-          <w:b/>
-          <w:bCs/>
-        </w:rPr>
-        <w:t xml:space="preserve">Typical ranges and orientation orderings are indicative</w:t>
-      </w:r>
-      <w:r>
-        <w:t xml:space="preserve">, not gates, and not yet sourced to a fixed</w:t>
-      </w:r>
-      <w:r>
-        <w:t xml:space="preserve"> </w:t>
-      </w:r>
-      <w:r>
-        <w:t xml:space="preserve">citation set; Table 1’s strength ordering is typical, not measured here.</w:t>
-      </w:r>
-    </w:p>
-    <w:p>
-      <w:pPr>
-        <w:pStyle w:val="Compact"/>
-        <w:numPr>
-          <w:ilvl w:val="0"/>
-          <w:numId w:val="1005"/>
-        </w:numPr>
-      </w:pPr>
-      <w:r>
-        <w:rPr>
-          <w:b/>
-          <w:bCs/>
-        </w:rPr>
-        <w:t xml:space="preserve">Adoption at scale is unproven.</w:t>
-      </w:r>
-      <w:r>
-        <w:t xml:space="preserve"> </w:t>
-      </w:r>
-      <w:r>
-        <w:t xml:space="preserve">Cross-dataset interoperability is asserted by design; no large,</w:t>
-      </w:r>
-      <w:r>
-        <w:t xml:space="preserve"> </w:t>
-      </w:r>
-      <w:r>
-        <w:t xml:space="preserve">heterogeneous, multi-source corpus has yet been assembled and modeled end-to-end on the public schema.</w:t>
-      </w:r>
-    </w:p>
-    <w:p>
-      <w:pPr>
-        <w:pStyle w:val="Compact"/>
-        <w:numPr>
-          <w:ilvl w:val="0"/>
-          <w:numId w:val="1005"/>
-        </w:numPr>
-      </w:pPr>
-      <w:r>
-        <w:rPr>
-          <w:b/>
-          <w:bCs/>
-        </w:rPr>
-        <w:t xml:space="preserve">The schema is not a substitute for validation.</w:t>
-      </w:r>
-      <w:r>
-        <w:t xml:space="preserve"> </w:t>
-      </w:r>
-      <w:r>
-        <w:t xml:space="preserve">It records what was done and measured; it does not</w:t>
-      </w:r>
-      <w:r>
-        <w:t xml:space="preserve"> </w:t>
-      </w:r>
-      <w:r>
-        <w:t xml:space="preserve">certify structures, validate models, or establish that a mix is printable, durable, or safe.</w:t>
-      </w:r>
-    </w:p>
-    <w:bookmarkEnd w:id="38"/>
-    <w:bookmarkStart w:id="39" w:name="future-work"/>
-    <w:p>
-      <w:pPr>
-        <w:pStyle w:val="Heading2"/>
-      </w:pPr>
-      <w:r>
-        <w:t xml:space="preserve">12. Future work</w:t>
-      </w:r>
-    </w:p>
-    <w:p>
-      <w:pPr>
-        <w:pStyle w:val="Compact"/>
-        <w:numPr>
-          <w:ilvl w:val="0"/>
-          <w:numId w:val="1006"/>
-        </w:numPr>
-      </w:pPr>
-      <w:r>
-        <w:t xml:space="preserve">Assemble and publish a</w:t>
-      </w:r>
-      <w:r>
-        <w:t xml:space="preserve"> </w:t>
-      </w:r>
-      <w:r>
-        <w:rPr>
-          <w:b/>
-          <w:bCs/>
-        </w:rPr>
-        <w:t xml:space="preserve">multi-source corpus</w:t>
-      </w:r>
-      <w:r>
-        <w:t xml:space="preserve"> </w:t>
-      </w:r>
-      <w:r>
-        <w:t xml:space="preserve">on the public schema and report cross-dataset model</w:t>
-      </w:r>
-      <w:r>
-        <w:t xml:space="preserve"> </w:t>
-      </w:r>
-      <w:r>
-        <w:t xml:space="preserve">performance and the data-coverage distribution across the CPPC categories.</w:t>
-      </w:r>
-    </w:p>
-    <w:p>
-      <w:pPr>
-        <w:pStyle w:val="Compact"/>
-        <w:numPr>
-          <w:ilvl w:val="0"/>
-          <w:numId w:val="1006"/>
-        </w:numPr>
-      </w:pPr>
-      <w:r>
-        <w:rPr>
-          <w:b/>
-          <w:bCs/>
-        </w:rPr>
-        <w:t xml:space="preserve">Validate the source-to-schema mapping</w:t>
-      </w:r>
-      <w:r>
-        <w:t xml:space="preserve"> </w:t>
-      </w:r>
-      <w:r>
-        <w:t xml:space="preserve">— tie any fidelity scoring of the mapping to a labelled</w:t>
-      </w:r>
-      <w:r>
-        <w:t xml:space="preserve"> </w:t>
-      </w:r>
-      <w:r>
-        <w:t xml:space="preserve">benchmark or a measured downstream consequence, and add a sensitivity analysis.</w:t>
-      </w:r>
-    </w:p>
-    <w:p>
-      <w:pPr>
-        <w:pStyle w:val="Compact"/>
-        <w:numPr>
-          <w:ilvl w:val="0"/>
-          <w:numId w:val="1006"/>
-        </w:numPr>
-      </w:pPr>
-      <w:r>
-        <w:rPr>
-          <w:b/>
-          <w:bCs/>
-        </w:rPr>
-        <w:t xml:space="preserve">Quantify the measurement gaps</w:t>
-      </w:r>
-      <w:r>
-        <w:t xml:space="preserve"> </w:t>
-      </w:r>
-      <w:r>
-        <w:t xml:space="preserve">of §9 through feature-ablation studies, converting the qualitative</w:t>
-      </w:r>
-      <w:r>
-        <w:t xml:space="preserve"> </w:t>
-      </w:r>
-      <w:r>
-        <w:t xml:space="preserve">taxonomy into a ranked instrumentation agenda.</w:t>
-      </w:r>
-    </w:p>
-    <w:p>
-      <w:pPr>
-        <w:pStyle w:val="Compact"/>
-        <w:numPr>
-          <w:ilvl w:val="0"/>
-          <w:numId w:val="1006"/>
-        </w:numPr>
-      </w:pPr>
-      <w:r>
-        <w:t xml:space="preserve">Move governance toward a</w:t>
-      </w:r>
-      <w:r>
-        <w:t xml:space="preserve"> </w:t>
-      </w:r>
-      <w:r>
-        <w:rPr>
-          <w:b/>
-          <w:bCs/>
-        </w:rPr>
-        <w:t xml:space="preserve">working-group / standards process</w:t>
-      </w:r>
-      <w:r>
-        <w:t xml:space="preserve"> </w:t>
-      </w:r>
-      <w:r>
-        <w:t xml:space="preserve">(with RILEM, ACI, or ASTM) so the</w:t>
-      </w:r>
-      <w:r>
-        <w:t xml:space="preserve"> </w:t>
-      </w:r>
-      <w:r>
-        <w:t xml:space="preserve">vocabulary and grade bands are community-ratified rather than single-author conventions.</w:t>
-      </w:r>
-    </w:p>
-    <w:p>
-      <w:pPr>
-        <w:pStyle w:val="Compact"/>
-        <w:numPr>
-          <w:ilvl w:val="0"/>
-          <w:numId w:val="1006"/>
-        </w:numPr>
-      </w:pPr>
-      <w:r>
-        <w:t xml:space="preserve">Extend additively as instrumentation matures (inline rheometry, thermal imaging, machine vision),</w:t>
-      </w:r>
-      <w:r>
-        <w:t xml:space="preserve"> </w:t>
-      </w:r>
-      <w:r>
-        <w:t xml:space="preserve">keeping the flat-schema backward-compatibility guarantee.</w:t>
-      </w:r>
-    </w:p>
-    <w:bookmarkEnd w:id="39"/>
-    <w:bookmarkStart w:id="40" w:name="data-and-code-availability"/>
-    <w:p>
-      <w:pPr>
-        <w:pStyle w:val="Heading2"/>
-      </w:pPr>
-      <w:r>
-        <w:t xml:space="preserve">13. Data and code availability</w:t>
+        <w:t xml:space="preserve">These limitations bound the claims above; §11 maps each to planned work.</w:t>
       </w:r>
     </w:p>
     <w:p>
@@ -5960,13 +5768,13 @@
           <w:b/>
           <w:bCs/>
         </w:rPr>
-        <w:t xml:space="preserve">Schema &amp; tooling:</w:t>
-      </w:r>
-      <w:r>
-        <w:t xml:space="preserve"> </w:t>
-      </w:r>
-      <w:r>
-        <w:t xml:space="preserve">Open3DCP v1.7 [48] —</w:t>
+        <w:t xml:space="preserve">Coverage is a v1.7 snapshot.</w:t>
+      </w:r>
+      <w:r>
+        <w:t xml:space="preserve"> </w:t>
+      </w:r>
+      <w:r>
+        <w:t xml:space="preserve">The 244-column count and per-category figures reflect</w:t>
       </w:r>
       <w:r>
         <w:t xml:space="preserve"> </w:t>
@@ -5975,127 +5783,19 @@
         <w:rPr>
           <w:rStyle w:val="VerbatimChar"/>
         </w:rPr>
-        <w:t xml:space="preserve">github.com/sunnyday-technologies/Open3DCP</w:t>
-      </w:r>
-      <w:r>
-        <w:t xml:space="preserve"> </w:t>
-      </w:r>
-      <w:r>
-        <w:t xml:space="preserve">(Apache-2.0); Zenodo</w:t>
-      </w:r>
-      <w:r>
-        <w:t xml:space="preserve"> </w:t>
-      </w:r>
-      <w:r>
-        <w:t xml:space="preserve">concept DOI</w:t>
-      </w:r>
-      <w:r>
-        <w:t xml:space="preserve"> </w:t>
-      </w:r>
-      <w:r>
-        <w:rPr>
-          <w:rStyle w:val="VerbatimChar"/>
-        </w:rPr>
-        <w:t xml:space="preserve">10.5281/zenodo.19647470</w:t>
-      </w:r>
-      <w:r>
-        <w:t xml:space="preserve"> </w:t>
-      </w:r>
-      <w:r>
-        <w:t xml:space="preserve">(always resolves to the latest version of record). The canonical</w:t>
-      </w:r>
-      <w:r>
-        <w:t xml:space="preserve"> </w:t>
-      </w:r>
-      <w:r>
-        <w:t xml:space="preserve">column list is</w:t>
-      </w:r>
-      <w:r>
-        <w:t xml:space="preserve"> </w:t>
-      </w:r>
-      <w:r>
-        <w:rPr>
-          <w:rStyle w:val="VerbatimChar"/>
-        </w:rPr>
-        <w:t xml:space="preserve">Open3DCP_SCHEMA.md</w:t>
-      </w:r>
-      <w:r>
-        <w:t xml:space="preserve"> </w:t>
-      </w:r>
-      <w:r>
-        <w:t xml:space="preserve">/</w:t>
-      </w:r>
-      <w:r>
-        <w:t xml:space="preserve"> </w:t>
-      </w:r>
-      <w:r>
-        <w:rPr>
-          <w:rStyle w:val="VerbatimChar"/>
-        </w:rPr>
         <w:t xml:space="preserve">sql/create_tables.sql</w:t>
       </w:r>
       <w:r>
-        <w:t xml:space="preserve">; companion tables include</w:t>
-      </w:r>
-      <w:r>
-        <w:t xml:space="preserve"> </w:t>
-      </w:r>
-      <w:r>
-        <w:rPr>
-          <w:rStyle w:val="VerbatimChar"/>
-        </w:rPr>
-        <w:t xml:space="preserve">strength_measurements</w:t>
-      </w:r>
-      <w:r>
-        <w:t xml:space="preserve">,</w:t>
-      </w:r>
-      <w:r>
-        <w:t xml:space="preserve"> </w:t>
-      </w:r>
-      <w:r>
-        <w:rPr>
-          <w:rStyle w:val="VerbatimChar"/>
-        </w:rPr>
-        <w:t xml:space="preserve">sources</w:t>
-      </w:r>
-      <w:r>
-        <w:t xml:space="preserve">,</w:t>
-      </w:r>
-      <w:r>
-        <w:t xml:space="preserve"> </w:t>
-      </w:r>
-      <w:r>
-        <w:rPr>
-          <w:rStyle w:val="VerbatimChar"/>
-        </w:rPr>
-        <w:t xml:space="preserve">test_methods</w:t>
-      </w:r>
-      <w:r>
-        <w:t xml:space="preserve">,</w:t>
-      </w:r>
-      <w:r>
-        <w:t xml:space="preserve"> </w:t>
-      </w:r>
-      <w:r>
-        <w:rPr>
-          <w:rStyle w:val="VerbatimChar"/>
-        </w:rPr>
-        <w:t xml:space="preserve">curing_regimes</w:t>
-      </w:r>
-      <w:r>
-        <w:t xml:space="preserve">, and</w:t>
-      </w:r>
-      <w:r>
-        <w:t xml:space="preserve"> </w:t>
-      </w:r>
-      <w:r>
-        <w:rPr>
-          <w:rStyle w:val="VerbatimChar"/>
-        </w:rPr>
-        <w:t xml:space="preserve">material_aliases</w:t>
-      </w:r>
-      <w:r>
-        <w:t xml:space="preserve">.</w:t>
+        <w:t xml:space="preserve"> </w:t>
+      </w:r>
+      <w:r>
+        <w:t xml:space="preserve">at v1.7; the schema is under active, additive development and these numbers</w:t>
+      </w:r>
+      <w:r>
+        <w:t xml:space="preserve"> </w:t>
+      </w:r>
+      <w:r>
+        <w:t xml:space="preserve">evolve. The canonical reference is always the repository.</w:t>
       </w:r>
     </w:p>
     <w:p>
@@ -6111,13 +5811,31 @@
           <w:b/>
           <w:bCs/>
         </w:rPr>
-        <w:t xml:space="preserve">Reproducing the figures:</w:t>
-      </w:r>
-      <w:r>
-        <w:t xml:space="preserve"> </w:t>
-      </w:r>
-      <w:r>
-        <w:t xml:space="preserve">the column counts in Figures 2 and 4 are parsed from</w:t>
+        <w:t xml:space="preserve">Single-maintainer governance and unquantified curation reliability.</w:t>
+      </w:r>
+      <w:r>
+        <w:t xml:space="preserve"> </w:t>
+      </w:r>
+      <w:r>
+        <w:t xml:space="preserve">The schema and its controlled</w:t>
+      </w:r>
+      <w:r>
+        <w:t xml:space="preserve"> </w:t>
+      </w:r>
+      <w:r>
+        <w:t xml:space="preserve">vocabularies are maintained by one author; column choices and any scoring conventions are an expert</w:t>
+      </w:r>
+      <w:r>
+        <w:t xml:space="preserve"> </w:t>
+      </w:r>
+      <w:r>
+        <w:t xml:space="preserve">convention, not yet ratified by a working group or calibrated against a labelled benchmark. The</w:t>
+      </w:r>
+      <w:r>
+        <w:t xml:space="preserve"> </w:t>
+      </w:r>
+      <w:r>
+        <w:t xml:space="preserve">reliability of human curation —</w:t>
       </w:r>
       <w:r>
         <w:t xml:space="preserve"> </w:t>
@@ -6126,16 +5844,34 @@
         <w:rPr>
           <w:rStyle w:val="VerbatimChar"/>
         </w:rPr>
-        <w:t xml:space="preserve">sql/create_tables.sql</w:t>
-      </w:r>
-      <w:r>
-        <w:t xml:space="preserve">, the schema’s single source of truth; the figures are regenerated by the</w:t>
-      </w:r>
-      <w:r>
-        <w:t xml:space="preserve"> </w:t>
-      </w:r>
-      <w:r>
-        <w:t xml:space="preserve">committed figure scripts (matplotlib, PNG ≥ 200 dpi + SVG).</w:t>
+        <w:t xml:space="preserve">NULL</w:t>
+      </w:r>
+      <w:r>
+        <w:t xml:space="preserve">-vs-</w:t>
+      </w:r>
+      <w:r>
+        <w:rPr>
+          <w:rStyle w:val="VerbatimChar"/>
+        </w:rPr>
+        <w:t xml:space="preserve">0</w:t>
+      </w:r>
+      <w:r>
+        <w:t xml:space="preserve"> </w:t>
+      </w:r>
+      <w:r>
+        <w:t xml:space="preserve">judgements, confidence flags, basis assignment, and the</w:t>
+      </w:r>
+      <w:r>
+        <w:t xml:space="preserve"> </w:t>
+      </w:r>
+      <w:r>
+        <w:t xml:space="preserve">resolution of conflicting or duplicate source values — is likewise not yet quantified (no</w:t>
+      </w:r>
+      <w:r>
+        <w:t xml:space="preserve"> </w:t>
+      </w:r>
+      <w:r>
+        <w:t xml:space="preserve">inter-curator agreement study).</w:t>
       </w:r>
     </w:p>
     <w:p>
@@ -6151,40 +5887,508 @@
           <w:b/>
           <w:bCs/>
         </w:rPr>
-        <w:t xml:space="preserve">Supporting material:</w:t>
-      </w:r>
-      <w:r>
-        <w:t xml:space="preserve"> </w:t>
-      </w:r>
-      <w:r>
-        <w:t xml:space="preserve">a machine-readable crosswalk to a normalized relational concrete database and</w:t>
-      </w:r>
-      <w:r>
-        <w:t xml:space="preserve"> </w:t>
-      </w:r>
-      <w:r>
-        <w:t xml:space="preserve">a specification of the 3DCP process-parameter columns are included in the repository.</w:t>
-      </w:r>
-    </w:p>
-    <w:bookmarkEnd w:id="40"/>
-    <w:bookmarkStart w:id="42" w:name="manuscript-license-and-author-statements"/>
-    <w:p>
-      <w:pPr>
-        <w:pStyle w:val="Heading2"/>
-      </w:pPr>
-      <w:r>
-        <w:t xml:space="preserve">14. Manuscript license and author statements</w:t>
-      </w:r>
-    </w:p>
-    <w:p>
-      <w:pPr>
-        <w:pStyle w:val="FirstParagraph"/>
+        <w:t xml:space="preserve">The measurement-gap taxonomy is qualitative.</w:t>
+      </w:r>
+      <w:r>
+        <w:t xml:space="preserve"> </w:t>
+      </w:r>
+      <w:r>
+        <w:t xml:space="preserve">§8 names gaps and their physical importance but does</w:t>
+      </w:r>
+      <w:r>
+        <w:t xml:space="preserve"> </w:t>
+      </w:r>
+      <w:r>
+        <w:t xml:space="preserve">not quantify how much each would improve a model; that ordering awaits feature-ablation studies on</w:t>
+      </w:r>
+      <w:r>
+        <w:t xml:space="preserve"> </w:t>
+      </w:r>
+      <w:r>
+        <w:t xml:space="preserve">datasets built with the schema.</w:t>
+      </w:r>
+    </w:p>
+    <w:p>
+      <w:pPr>
+        <w:pStyle w:val="Compact"/>
+        <w:numPr>
+          <w:ilvl w:val="0"/>
+          <w:numId w:val="1007"/>
+        </w:numPr>
       </w:pPr>
       <w:r>
         <w:rPr>
           <w:b/>
           <w:bCs/>
         </w:rPr>
+        <w:t xml:space="preserve">Typical ranges and orientation orderings are indicative</w:t>
+      </w:r>
+      <w:r>
+        <w:t xml:space="preserve">, not gates, and not yet sourced to a fixed</w:t>
+      </w:r>
+      <w:r>
+        <w:t xml:space="preserve"> </w:t>
+      </w:r>
+      <w:r>
+        <w:t xml:space="preserve">citation set; Table 1’s strength ordering is typical, not measured here.</w:t>
+      </w:r>
+    </w:p>
+    <w:p>
+      <w:pPr>
+        <w:pStyle w:val="Compact"/>
+        <w:numPr>
+          <w:ilvl w:val="0"/>
+          <w:numId w:val="1007"/>
+        </w:numPr>
+      </w:pPr>
+      <w:r>
+        <w:rPr>
+          <w:b/>
+          <w:bCs/>
+        </w:rPr>
+        <w:t xml:space="preserve">Adoption at scale is unproven.</w:t>
+      </w:r>
+      <w:r>
+        <w:t xml:space="preserve"> </w:t>
+      </w:r>
+      <w:r>
+        <w:t xml:space="preserve">Cross-dataset interoperability is asserted by design; no large,</w:t>
+      </w:r>
+      <w:r>
+        <w:t xml:space="preserve"> </w:t>
+      </w:r>
+      <w:r>
+        <w:t xml:space="preserve">heterogeneous, multi-source corpus has yet been assembled and modeled end-to-end on the public schema.</w:t>
+      </w:r>
+    </w:p>
+    <w:p>
+      <w:pPr>
+        <w:pStyle w:val="Compact"/>
+        <w:numPr>
+          <w:ilvl w:val="0"/>
+          <w:numId w:val="1007"/>
+        </w:numPr>
+      </w:pPr>
+      <w:r>
+        <w:rPr>
+          <w:b/>
+          <w:bCs/>
+        </w:rPr>
+        <w:t xml:space="preserve">The schema is not a substitute for validation.</w:t>
+      </w:r>
+      <w:r>
+        <w:t xml:space="preserve"> </w:t>
+      </w:r>
+      <w:r>
+        <w:t xml:space="preserve">It records what was done and measured; it does not</w:t>
+      </w:r>
+      <w:r>
+        <w:t xml:space="preserve"> </w:t>
+      </w:r>
+      <w:r>
+        <w:t xml:space="preserve">certify structures, validate models, or establish that a mix is printable, durable, or safe.</w:t>
+      </w:r>
+    </w:p>
+    <w:bookmarkEnd w:id="37"/>
+    <w:bookmarkStart w:id="38" w:name="future-work"/>
+    <w:p>
+      <w:pPr>
+        <w:pStyle w:val="Heading2"/>
+      </w:pPr>
+      <w:r>
+        <w:t xml:space="preserve">11. Future work</w:t>
+      </w:r>
+    </w:p>
+    <w:p>
+      <w:pPr>
+        <w:pStyle w:val="Compact"/>
+        <w:numPr>
+          <w:ilvl w:val="0"/>
+          <w:numId w:val="1008"/>
+        </w:numPr>
+      </w:pPr>
+      <w:r>
+        <w:t xml:space="preserve">Assemble and publish a</w:t>
+      </w:r>
+      <w:r>
+        <w:t xml:space="preserve"> </w:t>
+      </w:r>
+      <w:r>
+        <w:rPr>
+          <w:b/>
+          <w:bCs/>
+        </w:rPr>
+        <w:t xml:space="preserve">multi-source corpus</w:t>
+      </w:r>
+      <w:r>
+        <w:t xml:space="preserve"> </w:t>
+      </w:r>
+      <w:r>
+        <w:t xml:space="preserve">on the public schema and report cross-dataset model</w:t>
+      </w:r>
+      <w:r>
+        <w:t xml:space="preserve"> </w:t>
+      </w:r>
+      <w:r>
+        <w:t xml:space="preserve">performance and the data-coverage distribution across the CPPC categories.</w:t>
+      </w:r>
+    </w:p>
+    <w:p>
+      <w:pPr>
+        <w:pStyle w:val="Compact"/>
+        <w:numPr>
+          <w:ilvl w:val="0"/>
+          <w:numId w:val="1008"/>
+        </w:numPr>
+      </w:pPr>
+      <w:r>
+        <w:rPr>
+          <w:b/>
+          <w:bCs/>
+        </w:rPr>
+        <w:t xml:space="preserve">Validate the source-to-schema mapping</w:t>
+      </w:r>
+      <w:r>
+        <w:t xml:space="preserve"> </w:t>
+      </w:r>
+      <w:r>
+        <w:t xml:space="preserve">— tie any fidelity scoring of the mapping to a labelled</w:t>
+      </w:r>
+      <w:r>
+        <w:t xml:space="preserve"> </w:t>
+      </w:r>
+      <w:r>
+        <w:t xml:space="preserve">benchmark or a measured downstream consequence, and add a sensitivity analysis.</w:t>
+      </w:r>
+    </w:p>
+    <w:p>
+      <w:pPr>
+        <w:pStyle w:val="Compact"/>
+        <w:numPr>
+          <w:ilvl w:val="0"/>
+          <w:numId w:val="1008"/>
+        </w:numPr>
+      </w:pPr>
+      <w:r>
+        <w:rPr>
+          <w:b/>
+          <w:bCs/>
+        </w:rPr>
+        <w:t xml:space="preserve">Quantify the measurement gaps</w:t>
+      </w:r>
+      <w:r>
+        <w:t xml:space="preserve"> </w:t>
+      </w:r>
+      <w:r>
+        <w:t xml:space="preserve">of §8 through feature-ablation studies, converting the qualitative</w:t>
+      </w:r>
+      <w:r>
+        <w:t xml:space="preserve"> </w:t>
+      </w:r>
+      <w:r>
+        <w:t xml:space="preserve">taxonomy into a ranked instrumentation agenda.</w:t>
+      </w:r>
+    </w:p>
+    <w:p>
+      <w:pPr>
+        <w:pStyle w:val="Compact"/>
+        <w:numPr>
+          <w:ilvl w:val="0"/>
+          <w:numId w:val="1008"/>
+        </w:numPr>
+      </w:pPr>
+      <w:r>
+        <w:t xml:space="preserve">Move governance toward a</w:t>
+      </w:r>
+      <w:r>
+        <w:t xml:space="preserve"> </w:t>
+      </w:r>
+      <w:r>
+        <w:rPr>
+          <w:b/>
+          <w:bCs/>
+        </w:rPr>
+        <w:t xml:space="preserve">working-group / standards process</w:t>
+      </w:r>
+      <w:r>
+        <w:t xml:space="preserve"> </w:t>
+      </w:r>
+      <w:r>
+        <w:t xml:space="preserve">(with RILEM, ACI, or ASTM) so the</w:t>
+      </w:r>
+      <w:r>
+        <w:t xml:space="preserve"> </w:t>
+      </w:r>
+      <w:r>
+        <w:t xml:space="preserve">vocabulary and grade bands are community-ratified rather than single-author conventions.</w:t>
+      </w:r>
+    </w:p>
+    <w:p>
+      <w:pPr>
+        <w:pStyle w:val="Compact"/>
+        <w:numPr>
+          <w:ilvl w:val="0"/>
+          <w:numId w:val="1008"/>
+        </w:numPr>
+      </w:pPr>
+      <w:r>
+        <w:t xml:space="preserve">Extend additively as instrumentation matures (inline rheometry, thermal imaging, machine vision),</w:t>
+      </w:r>
+      <w:r>
+        <w:t xml:space="preserve"> </w:t>
+      </w:r>
+      <w:r>
+        <w:t xml:space="preserve">keeping the flat-schema backward-compatibility guarantee.</w:t>
+      </w:r>
+    </w:p>
+    <w:bookmarkEnd w:id="38"/>
+    <w:bookmarkStart w:id="39" w:name="data-and-code-availability"/>
+    <w:p>
+      <w:pPr>
+        <w:pStyle w:val="Heading2"/>
+      </w:pPr>
+      <w:r>
+        <w:t xml:space="preserve">12. Data and code availability</w:t>
+      </w:r>
+    </w:p>
+    <w:p>
+      <w:pPr>
+        <w:pStyle w:val="Compact"/>
+        <w:numPr>
+          <w:ilvl w:val="0"/>
+          <w:numId w:val="1009"/>
+        </w:numPr>
+      </w:pPr>
+      <w:r>
+        <w:rPr>
+          <w:b/>
+          <w:bCs/>
+        </w:rPr>
+        <w:t xml:space="preserve">Schema &amp; tooling:</w:t>
+      </w:r>
+      <w:r>
+        <w:t xml:space="preserve"> </w:t>
+      </w:r>
+      <w:r>
+        <w:t xml:space="preserve">Open3DCP v1.7 [45] —</w:t>
+      </w:r>
+      <w:r>
+        <w:t xml:space="preserve"> </w:t>
+      </w:r>
+      <w:r>
+        <w:rPr>
+          <w:rStyle w:val="VerbatimChar"/>
+        </w:rPr>
+        <w:t xml:space="preserve">github.com/sunnyday-technologies/Open3DCP</w:t>
+      </w:r>
+      <w:r>
+        <w:t xml:space="preserve"> </w:t>
+      </w:r>
+      <w:r>
+        <w:t xml:space="preserve">(Apache-2.0); Zenodo</w:t>
+      </w:r>
+      <w:r>
+        <w:t xml:space="preserve"> </w:t>
+      </w:r>
+      <w:r>
+        <w:t xml:space="preserve">concept DOI</w:t>
+      </w:r>
+      <w:r>
+        <w:t xml:space="preserve"> </w:t>
+      </w:r>
+      <w:r>
+        <w:rPr>
+          <w:rStyle w:val="VerbatimChar"/>
+        </w:rPr>
+        <w:t xml:space="preserve">10.5281/zenodo.19647470</w:t>
+      </w:r>
+      <w:r>
+        <w:t xml:space="preserve"> </w:t>
+      </w:r>
+      <w:r>
+        <w:t xml:space="preserve">(always resolves to the latest version of record). The canonical</w:t>
+      </w:r>
+      <w:r>
+        <w:t xml:space="preserve"> </w:t>
+      </w:r>
+      <w:r>
+        <w:t xml:space="preserve">column list is</w:t>
+      </w:r>
+      <w:r>
+        <w:t xml:space="preserve"> </w:t>
+      </w:r>
+      <w:r>
+        <w:rPr>
+          <w:rStyle w:val="VerbatimChar"/>
+        </w:rPr>
+        <w:t xml:space="preserve">Open3DCP_SCHEMA.md</w:t>
+      </w:r>
+      <w:r>
+        <w:t xml:space="preserve"> </w:t>
+      </w:r>
+      <w:r>
+        <w:t xml:space="preserve">/</w:t>
+      </w:r>
+      <w:r>
+        <w:t xml:space="preserve"> </w:t>
+      </w:r>
+      <w:r>
+        <w:rPr>
+          <w:rStyle w:val="VerbatimChar"/>
+        </w:rPr>
+        <w:t xml:space="preserve">sql/create_tables.sql</w:t>
+      </w:r>
+      <w:r>
+        <w:t xml:space="preserve">; companion tables include</w:t>
+      </w:r>
+      <w:r>
+        <w:t xml:space="preserve"> </w:t>
+      </w:r>
+      <w:r>
+        <w:rPr>
+          <w:rStyle w:val="VerbatimChar"/>
+        </w:rPr>
+        <w:t xml:space="preserve">strength_measurements</w:t>
+      </w:r>
+      <w:r>
+        <w:t xml:space="preserve">,</w:t>
+      </w:r>
+      <w:r>
+        <w:t xml:space="preserve"> </w:t>
+      </w:r>
+      <w:r>
+        <w:rPr>
+          <w:rStyle w:val="VerbatimChar"/>
+        </w:rPr>
+        <w:t xml:space="preserve">sources</w:t>
+      </w:r>
+      <w:r>
+        <w:t xml:space="preserve">,</w:t>
+      </w:r>
+      <w:r>
+        <w:t xml:space="preserve"> </w:t>
+      </w:r>
+      <w:r>
+        <w:rPr>
+          <w:rStyle w:val="VerbatimChar"/>
+        </w:rPr>
+        <w:t xml:space="preserve">test_methods</w:t>
+      </w:r>
+      <w:r>
+        <w:t xml:space="preserve">,</w:t>
+      </w:r>
+      <w:r>
+        <w:t xml:space="preserve"> </w:t>
+      </w:r>
+      <w:r>
+        <w:rPr>
+          <w:rStyle w:val="VerbatimChar"/>
+        </w:rPr>
+        <w:t xml:space="preserve">curing_regimes</w:t>
+      </w:r>
+      <w:r>
+        <w:t xml:space="preserve">, and</w:t>
+      </w:r>
+      <w:r>
+        <w:t xml:space="preserve"> </w:t>
+      </w:r>
+      <w:r>
+        <w:rPr>
+          <w:rStyle w:val="VerbatimChar"/>
+        </w:rPr>
+        <w:t xml:space="preserve">material_aliases</w:t>
+      </w:r>
+      <w:r>
+        <w:t xml:space="preserve">.</w:t>
+      </w:r>
+    </w:p>
+    <w:p>
+      <w:pPr>
+        <w:pStyle w:val="Compact"/>
+        <w:numPr>
+          <w:ilvl w:val="0"/>
+          <w:numId w:val="1009"/>
+        </w:numPr>
+      </w:pPr>
+      <w:r>
+        <w:rPr>
+          <w:b/>
+          <w:bCs/>
+        </w:rPr>
+        <w:t xml:space="preserve">Reproducing the figures:</w:t>
+      </w:r>
+      <w:r>
+        <w:t xml:space="preserve"> </w:t>
+      </w:r>
+      <w:r>
+        <w:t xml:space="preserve">the column counts in Figures 2 and 4 are parsed from</w:t>
+      </w:r>
+      <w:r>
+        <w:t xml:space="preserve"> </w:t>
+      </w:r>
+      <w:r>
+        <w:rPr>
+          <w:rStyle w:val="VerbatimChar"/>
+        </w:rPr>
+        <w:t xml:space="preserve">sql/create_tables.sql</w:t>
+      </w:r>
+      <w:r>
+        <w:t xml:space="preserve">, the schema’s single source of truth; the figures are regenerated by the</w:t>
+      </w:r>
+      <w:r>
+        <w:t xml:space="preserve"> </w:t>
+      </w:r>
+      <w:r>
+        <w:t xml:space="preserve">committed figure scripts (matplotlib, PNG ≥ 200 dpi + SVG).</w:t>
+      </w:r>
+    </w:p>
+    <w:p>
+      <w:pPr>
+        <w:pStyle w:val="Compact"/>
+        <w:numPr>
+          <w:ilvl w:val="0"/>
+          <w:numId w:val="1009"/>
+        </w:numPr>
+      </w:pPr>
+      <w:r>
+        <w:rPr>
+          <w:b/>
+          <w:bCs/>
+        </w:rPr>
+        <w:t xml:space="preserve">Supporting material:</w:t>
+      </w:r>
+      <w:r>
+        <w:t xml:space="preserve"> </w:t>
+      </w:r>
+      <w:r>
+        <w:t xml:space="preserve">a machine-readable crosswalk to a normalized relational concrete database and</w:t>
+      </w:r>
+      <w:r>
+        <w:t xml:space="preserve"> </w:t>
+      </w:r>
+      <w:r>
+        <w:t xml:space="preserve">a specification of the 3DCP process-parameter columns are included in the repository.</w:t>
+      </w:r>
+    </w:p>
+    <w:bookmarkEnd w:id="39"/>
+    <w:bookmarkStart w:id="41" w:name="manuscript-license-and-author-statements"/>
+    <w:p>
+      <w:pPr>
+        <w:pStyle w:val="Heading2"/>
+      </w:pPr>
+      <w:r>
+        <w:t xml:space="preserve">13. Manuscript license and author statements</w:t>
+      </w:r>
+    </w:p>
+    <w:p>
+      <w:pPr>
+        <w:pStyle w:val="FirstParagraph"/>
+      </w:pPr>
+      <w:r>
+        <w:rPr>
+          <w:b/>
+          <w:bCs/>
+        </w:rPr>
         <w:t xml:space="preserve">Manuscript license.</w:t>
       </w:r>
       <w:r>
@@ -6199,7 +6403,7 @@
       <w:r>
         <w:t xml:space="preserve">manuscript is licensed under CC BY 4.0 (</w:t>
       </w:r>
-      <w:hyperlink r:id="rId41">
+      <w:hyperlink r:id="rId40">
         <w:r>
           <w:rPr>
             <w:rStyle w:val="Hyperlink"/>
@@ -6313,14 +6517,14 @@
         <w:t xml:space="preserve">data motivated and informed the schema.</w:t>
       </w:r>
     </w:p>
-    <w:bookmarkEnd w:id="42"/>
-    <w:bookmarkStart w:id="88" w:name="references"/>
+    <w:bookmarkEnd w:id="41"/>
+    <w:bookmarkStart w:id="91" w:name="references"/>
     <w:p>
       <w:pPr>
         <w:pStyle w:val="Heading2"/>
       </w:pPr>
       <w:r>
-        <w:t xml:space="preserve">15. References</w:t>
+        <w:t xml:space="preserve">14. References</w:t>
       </w:r>
     </w:p>
     <w:p>
@@ -6328,7 +6532,7 @@
         <w:pStyle w:val="Compact"/>
         <w:numPr>
           <w:ilvl w:val="0"/>
-          <w:numId w:val="1008"/>
+          <w:numId w:val="1010"/>
         </w:numPr>
       </w:pPr>
       <w:r>
@@ -6359,7 +6563,7 @@
       <w:r>
         <w:t xml:space="preserve"> </w:t>
       </w:r>
-      <w:hyperlink r:id="rId43">
+      <w:hyperlink r:id="rId42">
         <w:r>
           <w:rPr>
             <w:rStyle w:val="Hyperlink"/>
@@ -6373,7 +6577,7 @@
         <w:pStyle w:val="Compact"/>
         <w:numPr>
           <w:ilvl w:val="0"/>
-          <w:numId w:val="1008"/>
+          <w:numId w:val="1010"/>
         </w:numPr>
       </w:pPr>
       <w:r>
@@ -6418,7 +6622,7 @@
       <w:r>
         <w:t xml:space="preserve"> </w:t>
       </w:r>
-      <w:hyperlink r:id="rId44">
+      <w:hyperlink r:id="rId43">
         <w:r>
           <w:rPr>
             <w:rStyle w:val="Hyperlink"/>
@@ -6432,7 +6636,7 @@
         <w:pStyle w:val="Compact"/>
         <w:numPr>
           <w:ilvl w:val="0"/>
-          <w:numId w:val="1008"/>
+          <w:numId w:val="1010"/>
         </w:numPr>
       </w:pPr>
       <w:r>
@@ -6463,7 +6667,7 @@
       <w:r>
         <w:t xml:space="preserve"> </w:t>
       </w:r>
-      <w:hyperlink r:id="rId45">
+      <w:hyperlink r:id="rId44">
         <w:r>
           <w:rPr>
             <w:rStyle w:val="Hyperlink"/>
@@ -6477,7 +6681,7 @@
         <w:pStyle w:val="Compact"/>
         <w:numPr>
           <w:ilvl w:val="0"/>
-          <w:numId w:val="1008"/>
+          <w:numId w:val="1010"/>
         </w:numPr>
       </w:pPr>
       <w:r>
@@ -6502,7 +6706,7 @@
       <w:r>
         <w:t xml:space="preserve"> </w:t>
       </w:r>
-      <w:hyperlink r:id="rId46">
+      <w:hyperlink r:id="rId45">
         <w:r>
           <w:rPr>
             <w:rStyle w:val="Hyperlink"/>
@@ -6516,7 +6720,7 @@
         <w:pStyle w:val="Compact"/>
         <w:numPr>
           <w:ilvl w:val="0"/>
-          <w:numId w:val="1008"/>
+          <w:numId w:val="1010"/>
         </w:numPr>
       </w:pPr>
       <w:r>
@@ -6547,7 +6751,7 @@
       <w:r>
         <w:t xml:space="preserve"> </w:t>
       </w:r>
-      <w:hyperlink r:id="rId47">
+      <w:hyperlink r:id="rId46">
         <w:r>
           <w:rPr>
             <w:rStyle w:val="Hyperlink"/>
@@ -6561,7 +6765,7 @@
         <w:pStyle w:val="Compact"/>
         <w:numPr>
           <w:ilvl w:val="0"/>
-          <w:numId w:val="1008"/>
+          <w:numId w:val="1010"/>
         </w:numPr>
       </w:pPr>
       <w:r>
@@ -6592,7 +6796,7 @@
       <w:r>
         <w:t xml:space="preserve"> </w:t>
       </w:r>
-      <w:hyperlink r:id="rId48">
+      <w:hyperlink r:id="rId47">
         <w:r>
           <w:rPr>
             <w:rStyle w:val="Hyperlink"/>
@@ -6606,7 +6810,7 @@
         <w:pStyle w:val="Compact"/>
         <w:numPr>
           <w:ilvl w:val="0"/>
-          <w:numId w:val="1008"/>
+          <w:numId w:val="1010"/>
         </w:numPr>
       </w:pPr>
       <w:r>
@@ -6631,7 +6835,7 @@
       <w:r>
         <w:t xml:space="preserve"> </w:t>
       </w:r>
-      <w:hyperlink r:id="rId49">
+      <w:hyperlink r:id="rId48">
         <w:r>
           <w:rPr>
             <w:rStyle w:val="Hyperlink"/>
@@ -6645,7 +6849,7 @@
         <w:pStyle w:val="Compact"/>
         <w:numPr>
           <w:ilvl w:val="0"/>
-          <w:numId w:val="1008"/>
+          <w:numId w:val="1010"/>
         </w:numPr>
       </w:pPr>
       <w:r>
@@ -6676,7 +6880,7 @@
       <w:r>
         <w:t xml:space="preserve"> </w:t>
       </w:r>
-      <w:hyperlink r:id="rId50">
+      <w:hyperlink r:id="rId49">
         <w:r>
           <w:rPr>
             <w:rStyle w:val="Hyperlink"/>
@@ -6690,7 +6894,7 @@
         <w:pStyle w:val="Compact"/>
         <w:numPr>
           <w:ilvl w:val="0"/>
-          <w:numId w:val="1008"/>
+          <w:numId w:val="1010"/>
         </w:numPr>
       </w:pPr>
       <w:r>
@@ -6721,7 +6925,7 @@
       <w:r>
         <w:t xml:space="preserve"> </w:t>
       </w:r>
-      <w:hyperlink r:id="rId51">
+      <w:hyperlink r:id="rId50">
         <w:r>
           <w:rPr>
             <w:rStyle w:val="Hyperlink"/>
@@ -6735,33 +6939,41 @@
         <w:pStyle w:val="Compact"/>
         <w:numPr>
           <w:ilvl w:val="0"/>
-          <w:numId w:val="1008"/>
+          <w:numId w:val="1010"/>
         </w:numPr>
       </w:pPr>
       <w:r>
-        <w:t xml:space="preserve">D. A. Abrams (1918).</w:t>
-      </w:r>
-      <w:r>
-        <w:t xml:space="preserve"> </w:t>
-      </w:r>
-      <w:r>
-        <w:rPr>
-          <w:i/>
-          <w:iCs/>
-        </w:rPr>
-        <w:t xml:space="preserve">Design of Concrete Mixtures.</w:t>
-      </w:r>
-      <w:r>
-        <w:t xml:space="preserve"> </w:t>
-      </w:r>
-      <w:r>
-        <w:t xml:space="preserve">Bulletin 1, Structural Materials Research</w:t>
-      </w:r>
-      <w:r>
-        <w:t xml:space="preserve"> </w:t>
-      </w:r>
-      <w:r>
-        <w:t xml:space="preserve">Laboratory, Lewis Institute.</w:t>
+        <w:t xml:space="preserve">ASTM International (2014).</w:t>
+      </w:r>
+      <w:r>
+        <w:t xml:space="preserve"> </w:t>
+      </w:r>
+      <w:r>
+        <w:rPr>
+          <w:i/>
+          <w:iCs/>
+        </w:rPr>
+        <w:t xml:space="preserve">ASTM F3049 — Standard Guide for Characterizing Properties of Metal Powder</w:t>
+      </w:r>
+      <w:r>
+        <w:rPr>
+          <w:i/>
+          <w:iCs/>
+        </w:rPr>
+        <w:t xml:space="preserve"> </w:t>
+      </w:r>
+      <w:r>
+        <w:rPr>
+          <w:i/>
+          <w:iCs/>
+        </w:rPr>
+        <w:t xml:space="preserve">Feedstock.</w:t>
+      </w:r>
+      <w:r>
+        <w:t xml:space="preserve"> </w:t>
+      </w:r>
+      <w:r>
+        <w:t xml:space="preserve">ASTM International, West Conshohocken, PA.</w:t>
       </w:r>
     </w:p>
     <w:p>
@@ -6769,114 +6981,10 @@
         <w:pStyle w:val="Compact"/>
         <w:numPr>
           <w:ilvl w:val="0"/>
-          <w:numId w:val="1008"/>
+          <w:numId w:val="1010"/>
         </w:numPr>
       </w:pPr>
       <w:r>
-        <w:t xml:space="preserve">J. Bolomey (1935). Granulation et prévision de la résistance probable des bétons.</w:t>
-      </w:r>
-      <w:r>
-        <w:t xml:space="preserve"> </w:t>
-      </w:r>
-      <w:r>
-        <w:rPr>
-          <w:i/>
-          <w:iCs/>
-        </w:rPr>
-        <w:t xml:space="preserve">Travaux</w:t>
-      </w:r>
-      <w:r>
-        <w:t xml:space="preserve"> </w:t>
-      </w:r>
-      <w:r>
-        <w:t xml:space="preserve">19(230)</w:t>
-      </w:r>
-      <w:r>
-        <w:t xml:space="preserve"> </w:t>
-      </w:r>
-      <w:r>
-        <w:t xml:space="preserve">228–232.</w:t>
-      </w:r>
-    </w:p>
-    <w:p>
-      <w:pPr>
-        <w:pStyle w:val="Compact"/>
-        <w:numPr>
-          <w:ilvl w:val="0"/>
-          <w:numId w:val="1008"/>
-        </w:numPr>
-      </w:pPr>
-      <w:r>
-        <w:t xml:space="preserve">R. Féret (1892). Sur la compacité des mortiers hydrauliques.</w:t>
-      </w:r>
-      <w:r>
-        <w:t xml:space="preserve"> </w:t>
-      </w:r>
-      <w:r>
-        <w:rPr>
-          <w:i/>
-          <w:iCs/>
-        </w:rPr>
-        <w:t xml:space="preserve">Annales des Ponts et Chaussées</w:t>
-      </w:r>
-      <w:r>
-        <w:t xml:space="preserve"> </w:t>
-      </w:r>
-      <w:r>
-        <w:t xml:space="preserve">4 5–164.</w:t>
-      </w:r>
-    </w:p>
-    <w:p>
-      <w:pPr>
-        <w:pStyle w:val="Compact"/>
-        <w:numPr>
-          <w:ilvl w:val="0"/>
-          <w:numId w:val="1008"/>
-        </w:numPr>
-      </w:pPr>
-      <w:r>
-        <w:t xml:space="preserve">ASTM International (2014).</w:t>
-      </w:r>
-      <w:r>
-        <w:t xml:space="preserve"> </w:t>
-      </w:r>
-      <w:r>
-        <w:rPr>
-          <w:i/>
-          <w:iCs/>
-        </w:rPr>
-        <w:t xml:space="preserve">ASTM F3049 — Standard Guide for Characterizing Properties of Metal Powder</w:t>
-      </w:r>
-      <w:r>
-        <w:rPr>
-          <w:i/>
-          <w:iCs/>
-        </w:rPr>
-        <w:t xml:space="preserve"> </w:t>
-      </w:r>
-      <w:r>
-        <w:rPr>
-          <w:i/>
-          <w:iCs/>
-        </w:rPr>
-        <w:t xml:space="preserve">Feedstock.</w:t>
-      </w:r>
-      <w:r>
-        <w:t xml:space="preserve"> </w:t>
-      </w:r>
-      <w:r>
-        <w:t xml:space="preserve">ASTM International, West Conshohocken, PA.</w:t>
-      </w:r>
-    </w:p>
-    <w:p>
-      <w:pPr>
-        <w:pStyle w:val="Compact"/>
-        <w:numPr>
-          <w:ilvl w:val="0"/>
-          <w:numId w:val="1008"/>
-        </w:numPr>
-      </w:pPr>
-      <w:r>
         <w:t xml:space="preserve">RILEM TC 304-ADC (2025). Interlaboratory study on 3D printed concrete: approach and main results.</w:t>
       </w:r>
       <w:r>
@@ -6892,7 +7000,7 @@
       <w:r>
         <w:t xml:space="preserve"> </w:t>
       </w:r>
-      <w:hyperlink r:id="rId52">
+      <w:hyperlink r:id="rId51">
         <w:r>
           <w:rPr>
             <w:rStyle w:val="Hyperlink"/>
@@ -6906,7 +7014,7 @@
         <w:pStyle w:val="Compact"/>
         <w:numPr>
           <w:ilvl w:val="0"/>
-          <w:numId w:val="1008"/>
+          <w:numId w:val="1010"/>
         </w:numPr>
       </w:pPr>
       <w:r>
@@ -6931,7 +7039,7 @@
       <w:r>
         <w:t xml:space="preserve"> </w:t>
       </w:r>
-      <w:hyperlink r:id="rId53">
+      <w:hyperlink r:id="rId52">
         <w:r>
           <w:rPr>
             <w:rStyle w:val="Hyperlink"/>
@@ -6945,7 +7053,7 @@
         <w:pStyle w:val="Compact"/>
         <w:numPr>
           <w:ilvl w:val="0"/>
-          <w:numId w:val="1008"/>
+          <w:numId w:val="1010"/>
         </w:numPr>
       </w:pPr>
       <w:r>
@@ -6970,7 +7078,7 @@
       <w:r>
         <w:t xml:space="preserve"> </w:t>
       </w:r>
-      <w:hyperlink r:id="rId54">
+      <w:hyperlink r:id="rId53">
         <w:r>
           <w:rPr>
             <w:rStyle w:val="Hyperlink"/>
@@ -6984,7 +7092,7 @@
         <w:pStyle w:val="Compact"/>
         <w:numPr>
           <w:ilvl w:val="0"/>
-          <w:numId w:val="1008"/>
+          <w:numId w:val="1010"/>
         </w:numPr>
       </w:pPr>
       <w:r>
@@ -7023,7 +7131,7 @@
       <w:r>
         <w:t xml:space="preserve"> </w:t>
       </w:r>
-      <w:hyperlink r:id="rId55">
+      <w:hyperlink r:id="rId54">
         <w:r>
           <w:rPr>
             <w:rStyle w:val="Hyperlink"/>
@@ -7037,7 +7145,7 @@
         <w:pStyle w:val="Compact"/>
         <w:numPr>
           <w:ilvl w:val="0"/>
-          <w:numId w:val="1008"/>
+          <w:numId w:val="1010"/>
         </w:numPr>
       </w:pPr>
       <w:r>
@@ -7068,7 +7176,7 @@
       <w:r>
         <w:t xml:space="preserve"> </w:t>
       </w:r>
-      <w:hyperlink r:id="rId56">
+      <w:hyperlink r:id="rId55">
         <w:r>
           <w:rPr>
             <w:rStyle w:val="Hyperlink"/>
@@ -7082,7 +7190,7 @@
         <w:pStyle w:val="Compact"/>
         <w:numPr>
           <w:ilvl w:val="0"/>
-          <w:numId w:val="1008"/>
+          <w:numId w:val="1010"/>
         </w:numPr>
       </w:pPr>
       <w:r>
@@ -7107,7 +7215,7 @@
       <w:r>
         <w:t xml:space="preserve"> </w:t>
       </w:r>
-      <w:hyperlink r:id="rId57">
+      <w:hyperlink r:id="rId56">
         <w:r>
           <w:rPr>
             <w:rStyle w:val="Hyperlink"/>
@@ -7121,7 +7229,7 @@
         <w:pStyle w:val="Compact"/>
         <w:numPr>
           <w:ilvl w:val="0"/>
-          <w:numId w:val="1008"/>
+          <w:numId w:val="1010"/>
         </w:numPr>
       </w:pPr>
       <w:r>
@@ -7163,7 +7271,7 @@
         <w:pStyle w:val="Compact"/>
         <w:numPr>
           <w:ilvl w:val="0"/>
-          <w:numId w:val="1008"/>
+          <w:numId w:val="1010"/>
         </w:numPr>
       </w:pPr>
       <w:r>
@@ -7194,7 +7302,7 @@
       <w:r>
         <w:t xml:space="preserve"> </w:t>
       </w:r>
-      <w:hyperlink r:id="rId58">
+      <w:hyperlink r:id="rId57">
         <w:r>
           <w:rPr>
             <w:rStyle w:val="Hyperlink"/>
@@ -7208,7 +7316,7 @@
         <w:pStyle w:val="Compact"/>
         <w:numPr>
           <w:ilvl w:val="0"/>
-          <w:numId w:val="1008"/>
+          <w:numId w:val="1010"/>
         </w:numPr>
       </w:pPr>
       <w:r>
@@ -7247,7 +7355,7 @@
       <w:r>
         <w:t xml:space="preserve"> </w:t>
       </w:r>
-      <w:hyperlink r:id="rId59">
+      <w:hyperlink r:id="rId58">
         <w:r>
           <w:rPr>
             <w:rStyle w:val="Hyperlink"/>
@@ -7261,7 +7369,7 @@
         <w:pStyle w:val="Compact"/>
         <w:numPr>
           <w:ilvl w:val="0"/>
-          <w:numId w:val="1008"/>
+          <w:numId w:val="1010"/>
         </w:numPr>
       </w:pPr>
       <w:r>
@@ -7292,7 +7400,7 @@
       <w:r>
         <w:t xml:space="preserve"> </w:t>
       </w:r>
-      <w:hyperlink r:id="rId60">
+      <w:hyperlink r:id="rId59">
         <w:r>
           <w:rPr>
             <w:rStyle w:val="Hyperlink"/>
@@ -7306,7 +7414,7 @@
         <w:pStyle w:val="Compact"/>
         <w:numPr>
           <w:ilvl w:val="0"/>
-          <w:numId w:val="1008"/>
+          <w:numId w:val="1010"/>
         </w:numPr>
       </w:pPr>
       <w:r>
@@ -7337,7 +7445,7 @@
       <w:r>
         <w:t xml:space="preserve"> </w:t>
       </w:r>
-      <w:hyperlink r:id="rId61">
+      <w:hyperlink r:id="rId60">
         <w:r>
           <w:rPr>
             <w:rStyle w:val="Hyperlink"/>
@@ -7351,7 +7459,7 @@
         <w:pStyle w:val="Compact"/>
         <w:numPr>
           <w:ilvl w:val="0"/>
-          <w:numId w:val="1008"/>
+          <w:numId w:val="1010"/>
         </w:numPr>
       </w:pPr>
       <w:r>
@@ -7382,7 +7490,7 @@
       <w:r>
         <w:t xml:space="preserve"> </w:t>
       </w:r>
-      <w:hyperlink r:id="rId62">
+      <w:hyperlink r:id="rId61">
         <w:r>
           <w:rPr>
             <w:rStyle w:val="Hyperlink"/>
@@ -7396,7 +7504,7 @@
         <w:pStyle w:val="Compact"/>
         <w:numPr>
           <w:ilvl w:val="0"/>
-          <w:numId w:val="1008"/>
+          <w:numId w:val="1010"/>
         </w:numPr>
       </w:pPr>
       <w:r>
@@ -7427,7 +7535,7 @@
       <w:r>
         <w:t xml:space="preserve"> </w:t>
       </w:r>
-      <w:hyperlink r:id="rId63">
+      <w:hyperlink r:id="rId62">
         <w:r>
           <w:rPr>
             <w:rStyle w:val="Hyperlink"/>
@@ -7441,7 +7549,7 @@
         <w:pStyle w:val="Compact"/>
         <w:numPr>
           <w:ilvl w:val="0"/>
-          <w:numId w:val="1008"/>
+          <w:numId w:val="1010"/>
         </w:numPr>
       </w:pPr>
       <w:r>
@@ -7472,7 +7580,7 @@
       <w:r>
         <w:t xml:space="preserve"> </w:t>
       </w:r>
-      <w:hyperlink r:id="rId64">
+      <w:hyperlink r:id="rId63">
         <w:r>
           <w:rPr>
             <w:rStyle w:val="Hyperlink"/>
@@ -7486,7 +7594,7 @@
         <w:pStyle w:val="Compact"/>
         <w:numPr>
           <w:ilvl w:val="0"/>
-          <w:numId w:val="1008"/>
+          <w:numId w:val="1010"/>
         </w:numPr>
       </w:pPr>
       <w:r>
@@ -7517,7 +7625,7 @@
       <w:r>
         <w:t xml:space="preserve"> </w:t>
       </w:r>
-      <w:hyperlink r:id="rId65">
+      <w:hyperlink r:id="rId64">
         <w:r>
           <w:rPr>
             <w:rStyle w:val="Hyperlink"/>
@@ -7531,7 +7639,7 @@
         <w:pStyle w:val="Compact"/>
         <w:numPr>
           <w:ilvl w:val="0"/>
-          <w:numId w:val="1008"/>
+          <w:numId w:val="1010"/>
         </w:numPr>
       </w:pPr>
       <w:r>
@@ -7562,7 +7670,7 @@
       <w:r>
         <w:t xml:space="preserve"> </w:t>
       </w:r>
-      <w:hyperlink r:id="rId66">
+      <w:hyperlink r:id="rId65">
         <w:r>
           <w:rPr>
             <w:rStyle w:val="Hyperlink"/>
@@ -7576,7 +7684,7 @@
         <w:pStyle w:val="Compact"/>
         <w:numPr>
           <w:ilvl w:val="0"/>
-          <w:numId w:val="1008"/>
+          <w:numId w:val="1010"/>
         </w:numPr>
       </w:pPr>
       <w:r>
@@ -7607,7 +7715,7 @@
       <w:r>
         <w:t xml:space="preserve"> </w:t>
       </w:r>
-      <w:hyperlink r:id="rId67">
+      <w:hyperlink r:id="rId66">
         <w:r>
           <w:rPr>
             <w:rStyle w:val="Hyperlink"/>
@@ -7621,7 +7729,7 @@
         <w:pStyle w:val="Compact"/>
         <w:numPr>
           <w:ilvl w:val="0"/>
-          <w:numId w:val="1008"/>
+          <w:numId w:val="1010"/>
         </w:numPr>
       </w:pPr>
       <w:r>
@@ -7652,7 +7760,7 @@
       <w:r>
         <w:t xml:space="preserve"> </w:t>
       </w:r>
-      <w:hyperlink r:id="rId68">
+      <w:hyperlink r:id="rId67">
         <w:r>
           <w:rPr>
             <w:rStyle w:val="Hyperlink"/>
@@ -7666,7 +7774,7 @@
         <w:pStyle w:val="Compact"/>
         <w:numPr>
           <w:ilvl w:val="0"/>
-          <w:numId w:val="1008"/>
+          <w:numId w:val="1010"/>
         </w:numPr>
       </w:pPr>
       <w:r>
@@ -7697,7 +7805,7 @@
       <w:r>
         <w:t xml:space="preserve"> </w:t>
       </w:r>
-      <w:hyperlink r:id="rId69">
+      <w:hyperlink r:id="rId68">
         <w:r>
           <w:rPr>
             <w:rStyle w:val="Hyperlink"/>
@@ -7711,7 +7819,7 @@
         <w:pStyle w:val="Compact"/>
         <w:numPr>
           <w:ilvl w:val="0"/>
-          <w:numId w:val="1008"/>
+          <w:numId w:val="1010"/>
         </w:numPr>
       </w:pPr>
       <w:r>
@@ -7742,7 +7850,7 @@
       <w:r>
         <w:t xml:space="preserve"> </w:t>
       </w:r>
-      <w:hyperlink r:id="rId70">
+      <w:hyperlink r:id="rId69">
         <w:r>
           <w:rPr>
             <w:rStyle w:val="Hyperlink"/>
@@ -7756,7 +7864,7 @@
         <w:pStyle w:val="Compact"/>
         <w:numPr>
           <w:ilvl w:val="0"/>
-          <w:numId w:val="1008"/>
+          <w:numId w:val="1010"/>
         </w:numPr>
       </w:pPr>
       <w:r>
@@ -7793,7 +7901,7 @@
       <w:r>
         <w:t xml:space="preserve"> </w:t>
       </w:r>
-      <w:hyperlink r:id="rId71">
+      <w:hyperlink r:id="rId70">
         <w:r>
           <w:rPr>
             <w:rStyle w:val="Hyperlink"/>
@@ -7807,7 +7915,7 @@
         <w:pStyle w:val="Compact"/>
         <w:numPr>
           <w:ilvl w:val="0"/>
-          <w:numId w:val="1008"/>
+          <w:numId w:val="1010"/>
         </w:numPr>
       </w:pPr>
       <w:r>
@@ -7846,7 +7954,7 @@
       <w:r>
         <w:t xml:space="preserve"> </w:t>
       </w:r>
-      <w:hyperlink r:id="rId72">
+      <w:hyperlink r:id="rId71">
         <w:r>
           <w:rPr>
             <w:rStyle w:val="Hyperlink"/>
@@ -7860,7 +7968,7 @@
         <w:pStyle w:val="Compact"/>
         <w:numPr>
           <w:ilvl w:val="0"/>
-          <w:numId w:val="1008"/>
+          <w:numId w:val="1010"/>
         </w:numPr>
       </w:pPr>
       <w:r>
@@ -7891,7 +7999,7 @@
       <w:r>
         <w:t xml:space="preserve"> </w:t>
       </w:r>
-      <w:hyperlink r:id="rId73">
+      <w:hyperlink r:id="rId72">
         <w:r>
           <w:rPr>
             <w:rStyle w:val="Hyperlink"/>
@@ -7905,7 +8013,7 @@
         <w:pStyle w:val="Compact"/>
         <w:numPr>
           <w:ilvl w:val="0"/>
-          <w:numId w:val="1008"/>
+          <w:numId w:val="1010"/>
         </w:numPr>
       </w:pPr>
       <w:r>
@@ -7936,7 +8044,7 @@
       <w:r>
         <w:t xml:space="preserve"> </w:t>
       </w:r>
-      <w:hyperlink r:id="rId74">
+      <w:hyperlink r:id="rId73">
         <w:r>
           <w:rPr>
             <w:rStyle w:val="Hyperlink"/>
@@ -7950,7 +8058,7 @@
         <w:pStyle w:val="Compact"/>
         <w:numPr>
           <w:ilvl w:val="0"/>
-          <w:numId w:val="1008"/>
+          <w:numId w:val="1010"/>
         </w:numPr>
       </w:pPr>
       <w:r>
@@ -7987,7 +8095,7 @@
       <w:r>
         <w:t xml:space="preserve"> </w:t>
       </w:r>
-      <w:hyperlink r:id="rId75">
+      <w:hyperlink r:id="rId74">
         <w:r>
           <w:rPr>
             <w:rStyle w:val="Hyperlink"/>
@@ -8001,7 +8109,7 @@
         <w:pStyle w:val="Compact"/>
         <w:numPr>
           <w:ilvl w:val="0"/>
-          <w:numId w:val="1008"/>
+          <w:numId w:val="1010"/>
         </w:numPr>
       </w:pPr>
       <w:r>
@@ -8046,7 +8154,7 @@
       <w:r>
         <w:t xml:space="preserve"> </w:t>
       </w:r>
-      <w:hyperlink r:id="rId76">
+      <w:hyperlink r:id="rId75">
         <w:r>
           <w:rPr>
             <w:rStyle w:val="Hyperlink"/>
@@ -8060,7 +8168,7 @@
         <w:pStyle w:val="Compact"/>
         <w:numPr>
           <w:ilvl w:val="0"/>
-          <w:numId w:val="1008"/>
+          <w:numId w:val="1010"/>
         </w:numPr>
       </w:pPr>
       <w:r>
@@ -8091,7 +8199,7 @@
       <w:r>
         <w:t xml:space="preserve"> </w:t>
       </w:r>
-      <w:hyperlink r:id="rId77">
+      <w:hyperlink r:id="rId76">
         <w:r>
           <w:rPr>
             <w:rStyle w:val="Hyperlink"/>
@@ -8105,7 +8213,7 @@
         <w:pStyle w:val="Compact"/>
         <w:numPr>
           <w:ilvl w:val="0"/>
-          <w:numId w:val="1008"/>
+          <w:numId w:val="1010"/>
         </w:numPr>
       </w:pPr>
       <w:r>
@@ -8136,7 +8244,7 @@
       <w:r>
         <w:t xml:space="preserve"> </w:t>
       </w:r>
-      <w:hyperlink r:id="rId78">
+      <w:hyperlink r:id="rId77">
         <w:r>
           <w:rPr>
             <w:rStyle w:val="Hyperlink"/>
@@ -8150,7 +8258,7 @@
         <w:pStyle w:val="Compact"/>
         <w:numPr>
           <w:ilvl w:val="0"/>
-          <w:numId w:val="1008"/>
+          <w:numId w:val="1010"/>
         </w:numPr>
       </w:pPr>
       <w:r>
@@ -8181,7 +8289,7 @@
       <w:r>
         <w:t xml:space="preserve"> </w:t>
       </w:r>
-      <w:hyperlink r:id="rId79">
+      <w:hyperlink r:id="rId78">
         <w:r>
           <w:rPr>
             <w:rStyle w:val="Hyperlink"/>
@@ -8195,7 +8303,7 @@
         <w:pStyle w:val="Compact"/>
         <w:numPr>
           <w:ilvl w:val="0"/>
-          <w:numId w:val="1008"/>
+          <w:numId w:val="1010"/>
         </w:numPr>
       </w:pPr>
       <w:r>
@@ -8226,7 +8334,7 @@
       <w:r>
         <w:t xml:space="preserve"> </w:t>
       </w:r>
-      <w:hyperlink r:id="rId80">
+      <w:hyperlink r:id="rId79">
         <w:r>
           <w:rPr>
             <w:rStyle w:val="Hyperlink"/>
@@ -8240,7 +8348,7 @@
         <w:pStyle w:val="Compact"/>
         <w:numPr>
           <w:ilvl w:val="0"/>
-          <w:numId w:val="1008"/>
+          <w:numId w:val="1010"/>
         </w:numPr>
       </w:pPr>
       <w:r>
@@ -8271,7 +8379,7 @@
       <w:r>
         <w:t xml:space="preserve"> </w:t>
       </w:r>
-      <w:hyperlink r:id="rId81">
+      <w:hyperlink r:id="rId80">
         <w:r>
           <w:rPr>
             <w:rStyle w:val="Hyperlink"/>
@@ -8285,7 +8393,7 @@
         <w:pStyle w:val="Compact"/>
         <w:numPr>
           <w:ilvl w:val="0"/>
-          <w:numId w:val="1008"/>
+          <w:numId w:val="1010"/>
         </w:numPr>
       </w:pPr>
       <w:r>
@@ -8324,7 +8432,7 @@
       <w:r>
         <w:t xml:space="preserve"> </w:t>
       </w:r>
-      <w:hyperlink r:id="rId82">
+      <w:hyperlink r:id="rId81">
         <w:r>
           <w:rPr>
             <w:rStyle w:val="Hyperlink"/>
@@ -8338,7 +8446,7 @@
         <w:pStyle w:val="Compact"/>
         <w:numPr>
           <w:ilvl w:val="0"/>
-          <w:numId w:val="1008"/>
+          <w:numId w:val="1010"/>
         </w:numPr>
       </w:pPr>
       <w:r>
@@ -8363,7 +8471,7 @@
       <w:r>
         <w:t xml:space="preserve"> </w:t>
       </w:r>
-      <w:hyperlink r:id="rId83">
+      <w:hyperlink r:id="rId82">
         <w:r>
           <w:rPr>
             <w:rStyle w:val="Hyperlink"/>
@@ -8377,7 +8485,7 @@
         <w:pStyle w:val="Compact"/>
         <w:numPr>
           <w:ilvl w:val="0"/>
-          <w:numId w:val="1008"/>
+          <w:numId w:val="1010"/>
         </w:numPr>
       </w:pPr>
       <w:r>
@@ -8408,7 +8516,7 @@
       <w:r>
         <w:t xml:space="preserve"> </w:t>
       </w:r>
-      <w:hyperlink r:id="rId84">
+      <w:hyperlink r:id="rId83">
         <w:r>
           <w:rPr>
             <w:rStyle w:val="Hyperlink"/>
@@ -8422,7 +8530,7 @@
         <w:pStyle w:val="Compact"/>
         <w:numPr>
           <w:ilvl w:val="0"/>
-          <w:numId w:val="1008"/>
+          <w:numId w:val="1010"/>
         </w:numPr>
       </w:pPr>
       <w:r>
@@ -8447,7 +8555,7 @@
       <w:r>
         <w:t xml:space="preserve"> </w:t>
       </w:r>
-      <w:hyperlink r:id="rId85">
+      <w:hyperlink r:id="rId84">
         <w:r>
           <w:rPr>
             <w:rStyle w:val="Hyperlink"/>
@@ -8476,44 +8584,10 @@
         <w:pStyle w:val="Compact"/>
         <w:numPr>
           <w:ilvl w:val="0"/>
-          <w:numId w:val="1008"/>
+          <w:numId w:val="1010"/>
         </w:numPr>
       </w:pPr>
       <w:r>
-        <w:t xml:space="preserve">T. C. Powers, T. L. Brownyard (1946). Studies of the physical properties of hardened Portland cement</w:t>
-      </w:r>
-      <w:r>
-        <w:t xml:space="preserve"> </w:t>
-      </w:r>
-      <w:r>
-        <w:t xml:space="preserve">paste.</w:t>
-      </w:r>
-      <w:r>
-        <w:t xml:space="preserve"> </w:t>
-      </w:r>
-      <w:r>
-        <w:rPr>
-          <w:i/>
-          <w:iCs/>
-        </w:rPr>
-        <w:t xml:space="preserve">Journal of the American Concrete Institute</w:t>
-      </w:r>
-      <w:r>
-        <w:t xml:space="preserve"> </w:t>
-      </w:r>
-      <w:r>
-        <w:t xml:space="preserve">43 101–132.</w:t>
-      </w:r>
-    </w:p>
-    <w:p>
-      <w:pPr>
-        <w:pStyle w:val="Compact"/>
-        <w:numPr>
-          <w:ilvl w:val="0"/>
-          <w:numId w:val="1008"/>
-        </w:numPr>
-      </w:pPr>
-      <w:r>
         <w:t xml:space="preserve">N. Roussel, D. Lowke (eds.) (2022).</w:t>
       </w:r>
       <w:r>
@@ -8549,7 +8623,7 @@
       <w:r>
         <w:t xml:space="preserve"> </w:t>
       </w:r>
-      <w:hyperlink r:id="rId86">
+      <w:hyperlink r:id="rId85">
         <w:r>
           <w:rPr>
             <w:rStyle w:val="Hyperlink"/>
@@ -8563,7 +8637,7 @@
         <w:pStyle w:val="Compact"/>
         <w:numPr>
           <w:ilvl w:val="0"/>
-          <w:numId w:val="1008"/>
+          <w:numId w:val="1010"/>
         </w:numPr>
       </w:pPr>
       <w:r>
@@ -8605,7 +8679,7 @@
         <w:pStyle w:val="Compact"/>
         <w:numPr>
           <w:ilvl w:val="0"/>
-          <w:numId w:val="1008"/>
+          <w:numId w:val="1010"/>
         </w:numPr>
       </w:pPr>
       <w:r>
@@ -8644,7 +8718,7 @@
       <w:r>
         <w:t xml:space="preserve"> </w:t>
       </w:r>
-      <w:hyperlink r:id="rId87">
+      <w:hyperlink r:id="rId86">
         <w:r>
           <w:rPr>
             <w:rStyle w:val="Hyperlink"/>
@@ -8661,6 +8735,203 @@
     </w:p>
     <w:p>
       <w:pPr>
+        <w:pStyle w:val="Compact"/>
+        <w:numPr>
+          <w:ilvl w:val="0"/>
+          <w:numId w:val="1010"/>
+        </w:numPr>
+      </w:pPr>
+      <w:r>
+        <w:t xml:space="preserve">B. Baten, M. A. Iqbal, S. Ament, J. Kusuma, N. Garg (2026).</w:t>
+      </w:r>
+      <w:r>
+        <w:t xml:space="preserve"> </w:t>
+      </w:r>
+      <w:r>
+        <w:rPr>
+          <w:i/>
+          <w:iCs/>
+        </w:rPr>
+        <w:t xml:space="preserve">SustainableConcrete / BOxCrete</w:t>
+      </w:r>
+      <w:r>
+        <w:t xml:space="preserve"> </w:t>
+      </w:r>
+      <w:r>
+        <w:t xml:space="preserve">[Dataset &amp; code]. Meta Platforms, Inc. / University of Illinois Urbana-Champaign / Amrize.</w:t>
+      </w:r>
+      <w:r>
+        <w:t xml:space="preserve"> </w:t>
+      </w:r>
+      <w:hyperlink r:id="rId87">
+        <w:r>
+          <w:rPr>
+            <w:rStyle w:val="Hyperlink"/>
+          </w:rPr>
+          <w:t xml:space="preserve">https://github.com/facebookresearch/SustainableConcrete</w:t>
+        </w:r>
+      </w:hyperlink>
+      <w:r>
+        <w:t xml:space="preserve">. MIT License.</w:t>
+      </w:r>
+    </w:p>
+    <w:p>
+      <w:pPr>
+        <w:pStyle w:val="Compact"/>
+        <w:numPr>
+          <w:ilvl w:val="0"/>
+          <w:numId w:val="1010"/>
+        </w:numPr>
+      </w:pPr>
+      <w:r>
+        <w:t xml:space="preserve">U. J. Malik, C. K. Lee, D. Mohotti, H. Mo (2025).</w:t>
+      </w:r>
+      <w:r>
+        <w:t xml:space="preserve"> </w:t>
+      </w:r>
+      <w:r>
+        <w:rPr>
+          <w:i/>
+          <w:iCs/>
+        </w:rPr>
+        <w:t xml:space="preserve">A global dataset of UHPC mix designs with supplementary</w:t>
+      </w:r>
+      <w:r>
+        <w:rPr>
+          <w:i/>
+          <w:iCs/>
+        </w:rPr>
+        <w:t xml:space="preserve"> </w:t>
+      </w:r>
+      <w:r>
+        <w:rPr>
+          <w:i/>
+          <w:iCs/>
+        </w:rPr>
+        <w:t xml:space="preserve">cementitious materials, nano additives, and sustainable fillers</w:t>
+      </w:r>
+      <w:r>
+        <w:t xml:space="preserve"> </w:t>
+      </w:r>
+      <w:r>
+        <w:t xml:space="preserve">(V2) [Dataset]. Mendeley Data.</w:t>
+      </w:r>
+      <w:r>
+        <w:t xml:space="preserve"> </w:t>
+      </w:r>
+      <w:hyperlink r:id="rId88">
+        <w:r>
+          <w:rPr>
+            <w:rStyle w:val="Hyperlink"/>
+          </w:rPr>
+          <w:t xml:space="preserve">https://doi.org/10.17632/czb7ww5pkz.2</w:t>
+        </w:r>
+      </w:hyperlink>
+      <w:r>
+        <w:t xml:space="preserve"> </w:t>
+      </w:r>
+      <w:r>
+        <w:t xml:space="preserve">(CC BY 4.0).</w:t>
+      </w:r>
+    </w:p>
+    <w:p>
+      <w:pPr>
+        <w:pStyle w:val="Compact"/>
+        <w:numPr>
+          <w:ilvl w:val="0"/>
+          <w:numId w:val="1010"/>
+        </w:numPr>
+      </w:pPr>
+      <w:r>
+        <w:t xml:space="preserve">J. Gao, Z. Wang, C. Wang (2022).</w:t>
+      </w:r>
+      <w:r>
+        <w:t xml:space="preserve"> </w:t>
+      </w:r>
+      <w:r>
+        <w:rPr>
+          <w:i/>
+          <w:iCs/>
+        </w:rPr>
+        <w:t xml:space="preserve">3D Printing Concrete Mix Design Open Dataset</w:t>
+      </w:r>
+      <w:r>
+        <w:t xml:space="preserve"> </w:t>
+      </w:r>
+      <w:r>
+        <w:t xml:space="preserve">(v0.3) [Dataset].</w:t>
+      </w:r>
+      <w:r>
+        <w:t xml:space="preserve"> </w:t>
+      </w:r>
+      <w:r>
+        <w:t xml:space="preserve">University of Florida. Zenodo.</w:t>
+      </w:r>
+      <w:r>
+        <w:t xml:space="preserve"> </w:t>
+      </w:r>
+      <w:hyperlink r:id="rId89">
+        <w:r>
+          <w:rPr>
+            <w:rStyle w:val="Hyperlink"/>
+          </w:rPr>
+          <w:t xml:space="preserve">https://doi.org/10.5281/zenodo.6828947</w:t>
+        </w:r>
+      </w:hyperlink>
+      <w:r>
+        <w:t xml:space="preserve"> </w:t>
+      </w:r>
+      <w:r>
+        <w:t xml:space="preserve">(CC BY 4.0).</w:t>
+      </w:r>
+    </w:p>
+    <w:p>
+      <w:pPr>
+        <w:pStyle w:val="Compact"/>
+        <w:numPr>
+          <w:ilvl w:val="0"/>
+          <w:numId w:val="1010"/>
+        </w:numPr>
+      </w:pPr>
+      <w:r>
+        <w:t xml:space="preserve">G. Placzek, M. Dahlberg (2024).</w:t>
+      </w:r>
+      <w:r>
+        <w:t xml:space="preserve"> </w:t>
+      </w:r>
+      <w:r>
+        <w:rPr>
+          <w:i/>
+          <w:iCs/>
+        </w:rPr>
+        <w:t xml:space="preserve">Database of 3D Concrete Printed Buildings</w:t>
+      </w:r>
+      <w:r>
+        <w:t xml:space="preserve"> </w:t>
+      </w:r>
+      <w:r>
+        <w:t xml:space="preserve">[Dataset]. Zenodo.</w:t>
+      </w:r>
+      <w:r>
+        <w:t xml:space="preserve"> </w:t>
+      </w:r>
+      <w:hyperlink r:id="rId90">
+        <w:r>
+          <w:rPr>
+            <w:rStyle w:val="Hyperlink"/>
+          </w:rPr>
+          <w:t xml:space="preserve">https://doi.org/10.5281/zenodo.14214812</w:t>
+        </w:r>
+      </w:hyperlink>
+      <w:r>
+        <w:t xml:space="preserve"> </w:t>
+      </w:r>
+      <w:r>
+        <w:t xml:space="preserve">(CC BY 4.0).</w:t>
+      </w:r>
+    </w:p>
+    <w:p>
+      <w:pPr>
         <w:pStyle w:val="FirstParagraph"/>
       </w:pPr>
       <w:r>
@@ -8671,8 +8942,8 @@
         <w:t xml:space="preserve">Corresponding author: Nicholas Sonnentag, Sunnyday Technologies (nick@sunn3d.com).</w:t>
       </w:r>
     </w:p>
-    <w:bookmarkEnd w:id="88"/>
-    <w:bookmarkEnd w:id="89"/>
+    <w:bookmarkEnd w:id="91"/>
+    <w:bookmarkEnd w:id="92"/>
     <w:sectPr>
       <w:footnotePr>
         <w:numRestart w:val="eachSect"/>
@@ -9014,6 +9285,12 @@
     <w:abstractNumId w:val="991"/>
   </w:num>
   <w:num w:numId="1005">
+    <w:abstractNumId w:val="991"/>
+  </w:num>
+  <w:num w:numId="1006">
+    <w:abstractNumId w:val="991"/>
+  </w:num>
+  <w:num w:numId="1007">
     <w:abstractNumId w:val="99411"/>
     <w:lvlOverride w:ilvl="0">
       <w:startOverride w:val="1"/>
@@ -9043,7 +9320,7 @@
       <w:startOverride w:val="1"/>
     </w:lvlOverride>
   </w:num>
-  <w:num w:numId="1006">
+  <w:num w:numId="1008">
     <w:abstractNumId w:val="99411"/>
     <w:lvlOverride w:ilvl="0">
       <w:startOverride w:val="1"/>
@@ -9073,10 +9350,10 @@
       <w:startOverride w:val="1"/>
     </w:lvlOverride>
   </w:num>
-  <w:num w:numId="1007">
+  <w:num w:numId="1009">
     <w:abstractNumId w:val="991"/>
   </w:num>
-  <w:num w:numId="1008">
+  <w:num w:numId="1010">
     <w:abstractNumId w:val="99411"/>
     <w:lvlOverride w:ilvl="0">
       <w:startOverride w:val="1"/>

--- a/research/open3dcp-whitepaper/Open3DCP_Whitepaper_v1.0.docx
+++ b/research/open3dcp-whitepaper/Open3DCP_Whitepaper_v1.0.docx
@@ -1923,7 +1923,7 @@
         <w:t xml:space="preserve"> </w:t>
       </w:r>
       <w:r>
-        <w:t xml:space="preserve">basis; v1.6 made kg/m³ primary and added the bridge columns. Admixtures are recorded as</w:t>
+        <w:t xml:space="preserve">basis; v1.7 made kg/m³ primary and added the bridge columns. Admixtures are recorded as</w:t>
       </w:r>
       <w:r>
         <w:t xml:space="preserve"> </w:t>
@@ -4483,7 +4483,7 @@
           <w:b/>
           <w:bCs/>
         </w:rPr>
-        <w:t xml:space="preserve">UF/UTK 3D-Printing-Concrete Mix-Design</w:t>
+        <w:t xml:space="preserve">University of Florida 3D-Printing-Concrete Mix-Design</w:t>
       </w:r>
       <w:r>
         <w:t xml:space="preserve"> </w:t>
@@ -4768,7 +4768,7 @@
           <wp:inline>
             <wp:extent cx="5334000" cy="2198894"/>
             <wp:effectExtent b="0" l="0" r="0" t="0"/>
-            <wp:docPr descr="Worked demonstration. Left: six openly-licensed public datasets ingested into Open3DCP — UCI/Yeh (cast benchmark), Meta SustainableConcrete (cast, carbon-aware), UNSW UHPC, the RILEM TC 304-ADC interlaboratory study (real 3DCP, ~30 labs), the UF/UTK 3DCP mix-design set (printability), and the TU-Braunschweig 3DCP buildings catalogue (project layer) — each populating a different slice of the record (dark = populated, light = partial/absent), with Open3DCP spanning the union; the empty cells are recorded, not hidden. Three kg/m³ sources carry an automated open3dcp-ingest fidelity score (98.2–98.9 / A); the rest are curated through their native structure. Right: a cross-study characterization result from the RILEM data, expressible only because the schema records loading orientation — printed concrete loaded along the layers (X) is 32–55 % weaker than the cast reference, consistently across three independent laboratories (flexural strength, ~28 d; error bars are ± one standard deviation)." title="" id="28" name="Picture"/>
+            <wp:docPr descr="Worked demonstration. Left: six openly-licensed public datasets ingested into Open3DCP — UCI/Yeh (cast benchmark), Meta SustainableConcrete (cast, carbon-aware), UNSW UHPC, the RILEM TC 304-ADC interlaboratory study (real 3DCP, ~30 labs), the UF 3DCP mix-design set (printability), and the TU-Braunschweig 3DCP buildings catalogue (project layer) — each populating a different slice of the record (dark = populated, light = partial/absent), with Open3DCP spanning the union; the empty cells are recorded, not hidden. Three kg/m³ sources carry an automated open3dcp-ingest fidelity score (98.2–98.9 / A); the rest are curated through their native structure. Right: a cross-study characterization result from the RILEM data, expressible only because the schema records loading orientation — printed concrete loaded along the layers (X) is 32–55 % weaker than the cast reference, consistently across three independent laboratories (flexural strength, ~28 d; error bars are ± one standard deviation)." title="" id="28" name="Picture"/>
             <a:graphic>
               <a:graphicData uri="http://schemas.openxmlformats.org/drawingml/2006/picture">
                 <pic:pic>
@@ -4831,7 +4831,7 @@
         <w:t xml:space="preserve"> </w:t>
       </w:r>
       <w:r>
-        <w:t xml:space="preserve">six openly-licensed public datasets ingested into Open3DCP — UCI/Yeh (cast benchmark), Meta SustainableConcrete (cast, carbon-aware), UNSW UHPC, the RILEM TC 304-ADC interlaboratory study (real 3DCP, ~30 labs), the UF/UTK 3DCP mix-design set (printability), and the TU-Braunschweig 3DCP buildings catalogue (project layer) — each populating a different slice of the record (dark = populated, light = partial/absent), with Open3DCP spanning the union; the empty cells are recorded, not hidden. Three kg/m³ sources carry an automated</w:t>
+        <w:t xml:space="preserve">six openly-licensed public datasets ingested into Open3DCP — UCI/Yeh (cast benchmark), Meta SustainableConcrete (cast, carbon-aware), UNSW UHPC, the RILEM TC 304-ADC interlaboratory study (real 3DCP, ~30 labs), the UF 3DCP mix-design set (printability), and the TU-Braunschweig 3DCP buildings catalogue (project layer) — each populating a different slice of the record (dark = populated, light = partial/absent), with Open3DCP spanning the union; the empty cells are recorded, not hidden. Three kg/m³ sources carry an automated</w:t>
       </w:r>
       <w:r>
         <w:t xml:space="preserve"> </w:t>
@@ -6502,19 +6502,49 @@
         <w:t xml:space="preserve"> </w:t>
       </w:r>
       <w:r>
-        <w:t xml:space="preserve">The author thanks the RILEM TC 304-ADC committee for foundational work on 3DCP test</w:t>
-      </w:r>
-      <w:r>
-        <w:t xml:space="preserve"> </w:t>
-      </w:r>
-      <w:r>
-        <w:t xml:space="preserve">standardization and interlaboratory data sharing, and the broader 3DCP research community whose published</w:t>
-      </w:r>
-      <w:r>
-        <w:t xml:space="preserve"> </w:t>
-      </w:r>
-      <w:r>
-        <w:t xml:space="preserve">data motivated and informed the schema.</w:t>
+        <w:t xml:space="preserve">The author thanks the RILEM TC 304-ADC committee for foundational work on 3DCP</w:t>
+      </w:r>
+      <w:r>
+        <w:t xml:space="preserve"> </w:t>
+      </w:r>
+      <w:r>
+        <w:t xml:space="preserve">test standardization and interlaboratory data sharing; the National Institute of Standards and Technology</w:t>
+      </w:r>
+      <w:r>
+        <w:t xml:space="preserve"> </w:t>
+      </w:r>
+      <w:r>
+        <w:t xml:space="preserve">(NIST), the American Concrete Institute (ACI), Oak Ridge National Laboratory (ORNL) and its Manufacturing Demonstration Facility (MDF), and the</w:t>
+      </w:r>
+      <w:r>
+        <w:t xml:space="preserve"> </w:t>
+      </w:r>
+      <w:r>
+        <w:t xml:space="preserve">ISO/ASTM 52939 committee together with its associated ASTM contributors, for advancing the measurement</w:t>
+      </w:r>
+      <w:r>
+        <w:t xml:space="preserve"> </w:t>
+      </w:r>
+      <w:r>
+        <w:t xml:space="preserve">science, standards, and qualification frameworks on which additive construction depends; and the broader</w:t>
+      </w:r>
+      <w:r>
+        <w:t xml:space="preserve"> </w:t>
+      </w:r>
+      <w:r>
+        <w:t xml:space="preserve">3DCP research community whose published data motivated and informed the schema. Acknowledgment of these</w:t>
+      </w:r>
+      <w:r>
+        <w:t xml:space="preserve"> </w:t>
+      </w:r>
+      <w:r>
+        <w:t xml:space="preserve">organizations reflects the standards and measurement foundations the schema builds on and does not imply</w:t>
+      </w:r>
+      <w:r>
+        <w:t xml:space="preserve"> </w:t>
+      </w:r>
+      <w:r>
+        <w:t xml:space="preserve">their endorsement.</w:t>
       </w:r>
     </w:p>
     <w:bookmarkEnd w:id="41"/>

--- a/research/open3dcp-whitepaper/Open3DCP_Whitepaper_v1.0.docx
+++ b/research/open3dcp-whitepaper/Open3DCP_Whitepaper_v1.0.docx
@@ -31,7 +31,7 @@
         <w:pStyle w:val="Date"/>
       </w:pPr>
       <w:r>
-        <w:t xml:space="preserve">2026-06-09</w:t>
+        <w:t xml:space="preserve">2026-06-10</w:t>
       </w:r>
     </w:p>
     <w:sdt>
@@ -154,137 +154,13 @@
           <w:b/>
           <w:bCs/>
         </w:rPr>
-        <w:t xml:space="preserve">kg/m³-primary basis</w:t>
-      </w:r>
-      <w:r>
-        <w:t xml:space="preserve"> </w:t>
-      </w:r>
-      <w:r>
-        <w:t xml:space="preserve">(the field</w:t>
-      </w:r>
-      <w:r>
-        <w:t xml:space="preserve"> </w:t>
-      </w:r>
-      <w:r>
-        <w:t xml:space="preserve">standard), with mass-percent of total wet mix retained as a losslessly-derived secondary</w:t>
-      </w:r>
-      <w:r>
-        <w:t xml:space="preserve"> </w:t>
-      </w:r>
-      <w:r>
-        <w:t xml:space="preserve">representation; missingness is represented as</w:t>
-      </w:r>
-      <w:r>
-        <w:t xml:space="preserve"> </w:t>
-      </w:r>
-      <w:r>
-        <w:rPr>
-          <w:rStyle w:val="VerbatimChar"/>
-        </w:rPr>
-        <w:t xml:space="preserve">NULL</w:t>
-      </w:r>
-      <w:r>
-        <w:t xml:space="preserve">, with</w:t>
-      </w:r>
-      <w:r>
-        <w:t xml:space="preserve"> </w:t>
-      </w:r>
-      <w:r>
-        <w:rPr>
-          <w:rStyle w:val="VerbatimChar"/>
-        </w:rPr>
-        <w:t xml:space="preserve">0</w:t>
-      </w:r>
-      <w:r>
-        <w:t xml:space="preserve"> </w:t>
-      </w:r>
-      <w:r>
-        <w:t xml:space="preserve">reserved for explicit source-reported</w:t>
-      </w:r>
-      <w:r>
-        <w:t xml:space="preserve"> </w:t>
-      </w:r>
-      <w:r>
-        <w:t xml:space="preserve">zero. Open3DCP is a</w:t>
-      </w:r>
-      <w:r>
-        <w:t xml:space="preserve"> </w:t>
-      </w:r>
-      <w:r>
-        <w:rPr>
-          <w:i/>
-          <w:iCs/>
-        </w:rPr>
-        <w:t xml:space="preserve">reporting layer</w:t>
-      </w:r>
-      <w:r>
-        <w:t xml:space="preserve">, not a test method or a substitute for ASTM, EN, ACI, ICC, ISO, or</w:t>
-      </w:r>
-      <w:r>
-        <w:t xml:space="preserve"> </w:t>
-      </w:r>
-      <w:r>
-        <w:t xml:space="preserve">RILEM standards: it lets 3DCP records be assembled into interoperable datasets for scientific review,</w:t>
-      </w:r>
-      <w:r>
-        <w:t xml:space="preserve"> </w:t>
-      </w:r>
-      <w:r>
-        <w:t xml:space="preserve">Integrated Computational Materials Engineering (ICME)–style process–structure–property analysis,</w:t>
-      </w:r>
-      <w:r>
-        <w:t xml:space="preserve"> </w:t>
-      </w:r>
-      <w:r>
-        <w:t xml:space="preserve">digital-twin reconstruction, and downstream analysis where sufficient validated data exist. We give the</w:t>
-      </w:r>
-      <w:r>
-        <w:t xml:space="preserve"> </w:t>
-      </w:r>
-      <w:r>
-        <w:t xml:space="preserve">design rationale for each major decision and</w:t>
-      </w:r>
-      <w:r>
-        <w:t xml:space="preserve"> </w:t>
+        <w:t xml:space="preserve">dual basis that keeps kg/m³ — the field</w:t>
       </w:r>
       <w:r>
         <w:rPr>
           <w:b/>
           <w:bCs/>
         </w:rPr>
-        <w:t xml:space="preserve">demonstrate ingestion</w:t>
-      </w:r>
-      <w:r>
-        <w:t xml:space="preserve"> </w:t>
-      </w:r>
-      <w:r>
-        <w:t xml:space="preserve">on six openly-licensed public</w:t>
-      </w:r>
-      <w:r>
-        <w:t xml:space="preserve"> </w:t>
-      </w:r>
-      <w:r>
-        <w:t xml:space="preserve">datasets — a cast-concrete benchmark, a corporate carbon-aware set, an ultra-high-performance (UHPC)</w:t>
-      </w:r>
-      <w:r>
-        <w:t xml:space="preserve"> </w:t>
-      </w:r>
-      <w:r>
-        <w:t xml:space="preserve">corpus, a ~30-laboratory 3DCP mechanical database, an extrusion-3DCP printability set, and a project-layer</w:t>
-      </w:r>
-      <w:r>
-        <w:t xml:space="preserve"> </w:t>
-      </w:r>
-      <w:r>
-        <w:t xml:space="preserve">building catalogue — into one schema, including a cross-study print-anisotropy result. The point Open3DCP</w:t>
-      </w:r>
-      <w:r>
-        <w:t xml:space="preserve"> </w:t>
-      </w:r>
-      <w:r>
-        <w:t xml:space="preserve">makes is one of</w:t>
-      </w:r>
-      <w:r>
         <w:t xml:space="preserve"> </w:t>
       </w:r>
       <w:r>
@@ -292,6 +168,141 @@
           <w:b/>
           <w:bCs/>
         </w:rPr>
+        <w:t xml:space="preserve">standard — first-class</w:t>
+      </w:r>
+      <w:r>
+        <w:t xml:space="preserve">: the constituent columns store the self-normalizing mass-percent projection,</w:t>
+      </w:r>
+      <w:r>
+        <w:t xml:space="preserve"> </w:t>
+      </w:r>
+      <w:r>
+        <w:t xml:space="preserve">and bridge columns preserve the source’s kg/m³ exactly, so either basis is recoverable without a</w:t>
+      </w:r>
+      <w:r>
+        <w:t xml:space="preserve"> </w:t>
+      </w:r>
+      <w:r>
+        <w:t xml:space="preserve">density assumption; missingness is represented as</w:t>
+      </w:r>
+      <w:r>
+        <w:t xml:space="preserve"> </w:t>
+      </w:r>
+      <w:r>
+        <w:rPr>
+          <w:rStyle w:val="VerbatimChar"/>
+        </w:rPr>
+        <w:t xml:space="preserve">NULL</w:t>
+      </w:r>
+      <w:r>
+        <w:t xml:space="preserve">, with</w:t>
+      </w:r>
+      <w:r>
+        <w:t xml:space="preserve"> </w:t>
+      </w:r>
+      <w:r>
+        <w:rPr>
+          <w:rStyle w:val="VerbatimChar"/>
+        </w:rPr>
+        <w:t xml:space="preserve">0</w:t>
+      </w:r>
+      <w:r>
+        <w:t xml:space="preserve"> </w:t>
+      </w:r>
+      <w:r>
+        <w:t xml:space="preserve">reserved for explicit source-reported</w:t>
+      </w:r>
+      <w:r>
+        <w:t xml:space="preserve"> </w:t>
+      </w:r>
+      <w:r>
+        <w:t xml:space="preserve">zero. Open3DCP is a</w:t>
+      </w:r>
+      <w:r>
+        <w:t xml:space="preserve"> </w:t>
+      </w:r>
+      <w:r>
+        <w:rPr>
+          <w:i/>
+          <w:iCs/>
+        </w:rPr>
+        <w:t xml:space="preserve">reporting layer</w:t>
+      </w:r>
+      <w:r>
+        <w:t xml:space="preserve">, not a test method or a substitute for ASTM, EN, ACI, ICC, ISO, or</w:t>
+      </w:r>
+      <w:r>
+        <w:t xml:space="preserve"> </w:t>
+      </w:r>
+      <w:r>
+        <w:t xml:space="preserve">RILEM standards: it lets 3DCP records be assembled into interoperable datasets for scientific review,</w:t>
+      </w:r>
+      <w:r>
+        <w:t xml:space="preserve"> </w:t>
+      </w:r>
+      <w:r>
+        <w:t xml:space="preserve">Integrated Computational Materials Engineering (ICME)–style process–structure–property analysis,</w:t>
+      </w:r>
+      <w:r>
+        <w:t xml:space="preserve"> </w:t>
+      </w:r>
+      <w:r>
+        <w:t xml:space="preserve">digital-twin reconstruction, and downstream analysis where sufficient validated data exist. We give the</w:t>
+      </w:r>
+      <w:r>
+        <w:t xml:space="preserve"> </w:t>
+      </w:r>
+      <w:r>
+        <w:t xml:space="preserve">design rationale for each major decision and</w:t>
+      </w:r>
+      <w:r>
+        <w:t xml:space="preserve"> </w:t>
+      </w:r>
+      <w:r>
+        <w:rPr>
+          <w:b/>
+          <w:bCs/>
+        </w:rPr>
+        <w:t xml:space="preserve">demonstrate ingestion</w:t>
+      </w:r>
+      <w:r>
+        <w:t xml:space="preserve"> </w:t>
+      </w:r>
+      <w:r>
+        <w:t xml:space="preserve">on five openly-licensed public</w:t>
+      </w:r>
+      <w:r>
+        <w:t xml:space="preserve"> </w:t>
+      </w:r>
+      <w:r>
+        <w:t xml:space="preserve">datasets — a cast-concrete benchmark, a corporate carbon-aware set, a ~30-laboratory 3DCP mechanical</w:t>
+      </w:r>
+      <w:r>
+        <w:t xml:space="preserve"> </w:t>
+      </w:r>
+      <w:r>
+        <w:t xml:space="preserve">database, an extrusion-3DCP printability set, and a project-layer building catalogue — into one schema,</w:t>
+      </w:r>
+      <w:r>
+        <w:t xml:space="preserve"> </w:t>
+      </w:r>
+      <w:r>
+        <w:t xml:space="preserve">including a cross-study print-anisotropy result. The point Open3DCP</w:t>
+      </w:r>
+      <w:r>
+        <w:t xml:space="preserve"> </w:t>
+      </w:r>
+      <w:r>
+        <w:t xml:space="preserve">makes is one of</w:t>
+      </w:r>
+      <w:r>
+        <w:t xml:space="preserve"> </w:t>
+      </w:r>
+      <w:r>
+        <w:rPr>
+          <w:b/>
+          <w:bCs/>
+        </w:rPr>
         <w:t xml:space="preserve">characterization, not prediction</w:t>
       </w:r>
       <w:r>
@@ -323,7 +334,7 @@
       </w:r>
     </w:p>
     <w:bookmarkEnd w:id="9"/>
-    <w:bookmarkStart w:id="92" w:name="contributions"/>
+    <w:bookmarkStart w:id="91" w:name="contributions"/>
     <w:p>
       <w:pPr>
         <w:pStyle w:val="Heading1"/>
@@ -397,7 +408,7 @@
         <w:t xml:space="preserve"> </w:t>
       </w:r>
       <w:r>
-        <w:t xml:space="preserve">for each consequential choice: flat table over graph, kg/m³-primary</w:t>
+        <w:t xml:space="preserve">for each consequential choice: flat table over graph,</w:t>
       </w:r>
       <w:r>
         <w:t xml:space="preserve"> </w:t>
@@ -413,7 +424,7 @@
         <w:t xml:space="preserve"> </w:t>
       </w:r>
       <w:r>
-        <w:t xml:space="preserve">recording, fineness-modulus over maximum aggregate size, and</w:t>
+        <w:t xml:space="preserve">recording that keeps kg/m³ first-class, fineness-modulus over maximum aggregate size, and</w:t>
       </w:r>
       <w:r>
         <w:t xml:space="preserve"> </w:t>
@@ -502,25 +513,25 @@
         <w:t xml:space="preserve"> </w:t>
       </w:r>
       <w:r>
-        <w:t xml:space="preserve">ingesting six openly-licensed public datasets — a cast-concrete benchmark,</w:t>
-      </w:r>
-      <w:r>
-        <w:t xml:space="preserve"> </w:t>
-      </w:r>
-      <w:r>
-        <w:t xml:space="preserve">a corporate carbon-aware set, a UHPC corpus, a ~30-laboratory 3DCP mechanical database, an</w:t>
-      </w:r>
-      <w:r>
-        <w:t xml:space="preserve"> </w:t>
-      </w:r>
-      <w:r>
-        <w:t xml:space="preserve">extrusion-3DCP printability set, and a project-layer building catalogue — into one schema, three of them</w:t>
-      </w:r>
-      <w:r>
-        <w:t xml:space="preserve"> </w:t>
-      </w:r>
-      <w:r>
-        <w:t xml:space="preserve">carrying a real automated fidelity score, and yielding a cross-study print-anisotropy result that the</w:t>
+        <w:t xml:space="preserve">ingesting five openly-licensed public datasets — a cast-concrete benchmark,</w:t>
+      </w:r>
+      <w:r>
+        <w:t xml:space="preserve"> </w:t>
+      </w:r>
+      <w:r>
+        <w:t xml:space="preserve">a corporate carbon-aware set, a ~30-laboratory 3DCP mechanical database, an extrusion-3DCP printability</w:t>
+      </w:r>
+      <w:r>
+        <w:t xml:space="preserve"> </w:t>
+      </w:r>
+      <w:r>
+        <w:t xml:space="preserve">set, and a project-layer building catalogue — into one schema, two of them carrying a real automated</w:t>
+      </w:r>
+      <w:r>
+        <w:t xml:space="preserve"> </w:t>
+      </w:r>
+      <w:r>
+        <w:t xml:space="preserve">fidelity score, and yielding a cross-study print-anisotropy result that the</w:t>
       </w:r>
       <w:r>
         <w:t xml:space="preserve"> </w:t>
@@ -918,6 +929,64 @@
         <w:pStyle w:val="BodyText"/>
       </w:pPr>
       <w:r>
+        <w:t xml:space="preserve">On materials chemistry, Open3DCP covers</w:t>
+      </w:r>
+      <w:r>
+        <w:t xml:space="preserve"> </w:t>
+      </w:r>
+      <w:r>
+        <w:rPr>
+          <w:b/>
+          <w:bCs/>
+        </w:rPr>
+        <w:t xml:space="preserve">hydraulic cementitious systems</w:t>
+      </w:r>
+      <w:r>
+        <w:t xml:space="preserve"> </w:t>
+      </w:r>
+      <w:r>
+        <w:t xml:space="preserve">— Portland and blended cements,</w:t>
+      </w:r>
+      <w:r>
+        <w:t xml:space="preserve"> </w:t>
+      </w:r>
+      <w:r>
+        <w:t xml:space="preserve">calcium-aluminate and calcium-sulfoaluminate cements, and high-calcium alkali-activated slag, whose</w:t>
+      </w:r>
+      <w:r>
+        <w:t xml:space="preserve"> </w:t>
+      </w:r>
+      <w:r>
+        <w:t xml:space="preserve">C-(A-)S-H binding gel is chemically continuous with Portland hydrates. Low-calcium fly-ash</w:t>
+      </w:r>
+      <w:r>
+        <w:t xml:space="preserve"> </w:t>
+      </w:r>
+      <w:r>
+        <w:rPr>
+          <w:b/>
+          <w:bCs/>
+        </w:rPr>
+        <w:t xml:space="preserve">geopolymers</w:t>
+      </w:r>
+      <w:r>
+        <w:t xml:space="preserve"> </w:t>
+      </w:r>
+      <w:r>
+        <w:t xml:space="preserve">(whose N-A-S-H gel is a distinct binder chemistry) are out of scope; the schema’s activator columns exist</w:t>
+      </w:r>
+      <w:r>
+        <w:t xml:space="preserve"> </w:t>
+      </w:r>
+      <w:r>
+        <w:t xml:space="preserve">to record the high-calcium alkali-activated systems that are in scope, not to characterize geopolymers.</w:t>
+      </w:r>
+    </w:p>
+    <w:p>
+      <w:pPr>
+        <w:pStyle w:val="BodyText"/>
+      </w:pPr>
+      <w:r>
         <w:t xml:space="preserve">Open3DCP</w:t>
       </w:r>
       <w:r>
@@ -955,7 +1024,13 @@
         </w:numPr>
       </w:pPr>
       <w:r>
-        <w:t xml:space="preserve">A kg/m³-primary, SI-unit reporting convention (with a losslessly-derived mass-percent view).</w:t>
+        <w:t xml:space="preserve">A dual-basis, SI-unit reporting convention: mass-percent stored, the source’s kg/m³ (the field</w:t>
+      </w:r>
+      <w:r>
+        <w:t xml:space="preserve"> </w:t>
+      </w:r>
+      <w:r>
+        <w:t xml:space="preserve">standard) preserved exactly via bridge columns — either basis recoverable without assumption.</w:t>
       </w:r>
     </w:p>
     <w:p>
@@ -1724,13 +1799,19 @@
           <w:b/>
           <w:bCs/>
         </w:rPr>
-        <w:t xml:space="preserve">5.2 Dual-basis, kg/m³-primary.</w:t>
-      </w:r>
-      <w:r>
-        <w:t xml:space="preserve"> </w:t>
-      </w:r>
-      <w:r>
-        <w:t xml:space="preserve">Open3DCP records material quantities on a</w:t>
+        <w:t xml:space="preserve">5.2 Dual basis: mass-percent stored, kg/m³ preserved.</w:t>
+      </w:r>
+      <w:r>
+        <w:t xml:space="preserve"> </w:t>
+      </w:r>
+      <w:r>
+        <w:t xml:space="preserve">To be precise about what sits where: the</w:t>
+      </w:r>
+      <w:r>
+        <w:t xml:space="preserve"> </w:t>
+      </w:r>
+      <w:r>
+        <w:t xml:space="preserve">constituent columns</w:t>
       </w:r>
       <w:r>
         <w:t xml:space="preserve"> </w:t>
@@ -1740,13 +1821,43 @@
           <w:b/>
           <w:bCs/>
         </w:rPr>
-        <w:t xml:space="preserve">kg/m³ primary</w:t>
+        <w:t xml:space="preserve">store mass-percent of total wet mix</w:t>
+      </w:r>
+      <w:r>
+        <w:t xml:space="preserve"> </w:t>
+      </w:r>
+      <w:r>
+        <w:t xml:space="preserve">— the self-normalizing projection (Σ ≈ 100 %)</w:t>
+      </w:r>
+      <w:r>
+        <w:t xml:space="preserve"> </w:t>
+      </w:r>
+      <w:r>
+        <w:t xml:space="preserve">that pools cleanly across datasets — while the source’s</w:t>
+      </w:r>
+      <w:r>
+        <w:t xml:space="preserve"> </w:t>
       </w:r>
       <w:r>
         <w:rPr>
           <w:b/>
           <w:bCs/>
         </w:rPr>
+        <w:t xml:space="preserve">kg/m³</w:t>
+      </w:r>
+      <w:r>
+        <w:t xml:space="preserve"> </w:t>
+      </w:r>
+      <w:r>
+        <w:t xml:space="preserve">(the convention the concrete industry</w:t>
+      </w:r>
+      <w:r>
+        <w:t xml:space="preserve"> </w:t>
+      </w:r>
+      <w:r>
+        <w:t xml:space="preserve">and field actually use) is</w:t>
+      </w:r>
+      <w:r>
         <w:t xml:space="preserve"> </w:t>
       </w:r>
       <w:r>
@@ -1754,13 +1865,157 @@
           <w:b/>
           <w:bCs/>
         </w:rPr>
-        <w:t xml:space="preserve">basis</w:t>
-      </w:r>
-      <w:r>
-        <w:t xml:space="preserve"> </w:t>
-      </w:r>
-      <w:r>
-        <w:t xml:space="preserve">— the convention the concrete industry and field actually use — while retaining</w:t>
+        <w:t xml:space="preserve">preserved exactly and is first-class</w:t>
+      </w:r>
+      <w:r>
+        <w:t xml:space="preserve">, never approximated. Three columns</w:t>
+      </w:r>
+      <w:r>
+        <w:t xml:space="preserve"> </w:t>
+      </w:r>
+      <w:r>
+        <w:t xml:space="preserve">make the two interconvertible without assumption:</w:t>
+      </w:r>
+      <w:r>
+        <w:t xml:space="preserve"> </w:t>
+      </w:r>
+      <w:r>
+        <w:rPr>
+          <w:rStyle w:val="VerbatimChar"/>
+        </w:rPr>
+        <w:t xml:space="preserve">original_basis</w:t>
+      </w:r>
+      <w:r>
+        <w:t xml:space="preserve"> </w:t>
+      </w:r>
+      <w:r>
+        <w:t xml:space="preserve">records what the source reported</w:t>
+      </w:r>
+      <w:r>
+        <w:t xml:space="preserve"> </w:t>
+      </w:r>
+      <w:r>
+        <w:t xml:space="preserve">(</w:t>
+      </w:r>
+      <w:r>
+        <w:rPr>
+          <w:rStyle w:val="VerbatimChar"/>
+        </w:rPr>
+        <w:t xml:space="preserve">kg_m3</w:t>
+      </w:r>
+      <w:r>
+        <w:t xml:space="preserve"> </w:t>
+      </w:r>
+      <w:r>
+        <w:t xml:space="preserve">|</w:t>
+      </w:r>
+      <w:r>
+        <w:t xml:space="preserve"> </w:t>
+      </w:r>
+      <w:r>
+        <w:rPr>
+          <w:rStyle w:val="VerbatimChar"/>
+        </w:rPr>
+        <w:t xml:space="preserve">mass_pct</w:t>
+      </w:r>
+      <w:r>
+        <w:t xml:space="preserve"> </w:t>
+      </w:r>
+      <w:r>
+        <w:t xml:space="preserve">|</w:t>
+      </w:r>
+      <w:r>
+        <w:t xml:space="preserve"> </w:t>
+      </w:r>
+      <w:r>
+        <w:rPr>
+          <w:rStyle w:val="VerbatimChar"/>
+        </w:rPr>
+        <w:t xml:space="preserve">volume</w:t>
+      </w:r>
+      <w:r>
+        <w:t xml:space="preserve"> </w:t>
+      </w:r>
+      <w:r>
+        <w:t xml:space="preserve">|</w:t>
+      </w:r>
+      <w:r>
+        <w:t xml:space="preserve"> </w:t>
+      </w:r>
+      <w:r>
+        <w:rPr>
+          <w:rStyle w:val="VerbatimChar"/>
+        </w:rPr>
+        <w:t xml:space="preserve">lb_yd3</w:t>
+      </w:r>
+      <w:r>
+        <w:t xml:space="preserve">), and</w:t>
+      </w:r>
+      <w:r>
+        <w:t xml:space="preserve"> </w:t>
+      </w:r>
+      <w:r>
+        <w:rPr>
+          <w:rStyle w:val="VerbatimChar"/>
+        </w:rPr>
+        <w:t xml:space="preserve">total_batched_mass_kg_m3</w:t>
+      </w:r>
+      <w:r>
+        <w:t xml:space="preserve"> </w:t>
+      </w:r>
+      <w:r>
+        <w:t xml:space="preserve">and</w:t>
+      </w:r>
+      <w:r>
+        <w:t xml:space="preserve"> </w:t>
+      </w:r>
+      <w:r>
+        <w:rPr>
+          <w:rStyle w:val="VerbatimChar"/>
+        </w:rPr>
+        <w:t xml:space="preserve">total_binder_kg_m3</w:t>
+      </w:r>
+      <w:r>
+        <w:t xml:space="preserve"> </w:t>
+      </w:r>
+      <w:r>
+        <w:t xml:space="preserve">carry</w:t>
+      </w:r>
+      <w:r>
+        <w:t xml:space="preserve"> </w:t>
+      </w:r>
+      <w:r>
+        <w:t xml:space="preserve">the batched-mass and binder totals needed to convert exactly in either direction. This resolves a real</w:t>
+      </w:r>
+      <w:r>
+        <w:t xml:space="preserve"> </w:t>
+      </w:r>
+      <w:r>
+        <w:t xml:space="preserve">tension: kg/m³ is what practitioners report and need, but normally requires a density assumption for</w:t>
+      </w:r>
+      <w:r>
+        <w:t xml:space="preserve"> </w:t>
+      </w:r>
+      <w:r>
+        <w:t xml:space="preserve">cross-dataset comparison when density is unreported; mass-percent is self-normalizing and</w:t>
+      </w:r>
+      <w:r>
+        <w:t xml:space="preserve"> </w:t>
+      </w:r>
+      <w:r>
+        <w:t xml:space="preserve">ideal for pooled analysis, but is foreign to field practice. Storing the projection plus the lossless</w:t>
+      </w:r>
+      <w:r>
+        <w:t xml:space="preserve"> </w:t>
+      </w:r>
+      <w:r>
+        <w:t xml:space="preserve">bridge serves both without discarding information. (Schema versions ≤ v1.5 carried mass-percent only,</w:t>
+      </w:r>
+      <w:r>
+        <w:t xml:space="preserve"> </w:t>
+      </w:r>
+      <w:r>
+        <w:t xml:space="preserve">with no recoverable kg/m³; v1.7 added the bridge columns that make kg/m³ exact. Admixtures are recorded on a</w:t>
       </w:r>
       <w:r>
         <w:t xml:space="preserve"> </w:t>
@@ -1770,19 +2025,19 @@
           <w:b/>
           <w:bCs/>
         </w:rPr>
-        <w:t xml:space="preserve">mass-percent of total wet mix</w:t>
-      </w:r>
-      <w:r>
-        <w:t xml:space="preserve"> </w:t>
-      </w:r>
-      <w:r>
-        <w:t xml:space="preserve">as a losslessly-derived secondary representation. Three columns make</w:t>
-      </w:r>
-      <w:r>
-        <w:t xml:space="preserve"> </w:t>
-      </w:r>
-      <w:r>
-        <w:t xml:space="preserve">the two interconvertible without assumption:</w:t>
+        <w:t xml:space="preserve">solids basis</w:t>
+      </w:r>
+      <w:r>
+        <w:t xml:space="preserve"> </w:t>
+      </w:r>
+      <w:r>
+        <w:t xml:space="preserve">where the source reports the solids fraction; where it does not — common in public datasets — the</w:t>
+      </w:r>
+      <w:r>
+        <w:t xml:space="preserve"> </w:t>
+      </w:r>
+      <w:r>
+        <w:t xml:space="preserve">as-delivered liquid mass is stored and that assumption is flagged in the fidelity report, and</w:t>
       </w:r>
       <w:r>
         <w:t xml:space="preserve"> </w:t>
@@ -1791,169 +2046,13 @@
         <w:rPr>
           <w:rStyle w:val="VerbatimChar"/>
         </w:rPr>
-        <w:t xml:space="preserve">original_basis</w:t>
-      </w:r>
-      <w:r>
-        <w:t xml:space="preserve"> </w:t>
-      </w:r>
-      <w:r>
-        <w:t xml:space="preserve">records what the source reported</w:t>
-      </w:r>
-      <w:r>
-        <w:t xml:space="preserve"> </w:t>
-      </w:r>
-      <w:r>
-        <w:t xml:space="preserve">(</w:t>
-      </w:r>
-      <w:r>
-        <w:rPr>
-          <w:rStyle w:val="VerbatimChar"/>
-        </w:rPr>
-        <w:t xml:space="preserve">kg_m3</w:t>
-      </w:r>
-      <w:r>
-        <w:t xml:space="preserve"> </w:t>
-      </w:r>
-      <w:r>
-        <w:t xml:space="preserve">|</w:t>
-      </w:r>
-      <w:r>
-        <w:t xml:space="preserve"> </w:t>
-      </w:r>
-      <w:r>
-        <w:rPr>
-          <w:rStyle w:val="VerbatimChar"/>
-        </w:rPr>
-        <w:t xml:space="preserve">mass_pct</w:t>
-      </w:r>
-      <w:r>
-        <w:t xml:space="preserve"> </w:t>
-      </w:r>
-      <w:r>
-        <w:t xml:space="preserve">|</w:t>
-      </w:r>
-      <w:r>
-        <w:t xml:space="preserve"> </w:t>
-      </w:r>
-      <w:r>
-        <w:rPr>
-          <w:rStyle w:val="VerbatimChar"/>
-        </w:rPr>
-        <w:t xml:space="preserve">volume</w:t>
-      </w:r>
-      <w:r>
-        <w:t xml:space="preserve"> </w:t>
-      </w:r>
-      <w:r>
-        <w:t xml:space="preserve">|</w:t>
-      </w:r>
-      <w:r>
-        <w:t xml:space="preserve"> </w:t>
-      </w:r>
-      <w:r>
-        <w:rPr>
-          <w:rStyle w:val="VerbatimChar"/>
-        </w:rPr>
-        <w:t xml:space="preserve">lb_yd3</w:t>
-      </w:r>
-      <w:r>
-        <w:t xml:space="preserve">), and</w:t>
-      </w:r>
-      <w:r>
-        <w:t xml:space="preserve"> </w:t>
-      </w:r>
-      <w:r>
-        <w:rPr>
-          <w:rStyle w:val="VerbatimChar"/>
-        </w:rPr>
-        <w:t xml:space="preserve">mix_density_kg_m3</w:t>
-      </w:r>
-      <w:r>
-        <w:t xml:space="preserve"> </w:t>
-      </w:r>
-      <w:r>
-        <w:t xml:space="preserve">and</w:t>
-      </w:r>
-      <w:r>
-        <w:t xml:space="preserve"> </w:t>
-      </w:r>
-      <w:r>
-        <w:rPr>
-          <w:rStyle w:val="VerbatimChar"/>
-        </w:rPr>
-        <w:t xml:space="preserve">total_binder_kg_m3</w:t>
-      </w:r>
-      <w:r>
-        <w:t xml:space="preserve"> </w:t>
-      </w:r>
-      <w:r>
-        <w:t xml:space="preserve">carry</w:t>
-      </w:r>
-      <w:r>
-        <w:t xml:space="preserve"> </w:t>
-      </w:r>
-      <w:r>
-        <w:t xml:space="preserve">the density and binder totals needed to convert exactly in either direction. This resolves a real</w:t>
-      </w:r>
-      <w:r>
-        <w:t xml:space="preserve"> </w:t>
-      </w:r>
-      <w:r>
-        <w:t xml:space="preserve">tension: kg/m³ is what practitioners report and need, but normally requires a density assumption for</w:t>
-      </w:r>
-      <w:r>
-        <w:t xml:space="preserve"> </w:t>
-      </w:r>
-      <w:r>
-        <w:t xml:space="preserve">cross-dataset comparison when density is unreported; mass-percent is self-normalizing (Σ ≈ 100 %) and</w:t>
-      </w:r>
-      <w:r>
-        <w:t xml:space="preserve"> </w:t>
-      </w:r>
-      <w:r>
-        <w:t xml:space="preserve">ideal for pooled ML, but is foreign to field practice. Storing the source basis plus the density bridge</w:t>
-      </w:r>
-      <w:r>
-        <w:t xml:space="preserve"> </w:t>
-      </w:r>
-      <w:r>
-        <w:t xml:space="preserve">serves both without discarding information. (Schema versions ≤ v1.5 used mass-percent as the primary</w:t>
-      </w:r>
-      <w:r>
-        <w:t xml:space="preserve"> </w:t>
-      </w:r>
-      <w:r>
-        <w:t xml:space="preserve">basis; v1.7 made kg/m³ primary and added the bridge columns. Admixtures are recorded as</w:t>
-      </w:r>
-      <w:r>
-        <w:t xml:space="preserve"> </w:t>
-      </w:r>
-      <w:r>
-        <w:rPr>
-          <w:b/>
-          <w:bCs/>
-        </w:rPr>
-        <w:t xml:space="preserve">solids</w:t>
-      </w:r>
-      <w:r>
-        <w:rPr>
-          <w:b/>
-          <w:bCs/>
-        </w:rPr>
-        <w:t xml:space="preserve"> </w:t>
-      </w:r>
-      <w:r>
-        <w:rPr>
-          <w:b/>
-          <w:bCs/>
-        </w:rPr>
-        <w:t xml:space="preserve">content</w:t>
-      </w:r>
-      <w:r>
-        <w:t xml:space="preserve"> </w:t>
-      </w:r>
-      <w:r>
-        <w:t xml:space="preserve">by mass: a PCE superplasticizer dosed at 1.0 % liquid with 30 % solids is recorded as 0.3 %.)</w:t>
+        <w:t xml:space="preserve">w_b_ratio</w:t>
+      </w:r>
+      <w:r>
+        <w:t xml:space="preserve"> </w:t>
+      </w:r>
+      <w:r>
+        <w:t xml:space="preserve">counts only the water column, not admixture carrier water.)</w:t>
       </w:r>
     </w:p>
     <w:p>
@@ -2890,7 +2989,7 @@
           <wp:inline>
             <wp:extent cx="5303520" cy="4142165"/>
             <wp:effectExtent b="0" l="0" r="0" t="0"/>
-            <wp:docPr descr="Schema growth has stabilized (top): the last two tagged releases added only +8 and +12 columns, all backward-compatible (interoperability, uncertainty, and convenience fields). Composition of the 244 (bottom): only four columns are derived from others, so the count is a sparse measured vocabulary — the union of every reportable field, most NULL in any record — not 244 independent measurements. Only the git-tagged releases (v1.5–v1.7) carry exact counts; v1.0 is the changelog’s stated first-release figure (~175). The 244 are data columns, excluding the SERIAL primary key." title="" id="25" name="Picture"/>
+            <wp:docPr descr="Schema growth has stabilized (top): the tagged releases since v1.5 added +8 columns (an SCM per-grade split, later consolidated away in 1.6.5) and a net +12 to reach 244 (−8 from that consolidation, +20 interoperability, uncertainty, and convenience fields). Composition of the 244 (bottom): only four columns are derived from others, so the count is a sparse measured vocabulary — the union of every reportable field, most NULL in any record — not 244 independent measurements. Only the git-tagged releases (v1.5–v1.7) carry exact counts; v1.0 is the changelog’s stated first-release figure (~175). The 244 are data columns, excluding the SERIAL primary key." title="" id="25" name="Picture"/>
             <a:graphic>
               <a:graphicData uri="http://schemas.openxmlformats.org/drawingml/2006/picture">
                 <pic:pic>
@@ -2933,7 +3032,7 @@
         <w:pStyle w:val="ImageCaption"/>
       </w:pPr>
       <w:r>
-        <w:t xml:space="preserve">Schema growth has stabilized (top): the last two tagged releases added only +8 and +12 columns, all backward-compatible (interoperability, uncertainty, and convenience fields). Composition of the 244 (bottom): only four columns are derived from others, so the count is a sparse measured vocabulary — the union of every reportable field, most NULL in any record — not 244 independent measurements. Only the git-tagged releases (v1.5–v1.7) carry exact counts; v1.0 is the changelog’s stated first-release figure (~175). The 244 are data columns, excluding the SERIAL primary key.</w:t>
+        <w:t xml:space="preserve">Schema growth has stabilized (top): the tagged releases since v1.5 added +8 columns (an SCM per-grade split, later consolidated away in 1.6.5) and a net +12 to reach 244 (−8 from that consolidation, +20 interoperability, uncertainty, and convenience fields). Composition of the 244 (bottom): only four columns are derived from others, so the count is a sparse measured vocabulary — the union of every reportable field, most NULL in any record — not 244 independent measurements. Only the git-tagged releases (v1.5–v1.7) carry exact counts; v1.0 is the changelog’s stated first-release figure (~175). The 244 are data columns, excluding the SERIAL primary key.</w:t>
       </w:r>
     </w:p>
     <w:p>
@@ -3337,20 +3436,6 @@
       </w:r>
       <w:r>
         <w:t xml:space="preserve">important because printed concrete is anisotropic. Orientation is a controlled vocabulary (Table 1).</w:t>
-      </w:r>
-    </w:p>
-    <w:p>
-      <w:pPr>
-        <w:pStyle w:val="TableCaption"/>
-      </w:pPr>
-      <w:r>
-        <w:t xml:space="preserve">Test-orientation controlled vocabulary. Strength ordering is typical; specific</w:t>
-      </w:r>
-      <w:r>
-        <w:t xml:space="preserve"> </w:t>
-      </w:r>
-      <w:r>
-        <w:t xml:space="preserve">values depend on mix design and process parameters [5, 6].</w:t>
       </w:r>
     </w:p>
     <w:tbl>
@@ -3359,7 +3444,6 @@
         <w:tblW w:type="pct" w:w="5000"/>
         <w:tblLayout w:type="fixed"/>
         <w:tblLook w:firstRow="1" w:lastRow="0" w:firstColumn="0" w:lastColumn="0" w:noHBand="0" w:noVBand="0" w:val="0020"/>
-        <w:tblCaption w:val="Test-orientation controlled vocabulary. Strength ordering is typical; specific values depend on mix design and process parameters [5, 6]."/>
       </w:tblPr>
       <w:tblGrid>
         <w:gridCol w:w="1980"/>
@@ -3411,7 +3495,7 @@
               <w:pStyle w:val="Compact"/>
             </w:pPr>
             <w:r>
-              <w:t xml:space="preserve">Typical strength</w:t>
+              <w:t xml:space="preserve">Typical strength*</w:t>
             </w:r>
           </w:p>
         </w:tc>
@@ -3449,7 +3533,7 @@
               <w:pStyle w:val="Compact"/>
             </w:pPr>
             <w:r>
-              <w:t xml:space="preserve">Parallel to extrusion direction</w:t>
+              <w:t xml:space="preserve">Parallel to extrusion direction (along the print path)</w:t>
             </w:r>
           </w:p>
         </w:tc>
@@ -3547,7 +3631,7 @@
               <w:pStyle w:val="Compact"/>
             </w:pPr>
             <w:r>
-              <w:t xml:space="preserve">Perpendicular to layer interfaces</w:t>
+              <w:t xml:space="preserve">Perpendicular to layer interfaces (build axis)</w:t>
             </w:r>
           </w:p>
         </w:tc>
@@ -3716,242 +3800,102 @@
         <w:pStyle w:val="BodyText"/>
       </w:pPr>
       <w:r>
+        <w:t xml:space="preserve">* Indicative ordering for</w:t>
+      </w:r>
+      <w:r>
+        <w:t xml:space="preserve"> </w:t>
+      </w:r>
+      <w:r>
         <w:rPr>
           <w:b/>
           <w:bCs/>
         </w:rPr>
-        <w:t xml:space="preserve">Hardened, durability, and interlayer.</w:t>
-      </w:r>
-      <w:r>
-        <w:t xml:space="preserve"> </w:t>
-      </w:r>
-      <w:r>
-        <w:t xml:space="preserve">Compressive, tensile, splitting tensile, flexural, modulus,</w:t>
-      </w:r>
-      <w:r>
-        <w:t xml:space="preserve"> </w:t>
-      </w:r>
-      <w:r>
-        <w:t xml:space="preserve">bond, fracture energy, toughness, impact, fatigue, density, and Poisson’s ratio; a durability suite</w:t>
-      </w:r>
-      <w:r>
-        <w:t xml:space="preserve"> </w:t>
-      </w:r>
-      <w:r>
-        <w:t xml:space="preserve">covering chloride transport, carbonation, shrinkage, creep, freeze–thaw, sulfate and ASR expansion,</w:t>
-      </w:r>
-      <w:r>
-        <w:t xml:space="preserve"> </w:t>
-      </w:r>
-      <w:r>
-        <w:t xml:space="preserve">permeability, absorption, sorptivity, scaling, corrosion indicators, thermal properties, and fire</w:t>
-      </w:r>
-      <w:r>
-        <w:t xml:space="preserve"> </w:t>
-      </w:r>
-      <w:r>
-        <w:t xml:space="preserve">resistance; and interlayer columns for bond, shear, void-area fraction, deposited air content, surface</w:t>
-      </w:r>
-      <w:r>
-        <w:t xml:space="preserve"> </w:t>
-      </w:r>
-      <w:r>
-        <w:t xml:space="preserve">roughness, surface moisture state, and surface treatment. The schema does not assert that every dataset</w:t>
-      </w:r>
-      <w:r>
-        <w:t xml:space="preserve"> </w:t>
-      </w:r>
-      <w:r>
-        <w:t xml:space="preserve">measures all of these; it provides stable homes when the measurements exist.</w:t>
-      </w:r>
-    </w:p>
-    <w:p>
-      <w:pPr>
-        <w:pStyle w:val="BodyText"/>
-      </w:pPr>
+        <w:t xml:space="preserve">axial (compressive) loading</w:t>
+      </w:r>
+      <w:r>
+        <w:t xml:space="preserve">, and mix-dependent. In</w:t>
+      </w:r>
+      <w:r>
+        <w:t xml:space="preserve"> </w:t>
+      </w:r>
       <w:r>
         <w:rPr>
           <w:b/>
           <w:bCs/>
         </w:rPr>
-        <w:t xml:space="preserve">Provenance, basis, and uncertainty.</w:t>
-      </w:r>
-      <w:r>
-        <w:t xml:space="preserve"> </w:t>
-      </w:r>
-      <w:r>
-        <w:t xml:space="preserve">Beyond DOI, citation, confidence, lab, and quality flags, v1.6</w:t>
-      </w:r>
-      <w:r>
-        <w:t xml:space="preserve"> </w:t>
-      </w:r>
-      <w:r>
-        <w:t xml:space="preserve">added per-measurement uncertainty columns (e.g. </w:t>
+        <w:t xml:space="preserve">flexure</w:t>
+      </w:r>
+      <w:r>
+        <w:t xml:space="preserve"> </w:t>
+      </w:r>
+      <w:r>
+        <w:t xml:space="preserve">the ordering</w:t>
+      </w:r>
+      <w:r>
+        <w:t xml:space="preserve"> </w:t>
+      </w:r>
+      <w:r>
+        <w:t xml:space="preserve">can invert: loading along the print path (</w:t>
       </w:r>
       <w:r>
         <w:rPr>
           <w:rStyle w:val="VerbatimChar"/>
         </w:rPr>
-        <w:t xml:space="preserve">compressive_strength_stddev_mpa</w:t>
-      </w:r>
-      <w:r>
-        <w:t xml:space="preserve">), raw-data references</w:t>
-      </w:r>
-      <w:r>
-        <w:t xml:space="preserve"> </w:t>
-      </w:r>
-      <w:r>
-        <w:t xml:space="preserve">that keep large payloads external (</w:t>
+        <w:t xml:space="preserve">X</w:t>
+      </w:r>
+      <w:r>
+        <w:t xml:space="preserve">) bends the interlayer planes in tension, so</w:t>
+      </w:r>
+      <w:r>
+        <w:t xml:space="preserve"> </w:t>
       </w:r>
       <w:r>
         <w:rPr>
           <w:rStyle w:val="VerbatimChar"/>
         </w:rPr>
-        <w:t xml:space="preserve">raw_data_doi</w:t>
-      </w:r>
-      <w:r>
-        <w:t xml:space="preserve">,</w:t>
-      </w:r>
-      <w:r>
-        <w:t xml:space="preserve"> </w:t>
-      </w:r>
-      <w:r>
-        <w:rPr>
-          <w:rStyle w:val="VerbatimChar"/>
-        </w:rPr>
-        <w:t xml:space="preserve">stress_strain_file</w:t>
-      </w:r>
-      <w:r>
-        <w:t xml:space="preserve">,</w:t>
-      </w:r>
-      <w:r>
-        <w:t xml:space="preserve"> </w:t>
-      </w:r>
-      <w:r>
-        <w:rPr>
-          <w:rStyle w:val="VerbatimChar"/>
-        </w:rPr>
-        <w:t xml:space="preserve">rheology_curve_file</w:t>
-      </w:r>
-      <w:r>
-        <w:t xml:space="preserve">,</w:t>
-      </w:r>
-      <w:r>
-        <w:t xml:space="preserve"> </w:t>
-      </w:r>
-      <w:r>
-        <w:rPr>
-          <w:rStyle w:val="VerbatimChar"/>
-        </w:rPr>
-        <w:t xml:space="preserve">microstructure_image</w:t>
-      </w:r>
-      <w:r>
-        <w:t xml:space="preserve">,</w:t>
-      </w:r>
-      <w:r>
-        <w:t xml:space="preserve"> </w:t>
-      </w:r>
-      <w:r>
-        <w:rPr>
-          <w:rStyle w:val="VerbatimChar"/>
-        </w:rPr>
-        <w:t xml:space="preserve">raw_data_file</w:t>
-      </w:r>
-      <w:r>
-        <w:t xml:space="preserve">), and the basis columns of §5.2. Version 1.7 added a</w:t>
-      </w:r>
-      <w:r>
-        <w:t xml:space="preserve"> </w:t>
-      </w:r>
-      <w:r>
-        <w:rPr>
-          <w:rStyle w:val="VerbatimChar"/>
-        </w:rPr>
-        <w:t xml:space="preserve">material_class</w:t>
-      </w:r>
-      <w:r>
-        <w:t xml:space="preserve"> </w:t>
-      </w:r>
-      <w:r>
-        <w:t xml:space="preserve">classification, a batch timeline (</w:t>
-      </w:r>
-      <w:r>
-        <w:rPr>
-          <w:rStyle w:val="VerbatimChar"/>
-        </w:rPr>
-        <w:t xml:space="preserve">batch_label</w:t>
-      </w:r>
-      <w:r>
-        <w:t xml:space="preserve">,</w:t>
-      </w:r>
-      <w:r>
-        <w:t xml:space="preserve"> </w:t>
-      </w:r>
-      <w:r>
-        <w:rPr>
-          <w:rStyle w:val="VerbatimChar"/>
-        </w:rPr>
-        <w:t xml:space="preserve">date_of_casting</w:t>
-      </w:r>
-      <w:r>
-        <w:t xml:space="preserve">), and aggregate-conditioning columns</w:t>
-      </w:r>
-      <w:r>
-        <w:t xml:space="preserve"> </w:t>
-      </w:r>
-      <w:r>
-        <w:t xml:space="preserve">(</w:t>
-      </w:r>
-      <w:r>
-        <w:rPr>
-          <w:rStyle w:val="VerbatimChar"/>
-        </w:rPr>
-        <w:t xml:space="preserve">aggregate_moisture_state</w:t>
-      </w:r>
-      <w:r>
-        <w:t xml:space="preserve">,</w:t>
-      </w:r>
-      <w:r>
-        <w:t xml:space="preserve"> </w:t>
-      </w:r>
-      <w:r>
-        <w:rPr>
-          <w:rStyle w:val="VerbatimChar"/>
-        </w:rPr>
-        <w:t xml:space="preserve">aggregate_absorption_pct</w:t>
-      </w:r>
-      <w:r>
-        <w:t xml:space="preserve">,</w:t>
-      </w:r>
-      <w:r>
-        <w:t xml:space="preserve"> </w:t>
-      </w:r>
-      <w:r>
-        <w:rPr>
-          <w:rStyle w:val="VerbatimChar"/>
-        </w:rPr>
-        <w:t xml:space="preserve">aggregate_moisture_content_pct</w:t>
-      </w:r>
-      <w:r>
-        <w:t xml:space="preserve">,</w:t>
-      </w:r>
-      <w:r>
-        <w:t xml:space="preserve"> </w:t>
-      </w:r>
-      <w:r>
-        <w:rPr>
-          <w:rStyle w:val="VerbatimChar"/>
-        </w:rPr>
-        <w:t xml:space="preserve">aggregate_prewetted</w:t>
-      </w:r>
-      <w:r>
-        <w:t xml:space="preserve">) that make effective mix water recoverable when aggregates are batched off the SSD</w:t>
-      </w:r>
-      <w:r>
-        <w:t xml:space="preserve"> </w:t>
-      </w:r>
-      <w:r>
-        <w:t xml:space="preserve">reference.</w:t>
+        <w:t xml:space="preserve">X</w:t>
+      </w:r>
+      <w:r>
+        <w:t xml:space="preserve"> </w:t>
+      </w:r>
+      <w:r>
+        <w:t xml:space="preserve">is typically</w:t>
+      </w:r>
+      <w:r>
+        <w:t xml:space="preserve"> </w:t>
+      </w:r>
+      <w:r>
+        <w:t xml:space="preserve">the</w:t>
+      </w:r>
+      <w:r>
+        <w:t xml:space="preserve"> </w:t>
+      </w:r>
+      <w:r>
+        <w:rPr>
+          <w:i/>
+          <w:iCs/>
+        </w:rPr>
+        <w:t xml:space="preserve">weakest</w:t>
+      </w:r>
+      <w:r>
+        <w:t xml:space="preserve"> </w:t>
+      </w:r>
+      <w:r>
+        <w:t xml:space="preserve">flexural orientation — exactly what the worked demonstration measures (§6).</w:t>
+      </w:r>
+    </w:p>
+    <w:p>
+      <w:pPr>
+        <w:pStyle w:val="BodyText"/>
+      </w:pPr>
+      <w:r>
+        <w:t xml:space="preserve">Table: Test-orientation controlled vocabulary. Strength ordering is typical; specific</w:t>
+      </w:r>
+      <w:r>
+        <w:t xml:space="preserve"> </w:t>
+      </w:r>
+      <w:r>
+        <w:t xml:space="preserve">values depend on mix design and process parameters [5, 6].</w:t>
       </w:r>
     </w:p>
     <w:p>
@@ -3963,43 +3907,49 @@
           <w:b/>
           <w:bCs/>
         </w:rPr>
-        <w:t xml:space="preserve">Quantifying the cost of flattening.</w:t>
-      </w:r>
-      <w:r>
-        <w:t xml:space="preserve"> </w:t>
-      </w:r>
-      <w:r>
-        <w:t xml:space="preserve">Projecting a heterogeneous or relational source onto one flat</w:t>
-      </w:r>
-      <w:r>
-        <w:t xml:space="preserve"> </w:t>
-      </w:r>
-      <w:r>
-        <w:t xml:space="preserve">row can lose information. Rather than hide that, the fidelity of the mapping can be scored against the</w:t>
-      </w:r>
-      <w:r>
-        <w:t xml:space="preserve"> </w:t>
-      </w:r>
-      <w:r>
-        <w:t xml:space="preserve">source and reported — a proposed, not-yet-calibrated convention (§10) — so the cost of each conversion is</w:t>
-      </w:r>
-      <w:r>
-        <w:t xml:space="preserve"> </w:t>
-      </w:r>
-      <w:r>
-        <w:t xml:space="preserve">recorded rather than hidden. A machine-readable crosswalk</w:t>
-      </w:r>
-      <w:r>
-        <w:t xml:space="preserve"> </w:t>
-      </w:r>
-      <w:r>
-        <w:t xml:space="preserve">to a normalized relational concrete database, and a specification of the process-parameter columns that</w:t>
-      </w:r>
-      <w:r>
-        <w:t xml:space="preserve"> </w:t>
-      </w:r>
-      <w:r>
-        <w:t xml:space="preserve">have no conventional relational counterpart, are included in the repository.</w:t>
+        <w:t xml:space="preserve">Hardened, durability, and interlayer.</w:t>
+      </w:r>
+      <w:r>
+        <w:t xml:space="preserve"> </w:t>
+      </w:r>
+      <w:r>
+        <w:t xml:space="preserve">Compressive, tensile, splitting tensile, flexural, modulus,</w:t>
+      </w:r>
+      <w:r>
+        <w:t xml:space="preserve"> </w:t>
+      </w:r>
+      <w:r>
+        <w:t xml:space="preserve">bond, fracture energy, toughness, impact, fatigue, density, and Poisson’s ratio; a durability suite</w:t>
+      </w:r>
+      <w:r>
+        <w:t xml:space="preserve"> </w:t>
+      </w:r>
+      <w:r>
+        <w:t xml:space="preserve">covering chloride transport, carbonation, shrinkage, creep, freeze–thaw, sulfate and ASR expansion,</w:t>
+      </w:r>
+      <w:r>
+        <w:t xml:space="preserve"> </w:t>
+      </w:r>
+      <w:r>
+        <w:t xml:space="preserve">permeability, absorption, sorptivity, scaling, corrosion indicators, thermal properties, and fire</w:t>
+      </w:r>
+      <w:r>
+        <w:t xml:space="preserve"> </w:t>
+      </w:r>
+      <w:r>
+        <w:t xml:space="preserve">resistance; and interlayer columns for bond, shear, void-area fraction, deposited air content, surface</w:t>
+      </w:r>
+      <w:r>
+        <w:t xml:space="preserve"> </w:t>
+      </w:r>
+      <w:r>
+        <w:t xml:space="preserve">roughness, surface moisture state, and surface treatment. The schema does not assert that every dataset</w:t>
+      </w:r>
+      <w:r>
+        <w:t xml:space="preserve"> </w:t>
+      </w:r>
+      <w:r>
+        <w:t xml:space="preserve">measures all of these; it provides stable homes when the measurements exist.</w:t>
       </w:r>
     </w:p>
     <w:p>
@@ -4011,7 +3961,250 @@
           <w:b/>
           <w:bCs/>
         </w:rPr>
-        <w:t xml:space="preserve">Worked demonstration: six public datasets in one schema.</w:t>
+        <w:t xml:space="preserve">Provenance, basis, and uncertainty.</w:t>
+      </w:r>
+      <w:r>
+        <w:t xml:space="preserve"> </w:t>
+      </w:r>
+      <w:r>
+        <w:t xml:space="preserve">Beyond DOI, citation, confidence, lab, and quality flags, v1.7</w:t>
+      </w:r>
+      <w:r>
+        <w:t xml:space="preserve"> </w:t>
+      </w:r>
+      <w:r>
+        <w:t xml:space="preserve">added per-measurement uncertainty columns (e.g. </w:t>
+      </w:r>
+      <w:r>
+        <w:rPr>
+          <w:rStyle w:val="VerbatimChar"/>
+        </w:rPr>
+        <w:t xml:space="preserve">compressive_strength_stddev_mpa</w:t>
+      </w:r>
+      <w:r>
+        <w:t xml:space="preserve">), raw-data references</w:t>
+      </w:r>
+      <w:r>
+        <w:t xml:space="preserve"> </w:t>
+      </w:r>
+      <w:r>
+        <w:t xml:space="preserve">that keep large payloads external (</w:t>
+      </w:r>
+      <w:r>
+        <w:rPr>
+          <w:rStyle w:val="VerbatimChar"/>
+        </w:rPr>
+        <w:t xml:space="preserve">raw_data_doi</w:t>
+      </w:r>
+      <w:r>
+        <w:t xml:space="preserve">,</w:t>
+      </w:r>
+      <w:r>
+        <w:t xml:space="preserve"> </w:t>
+      </w:r>
+      <w:r>
+        <w:rPr>
+          <w:rStyle w:val="VerbatimChar"/>
+        </w:rPr>
+        <w:t xml:space="preserve">stress_strain_file</w:t>
+      </w:r>
+      <w:r>
+        <w:t xml:space="preserve">,</w:t>
+      </w:r>
+      <w:r>
+        <w:t xml:space="preserve"> </w:t>
+      </w:r>
+      <w:r>
+        <w:rPr>
+          <w:rStyle w:val="VerbatimChar"/>
+        </w:rPr>
+        <w:t xml:space="preserve">rheology_curve_file</w:t>
+      </w:r>
+      <w:r>
+        <w:t xml:space="preserve">,</w:t>
+      </w:r>
+      <w:r>
+        <w:t xml:space="preserve"> </w:t>
+      </w:r>
+      <w:r>
+        <w:rPr>
+          <w:rStyle w:val="VerbatimChar"/>
+        </w:rPr>
+        <w:t xml:space="preserve">microstructure_image</w:t>
+      </w:r>
+      <w:r>
+        <w:t xml:space="preserve">,</w:t>
+      </w:r>
+      <w:r>
+        <w:t xml:space="preserve"> </w:t>
+      </w:r>
+      <w:r>
+        <w:rPr>
+          <w:rStyle w:val="VerbatimChar"/>
+        </w:rPr>
+        <w:t xml:space="preserve">raw_data_file</w:t>
+      </w:r>
+      <w:r>
+        <w:t xml:space="preserve">), the basis columns of §5.2, a</w:t>
+      </w:r>
+      <w:r>
+        <w:t xml:space="preserve"> </w:t>
+      </w:r>
+      <w:r>
+        <w:rPr>
+          <w:rStyle w:val="VerbatimChar"/>
+        </w:rPr>
+        <w:t xml:space="preserve">material_class</w:t>
+      </w:r>
+      <w:r>
+        <w:t xml:space="preserve"> </w:t>
+      </w:r>
+      <w:r>
+        <w:t xml:space="preserve">classification,</w:t>
+      </w:r>
+      <w:r>
+        <w:t xml:space="preserve"> </w:t>
+      </w:r>
+      <w:r>
+        <w:t xml:space="preserve">a batch timeline (</w:t>
+      </w:r>
+      <w:r>
+        <w:rPr>
+          <w:rStyle w:val="VerbatimChar"/>
+        </w:rPr>
+        <w:t xml:space="preserve">batch_label</w:t>
+      </w:r>
+      <w:r>
+        <w:t xml:space="preserve">,</w:t>
+      </w:r>
+      <w:r>
+        <w:t xml:space="preserve"> </w:t>
+      </w:r>
+      <w:r>
+        <w:rPr>
+          <w:rStyle w:val="VerbatimChar"/>
+        </w:rPr>
+        <w:t xml:space="preserve">date_of_casting</w:t>
+      </w:r>
+      <w:r>
+        <w:t xml:space="preserve">), and aggregate-conditioning columns</w:t>
+      </w:r>
+      <w:r>
+        <w:t xml:space="preserve"> </w:t>
+      </w:r>
+      <w:r>
+        <w:t xml:space="preserve">(</w:t>
+      </w:r>
+      <w:r>
+        <w:rPr>
+          <w:rStyle w:val="VerbatimChar"/>
+        </w:rPr>
+        <w:t xml:space="preserve">aggregate_moisture_state</w:t>
+      </w:r>
+      <w:r>
+        <w:t xml:space="preserve">,</w:t>
+      </w:r>
+      <w:r>
+        <w:t xml:space="preserve"> </w:t>
+      </w:r>
+      <w:r>
+        <w:rPr>
+          <w:rStyle w:val="VerbatimChar"/>
+        </w:rPr>
+        <w:t xml:space="preserve">aggregate_absorption_pct</w:t>
+      </w:r>
+      <w:r>
+        <w:t xml:space="preserve">,</w:t>
+      </w:r>
+      <w:r>
+        <w:t xml:space="preserve"> </w:t>
+      </w:r>
+      <w:r>
+        <w:rPr>
+          <w:rStyle w:val="VerbatimChar"/>
+        </w:rPr>
+        <w:t xml:space="preserve">aggregate_moisture_content_pct</w:t>
+      </w:r>
+      <w:r>
+        <w:t xml:space="preserve">,</w:t>
+      </w:r>
+      <w:r>
+        <w:t xml:space="preserve"> </w:t>
+      </w:r>
+      <w:r>
+        <w:rPr>
+          <w:rStyle w:val="VerbatimChar"/>
+        </w:rPr>
+        <w:t xml:space="preserve">aggregate_prewetted</w:t>
+      </w:r>
+      <w:r>
+        <w:t xml:space="preserve">) that make effective mix water recoverable when aggregates are batched off the SSD</w:t>
+      </w:r>
+      <w:r>
+        <w:t xml:space="preserve"> </w:t>
+      </w:r>
+      <w:r>
+        <w:t xml:space="preserve">reference.</w:t>
+      </w:r>
+    </w:p>
+    <w:p>
+      <w:pPr>
+        <w:pStyle w:val="BodyText"/>
+      </w:pPr>
+      <w:r>
+        <w:rPr>
+          <w:b/>
+          <w:bCs/>
+        </w:rPr>
+        <w:t xml:space="preserve">Quantifying the cost of flattening.</w:t>
+      </w:r>
+      <w:r>
+        <w:t xml:space="preserve"> </w:t>
+      </w:r>
+      <w:r>
+        <w:t xml:space="preserve">Projecting a heterogeneous or relational source onto one flat</w:t>
+      </w:r>
+      <w:r>
+        <w:t xml:space="preserve"> </w:t>
+      </w:r>
+      <w:r>
+        <w:t xml:space="preserve">row can lose information. Rather than hide that, the fidelity of the mapping can be scored against the</w:t>
+      </w:r>
+      <w:r>
+        <w:t xml:space="preserve"> </w:t>
+      </w:r>
+      <w:r>
+        <w:t xml:space="preserve">source and reported — a proposed, not-yet-calibrated convention (§10) — so the cost of each conversion is</w:t>
+      </w:r>
+      <w:r>
+        <w:t xml:space="preserve"> </w:t>
+      </w:r>
+      <w:r>
+        <w:t xml:space="preserve">recorded rather than hidden. A machine-readable crosswalk</w:t>
+      </w:r>
+      <w:r>
+        <w:t xml:space="preserve"> </w:t>
+      </w:r>
+      <w:r>
+        <w:t xml:space="preserve">to a normalized relational concrete database, and a specification of the process-parameter columns that</w:t>
+      </w:r>
+      <w:r>
+        <w:t xml:space="preserve"> </w:t>
+      </w:r>
+      <w:r>
+        <w:t xml:space="preserve">have no conventional relational counterpart, are included in the repository.</w:t>
+      </w:r>
+    </w:p>
+    <w:p>
+      <w:pPr>
+        <w:pStyle w:val="BodyText"/>
+      </w:pPr>
+      <w:r>
+        <w:rPr>
+          <w:b/>
+          <w:bCs/>
+        </w:rPr>
+        <w:t xml:space="preserve">Worked demonstration: five public datasets in one schema.</w:t>
       </w:r>
       <w:r>
         <w:t xml:space="preserve"> </w:t>
@@ -4023,7 +4216,7 @@
         <w:t xml:space="preserve"> </w:t>
       </w:r>
       <w:r>
-        <w:t xml:space="preserve">only by design — we ingested six openly-licensed public datasets into Open3DCP, chosen so that each lights</w:t>
+        <w:t xml:space="preserve">only by design — we ingested five openly-licensed public datasets into Open3DCP, chosen so that each lights</w:t>
       </w:r>
       <w:r>
         <w:t xml:space="preserve"> </w:t>
@@ -4045,7 +4238,7 @@
         <w:t xml:space="preserve"> </w:t>
       </w:r>
       <w:r>
-        <w:t xml:space="preserve">slice of the record (Figure 5, left). Three are flat kg/m³ tables that the</w:t>
+        <w:t xml:space="preserve">slice of the record (Figure 5, left). Two are flat kg/m³ tables that the</w:t>
       </w:r>
       <w:r>
         <w:t xml:space="preserve"> </w:t>
@@ -4111,13 +4304,63 @@
           <w:b/>
           <w:bCs/>
         </w:rPr>
-        <w:t xml:space="preserve">98.8/100 (A)</w:t>
-      </w:r>
-      <w:r>
-        <w:t xml:space="preserve"> </w:t>
-      </w:r>
-      <w:r>
-        <w:t xml:space="preserve">(126 populated cells across its 9 fields) — the normal-strength reference point.</w:t>
+        <w:t xml:space="preserve">79.9/100 (C)</w:t>
+      </w:r>
+      <w:r>
+        <w:t xml:space="preserve"> </w:t>
+      </w:r>
+      <w:r>
+        <w:t xml:space="preserve">(126 populated cells across its 9 source fields). The grade is held down by the</w:t>
+      </w:r>
+      <w:r>
+        <w:t xml:space="preserve"> </w:t>
+      </w:r>
+      <w:r>
+        <w:t xml:space="preserve">value-fidelity term: of the nine mapped attributes, four rest on a detail the source never records — the</w:t>
+      </w:r>
+      <w:r>
+        <w:t xml:space="preserve"> </w:t>
+      </w:r>
+      <w:r>
+        <w:t xml:space="preserve">cement type (defaulted to ASTM C150 Type I), the fine- and coarse-aggregate gradation buckets, and the</w:t>
+      </w:r>
+      <w:r>
+        <w:t xml:space="preserve"> </w:t>
+      </w:r>
+      <w:r>
+        <w:t xml:space="preserve">superplasticizer solids fraction — so the constituent</w:t>
+      </w:r>
+      <w:r>
+        <w:t xml:space="preserve"> </w:t>
+      </w:r>
+      <w:r>
+        <w:rPr>
+          <w:i/>
+          <w:iCs/>
+        </w:rPr>
+        <w:t xml:space="preserve">masses</w:t>
+      </w:r>
+      <w:r>
+        <w:t xml:space="preserve"> </w:t>
+      </w:r>
+      <w:r>
+        <w:t xml:space="preserve">are exact while several</w:t>
+      </w:r>
+      <w:r>
+        <w:t xml:space="preserve"> </w:t>
+      </w:r>
+      <w:r>
+        <w:rPr>
+          <w:i/>
+          <w:iCs/>
+        </w:rPr>
+        <w:t xml:space="preserve">classifications</w:t>
+      </w:r>
+      <w:r>
+        <w:t xml:space="preserve"> </w:t>
+      </w:r>
+      <w:r>
+        <w:t xml:space="preserve">are inferred. It remains the normal-strength reference point.</w:t>
       </w:r>
     </w:p>
     <w:p>
@@ -4155,7 +4398,7 @@
           <w:b/>
           <w:bCs/>
         </w:rPr>
-        <w:t xml:space="preserve">98.9/100 (A)</w:t>
+        <w:t xml:space="preserve">90.4/100 (B)</w:t>
       </w:r>
       <w:r>
         <w:t xml:space="preserve"> </w:t>
@@ -4191,31 +4434,113 @@
         <w:t xml:space="preserve"> </w:t>
       </w:r>
       <w:r>
-        <w:t xml:space="preserve">(per-mix GWP) and the measurement-uncertainty columns. It makes a cross-source trade-off</w:t>
-      </w:r>
-      <w:r>
-        <w:t xml:space="preserve"> </w:t>
-      </w:r>
-      <w:r>
-        <w:t xml:space="preserve">legible in one schema: a plain-Portland concrete at ~521 kg CO2/m³ for ~65 MPa beside a low-clinker</w:t>
-      </w:r>
-      <w:r>
-        <w:t xml:space="preserve"> </w:t>
-      </w:r>
-      <w:r>
-        <w:t xml:space="preserve">ternary at ~204 kg CO2/m³ for ~110 MPa — higher strength at roughly 60 % less embodied carbon. (Beyond</w:t>
-      </w:r>
-      <w:r>
-        <w:t xml:space="preserve"> </w:t>
-      </w:r>
-      <w:r>
-        <w:t xml:space="preserve">this measured table, the same repository ships a trained Gaussian-process model and a model-explored</w:t>
-      </w:r>
-      <w:r>
-        <w:t xml:space="preserve"> </w:t>
-      </w:r>
-      <w:r>
-        <w:t xml:space="preserve">design space of optimization-derived candidate mixes; recording such</w:t>
+        <w:t xml:space="preserve">(per-mix global warming potential, GWP) and the measurement-uncertainty columns. It makes a</w:t>
+      </w:r>
+      <w:r>
+        <w:t xml:space="preserve"> </w:t>
+      </w:r>
+      <w:r>
+        <w:t xml:space="preserve">cross-source trade-off legible in one schema: a plain-Portland concrete (Mix_84) at ~521 kg CO</w:t>
+      </w:r>
+      <w:r>
+        <w:rPr>
+          <w:vertAlign w:val="subscript"/>
+        </w:rPr>
+        <w:t xml:space="preserve">2</w:t>
+      </w:r>
+      <w:r>
+        <w:t xml:space="preserve">/m³ for</w:t>
+      </w:r>
+      <w:r>
+        <w:t xml:space="preserve"> </w:t>
+      </w:r>
+      <w:r>
+        <w:t xml:space="preserve">~65 MPa beside a low-clinker ternary (Mix_88) at ~204 kg CO</w:t>
+      </w:r>
+      <w:r>
+        <w:rPr>
+          <w:vertAlign w:val="subscript"/>
+        </w:rPr>
+        <w:t xml:space="preserve">2</w:t>
+      </w:r>
+      <w:r>
+        <w:t xml:space="preserve">/m³ for ~110 MPa — a low-clinker binder</w:t>
+      </w:r>
+      <w:r>
+        <w:t xml:space="preserve"> </w:t>
+      </w:r>
+      <w:r>
+        <w:t xml:space="preserve">reaching high strength at a fraction of the embodied carbon. (The strength gap also reflects a lower</w:t>
+      </w:r>
+      <w:r>
+        <w:t xml:space="preserve"> </w:t>
+      </w:r>
+      <w:r>
+        <w:t xml:space="preserve">water/binder ratio — 0.25 vs 0.40: a second mix in the same set at the</w:t>
+      </w:r>
+      <w:r>
+        <w:t xml:space="preserve"> </w:t>
+      </w:r>
+      <w:r>
+        <w:rPr>
+          <w:i/>
+          <w:iCs/>
+        </w:rPr>
+        <w:t xml:space="preserve">same</w:t>
+      </w:r>
+      <w:r>
+        <w:t xml:space="preserve"> </w:t>
+      </w:r>
+      <w:r>
+        <w:t xml:space="preserve">~204 kg CO</w:t>
+      </w:r>
+      <w:r>
+        <w:rPr>
+          <w:vertAlign w:val="subscript"/>
+        </w:rPr>
+        <w:t xml:space="preserve">2</w:t>
+      </w:r>
+      <w:r>
+        <w:t xml:space="preserve">/m³ reaches</w:t>
+      </w:r>
+      <w:r>
+        <w:t xml:space="preserve"> </w:t>
+      </w:r>
+      <w:r>
+        <w:t xml:space="preserve">~61 MPa, so this is one illustrative pair, not a carbon-drives-strength trend. And where a source’s</w:t>
+      </w:r>
+      <w:r>
+        <w:t xml:space="preserve"> </w:t>
+      </w:r>
+      <w:r>
+        <w:t xml:space="preserve">dosages are design proportions that do not close a 1 m³ batch — flagged per row by the ingest tool’s</w:t>
+      </w:r>
+      <w:r>
+        <w:t xml:space="preserve"> </w:t>
+      </w:r>
+      <w:r>
+        <w:t xml:space="preserve">absolute-volume yield check in</w:t>
+      </w:r>
+      <w:r>
+        <w:t xml:space="preserve"> </w:t>
+      </w:r>
+      <w:r>
+        <w:rPr>
+          <w:rStyle w:val="VerbatimChar"/>
+        </w:rPr>
+        <w:t xml:space="preserve">provenance_notes</w:t>
+      </w:r>
+      <w:r>
+        <w:t xml:space="preserve"> </w:t>
+      </w:r>
+      <w:r>
+        <w:t xml:space="preserve">— per-m³ quantities inherit that discrepancy. Separately, the source repository ships a trained</w:t>
+      </w:r>
+      <w:r>
+        <w:t xml:space="preserve"> </w:t>
+      </w:r>
+      <w:r>
+        <w:t xml:space="preserve">Gaussian-process model and an optimization-explored design space of</w:t>
       </w:r>
       <w:r>
         <w:t xml:space="preserve"> </w:t>
@@ -4231,13 +4556,13 @@
         <w:t xml:space="preserve"> </w:t>
       </w:r>
       <w:r>
-        <w:t xml:space="preserve">candidates</w:t>
-      </w:r>
-      <w:r>
-        <w:t xml:space="preserve"> </w:t>
-      </w:r>
-      <w:r>
-        <w:t xml:space="preserve">alongside</w:t>
+        <w:t xml:space="preserve">candidate mixes;</w:t>
+      </w:r>
+      <w:r>
+        <w:t xml:space="preserve"> </w:t>
+      </w:r>
+      <w:r>
+        <w:t xml:space="preserve">recording such candidates alongside</w:t>
       </w:r>
       <w:r>
         <w:t xml:space="preserve"> </w:t>
@@ -4253,7 +4578,7 @@
         <w:t xml:space="preserve"> </w:t>
       </w:r>
       <w:r>
-        <w:t xml:space="preserve">data — kept distinct by Open3DCP’s</w:t>
+        <w:t xml:space="preserve">data — kept distinct by</w:t>
       </w:r>
       <w:r>
         <w:t xml:space="preserve"> </w:t>
@@ -4268,111 +4593,117 @@
         <w:t xml:space="preserve"> </w:t>
       </w:r>
       <w:r>
-        <w:t xml:space="preserve">flag — is a natural next</w:t>
-      </w:r>
-      <w:r>
-        <w:t xml:space="preserve"> </w:t>
-      </w:r>
-      <w:r>
-        <w:t xml:space="preserve">ingestion, not attempted here.)</w:t>
-      </w:r>
-    </w:p>
-    <w:p>
-      <w:pPr>
-        <w:pStyle w:val="Compact"/>
-        <w:numPr>
-          <w:ilvl w:val="0"/>
-          <w:numId w:val="1005"/>
-        </w:numPr>
-      </w:pPr>
+        <w:t xml:space="preserve">— is a</w:t>
+      </w:r>
+      <w:r>
+        <w:t xml:space="preserve"> </w:t>
+      </w:r>
+      <w:r>
+        <w:t xml:space="preserve">natural next ingestion, not attempted here.)</w:t>
+      </w:r>
+    </w:p>
+    <w:p>
+      <w:pPr>
+        <w:pStyle w:val="FirstParagraph"/>
+      </w:pPr>
+      <w:r>
+        <w:t xml:space="preserve">These scores are an honest</w:t>
+      </w:r>
+      <w:r>
+        <w:t xml:space="preserve"> </w:t>
+      </w:r>
+      <w:r>
+        <w:rPr>
+          <w:i/>
+          <w:iCs/>
+        </w:rPr>
+        <w:t xml:space="preserve">ingestion-fidelity</w:t>
+      </w:r>
+      <w:r>
+        <w:t xml:space="preserve"> </w:t>
+      </w:r>
+      <w:r>
+        <w:t xml:space="preserve">check on a curated excerpt, not a dataset-quality grade. The</w:t>
+      </w:r>
+      <w:r>
+        <w:t xml:space="preserve"> </w:t>
+      </w:r>
+      <w:r>
+        <w:t xml:space="preserve">metric scores only the dimensions a flat source can actually exercise — relational-integrity and</w:t>
+      </w:r>
+      <w:r>
+        <w:t xml:space="preserve"> </w:t>
+      </w:r>
+      <w:r>
+        <w:t xml:space="preserve">file-capture are reported</w:t>
+      </w:r>
+      <w:r>
+        <w:t xml:space="preserve"> </w:t>
+      </w:r>
+      <w:r>
+        <w:rPr>
+          <w:i/>
+          <w:iCs/>
+        </w:rPr>
+        <w:t xml:space="preserve">not applicable</w:t>
+      </w:r>
+      <w:r>
+        <w:t xml:space="preserve"> </w:t>
+      </w:r>
+      <w:r>
+        <w:t xml:space="preserve">and excluded rather than credited a free 100 — renormalizes over</w:t>
+      </w:r>
+      <w:r>
+        <w:t xml:space="preserve"> </w:t>
+      </w:r>
+      <w:r>
+        <w:t xml:space="preserve">those, and</w:t>
+      </w:r>
+      <w:r>
+        <w:t xml:space="preserve"> </w:t>
+      </w:r>
       <w:r>
         <w:rPr>
           <w:b/>
           <w:bCs/>
         </w:rPr>
-        <w:t xml:space="preserve">UNSW Global UHPC</w:t>
-      </w:r>
-      <w:r>
-        <w:t xml:space="preserve"> </w:t>
-      </w:r>
-      <w:r>
-        <w:t xml:space="preserve">[50], an ultra-high-performance corpus, ingests at</w:t>
-      </w:r>
-      <w:r>
-        <w:t xml:space="preserve"> </w:t>
-      </w:r>
-      <w:r>
-        <w:rPr>
-          <w:b/>
-          <w:bCs/>
-        </w:rPr>
-        <w:t xml:space="preserve">98.2/100 (A)</w:t>
-      </w:r>
-      <w:r>
-        <w:t xml:space="preserve"> </w:t>
-      </w:r>
-      <w:r>
-        <w:t xml:space="preserve">and exercises</w:t>
-      </w:r>
-      <w:r>
-        <w:t xml:space="preserve"> </w:t>
-      </w:r>
-      <w:r>
-        <w:t xml:space="preserve">the high-strength end the others do not reach — silica fume, steel fibre, and the flexural,</w:t>
-      </w:r>
-      <w:r>
-        <w:t xml:space="preserve"> </w:t>
-      </w:r>
-      <w:r>
-        <w:t xml:space="preserve">splitting-tensile, and elastic-modulus columns across 28-day compressive strengths of ~130–281 MPa</w:t>
-      </w:r>
-      <w:r>
-        <w:t xml:space="preserve"> </w:t>
-      </w:r>
-      <w:r>
-        <w:t xml:space="preserve">(with early-age points down to ~81 MPa).</w:t>
-      </w:r>
-    </w:p>
-    <w:p>
-      <w:pPr>
-        <w:pStyle w:val="FirstParagraph"/>
-      </w:pPr>
-      <w:r>
-        <w:t xml:space="preserve">These scores are best read as an</w:t>
-      </w:r>
-      <w:r>
-        <w:t xml:space="preserve"> </w:t>
-      </w:r>
-      <w:r>
-        <w:rPr>
-          <w:i/>
-          <w:iCs/>
-        </w:rPr>
-        <w:t xml:space="preserve">ingestion-completeness</w:t>
-      </w:r>
-      <w:r>
-        <w:t xml:space="preserve"> </w:t>
-      </w:r>
-      <w:r>
-        <w:t xml:space="preserve">check on a curated excerpt, not a</w:t>
-      </w:r>
-      <w:r>
-        <w:t xml:space="preserve"> </w:t>
-      </w:r>
-      <w:r>
-        <w:t xml:space="preserve">dataset-quality grade: for dense flat kg/m³ tables, field coverage is ~100 % by construction, so the</w:t>
-      </w:r>
-      <w:r>
-        <w:t xml:space="preserve"> </w:t>
-      </w:r>
-      <w:r>
-        <w:t xml:space="preserve">grade is driven by the value-fidelity term (here, only the superplasticizer solids-fraction assumption),</w:t>
-      </w:r>
-      <w:r>
-        <w:t xml:space="preserve"> </w:t>
-      </w:r>
-      <w:r>
-        <w:t xml:space="preserve">and the scoring convention itself is proposed, not yet calibrated (§10).</w:t>
+        <w:t xml:space="preserve">caps the grade by its weakest applicable dimension</w:t>
+      </w:r>
+      <w:r>
+        <w:t xml:space="preserve">, so near-complete field coverage cannot</w:t>
+      </w:r>
+      <w:r>
+        <w:t xml:space="preserve"> </w:t>
+      </w:r>
+      <w:r>
+        <w:t xml:space="preserve">float a low value-fidelity to an</w:t>
+      </w:r>
+      <w:r>
+        <w:t xml:space="preserve"> </w:t>
+      </w:r>
+      <w:r>
+        <w:t xml:space="preserve">“A”</w:t>
+      </w:r>
+      <w:r>
+        <w:t xml:space="preserve">. Value-fidelity counts every cell that rests on an assumption (an</w:t>
+      </w:r>
+      <w:r>
+        <w:t xml:space="preserve"> </w:t>
+      </w:r>
+      <w:r>
+        <w:t xml:space="preserve">admixture solids fraction, an aggregate gradation bucket, a defaulted cement type) against the cells stored</w:t>
+      </w:r>
+      <w:r>
+        <w:t xml:space="preserve"> </w:t>
+      </w:r>
+      <w:r>
+        <w:t xml:space="preserve">exactly; it is the binding term for clean flat tables, and it is what separates UCI (C) from Meta (B). The</w:t>
+      </w:r>
+      <w:r>
+        <w:t xml:space="preserve"> </w:t>
+      </w:r>
+      <w:r>
+        <w:t xml:space="preserve">convention is documented in §10, deliberately conservative, and not yet calibrated against a labelled benchmark.</w:t>
       </w:r>
     </w:p>
     <w:p>
@@ -4489,7 +4820,7 @@
         <w:t xml:space="preserve"> </w:t>
       </w:r>
       <w:r>
-        <w:t xml:space="preserve">dataset [51] supplies the extrusion-3DCP</w:t>
+        <w:t xml:space="preserve">dataset [50] supplies the extrusion-3DCP</w:t>
       </w:r>
       <w:r>
         <w:t xml:space="preserve"> </w:t>
@@ -4545,7 +4876,7 @@
         <w:t xml:space="preserve"> </w:t>
       </w:r>
       <w:r>
-        <w:t xml:space="preserve">[52] supplies the</w:t>
+        <w:t xml:space="preserve">[51] supplies the</w:t>
       </w:r>
       <w:r>
         <w:t xml:space="preserve"> </w:t>
@@ -4595,7 +4926,7 @@
         <w:pStyle w:val="FirstParagraph"/>
       </w:pPr>
       <w:r>
-        <w:t xml:space="preserve">A seventh UHPC source surveyed for this work, the Stevens dataset (Mahjoubi &amp; Bao), is cited reference-only:</w:t>
+        <w:t xml:space="preserve">A UHPC source surveyed for this work, the Stevens dataset (Mahjoubi &amp; Bao), was excluded as reference-only:</w:t>
       </w:r>
       <w:r>
         <w:t xml:space="preserve"> </w:t>
@@ -4607,13 +4938,13 @@
         <w:t xml:space="preserve"> </w:t>
       </w:r>
       <w:r>
-        <w:t xml:space="preserve">honestly re-ingested. Together the six light up complementary slices, and Open3DCP holds the union of these</w:t>
-      </w:r>
-      <w:r>
-        <w:t xml:space="preserve"> </w:t>
-      </w:r>
-      <w:r>
-        <w:t xml:space="preserve">six sources in one shape — and</w:t>
+        <w:t xml:space="preserve">honestly re-ingested. Together the five light up complementary slices, and Open3DCP holds the union of these</w:t>
+      </w:r>
+      <w:r>
+        <w:t xml:space="preserve"> </w:t>
+      </w:r>
+      <w:r>
+        <w:t xml:space="preserve">five sources in one shape — and</w:t>
       </w:r>
       <w:r>
         <w:t xml:space="preserve"> </w:t>
@@ -4688,7 +5019,7 @@
         <w:t xml:space="preserve"> </w:t>
       </w:r>
       <w:r>
-        <w:t xml:space="preserve">(X/Y/Z/CAST), the same printed mortar is</w:t>
+        <w:t xml:space="preserve">(X/Y/Z/CAST), printed concrete loaded</w:t>
       </w:r>
       <w:r>
         <w:t xml:space="preserve"> </w:t>
@@ -4698,43 +5029,123 @@
           <w:b/>
           <w:bCs/>
         </w:rPr>
-        <w:t xml:space="preserve">32–55 % weaker loaded along the layers</w:t>
-      </w:r>
-      <w:r>
-        <w:t xml:space="preserve"> </w:t>
-      </w:r>
-      <w:r>
-        <w:t xml:space="preserve">than the cast reference, consistently across three independent</w:t>
-      </w:r>
-      <w:r>
-        <w:t xml:space="preserve"> </w:t>
-      </w:r>
-      <w:r>
-        <w:t xml:space="preserve">laboratories (Figure 5, right). (These are flexural results, where loading along the print path bends the</w:t>
-      </w:r>
-      <w:r>
-        <w:t xml:space="preserve"> </w:t>
-      </w:r>
-      <w:r>
-        <w:t xml:space="preserve">interlayer planes, so the along-layer weakness is consistent with the interface being the weak link; the</w:t>
-      </w:r>
-      <w:r>
-        <w:t xml:space="preserve"> </w:t>
-      </w:r>
-      <w:r>
-        <w:t xml:space="preserve">“typical”</w:t>
-      </w:r>
-      <w:r>
-        <w:t xml:space="preserve"> </w:t>
-      </w:r>
-      <w:r>
-        <w:t xml:space="preserve">strength ordering of Table 1 is mix- and loading-dependent, as Limitation 4 notes.) This is a</w:t>
-      </w:r>
-      <w:r>
-        <w:t xml:space="preserve"> </w:t>
-      </w:r>
-      <w:r>
-        <w:t xml:space="preserve">demonstration of</w:t>
+        <w:t xml:space="preserve">along</w:t>
+      </w:r>
+      <w:r>
+        <w:rPr>
+          <w:b/>
+          <w:bCs/>
+        </w:rPr>
+        <w:t xml:space="preserve"> </w:t>
+      </w:r>
+      <w:r>
+        <w:rPr>
+          <w:b/>
+          <w:bCs/>
+        </w:rPr>
+        <w:t xml:space="preserve">the print path is 32–55 % weaker in flexure</w:t>
+      </w:r>
+      <w:r>
+        <w:t xml:space="preserve"> </w:t>
+      </w:r>
+      <w:r>
+        <w:t xml:space="preserve">than its cast reference in each of three independent</w:t>
+      </w:r>
+      <w:r>
+        <w:t xml:space="preserve"> </w:t>
+      </w:r>
+      <w:r>
+        <w:t xml:space="preserve">single-lab datasets — three</w:t>
+      </w:r>
+      <w:r>
+        <w:t xml:space="preserve"> </w:t>
+      </w:r>
+      <w:r>
+        <w:rPr>
+          <w:i/>
+          <w:iCs/>
+        </w:rPr>
+        <w:t xml:space="preserve">different</w:t>
+      </w:r>
+      <w:r>
+        <w:t xml:space="preserve"> </w:t>
+      </w:r>
+      <w:r>
+        <w:t xml:space="preserve">commercial premixes tested at ~28–30 days (per-lab reductions 40 %,</w:t>
+      </w:r>
+      <w:r>
+        <w:t xml:space="preserve"> </w:t>
+      </w:r>
+      <w:r>
+        <w:t xml:space="preserve">32 %, and 55 %; n = 12–40 per group). The reductions agree in direction across all three, but the datasets</w:t>
+      </w:r>
+      <w:r>
+        <w:t xml:space="preserve"> </w:t>
+      </w:r>
+      <w:r>
+        <w:t xml:space="preserve">share no formulation, so this is a consistent single-lab observation rather than a pooled estimate; the</w:t>
+      </w:r>
+      <w:r>
+        <w:t xml:space="preserve"> </w:t>
+      </w:r>
+      <w:r>
+        <w:t xml:space="preserve">55 % upper bound is the least-pinned, resting on a 12-specimen cast group with ~40 % coefficient of</w:t>
+      </w:r>
+      <w:r>
+        <w:t xml:space="preserve"> </w:t>
+      </w:r>
+      <w:r>
+        <w:t xml:space="preserve">variation (roughly ± 7 percentage points of standard error). Literature reductions for specimens loaded</w:t>
+      </w:r>
+      <w:r>
+        <w:t xml:space="preserve"> </w:t>
+      </w:r>
+      <w:r>
+        <w:rPr>
+          <w:i/>
+          <w:iCs/>
+        </w:rPr>
+        <w:t xml:space="preserve">across</w:t>
+      </w:r>
+      <w:r>
+        <w:t xml:space="preserve"> </w:t>
+      </w:r>
+      <w:r>
+        <w:t xml:space="preserve">the layer interface run ~20–40 % [5, 6]; our along-path</w:t>
+      </w:r>
+      <w:r>
+        <w:t xml:space="preserve"> </w:t>
+      </w:r>
+      <w:r>
+        <w:rPr>
+          <w:i/>
+          <w:iCs/>
+        </w:rPr>
+        <w:t xml:space="preserve">flexural</w:t>
+      </w:r>
+      <w:r>
+        <w:t xml:space="preserve"> </w:t>
+      </w:r>
+      <w:r>
+        <w:t xml:space="preserve">reductions run higher because</w:t>
+      </w:r>
+      <w:r>
+        <w:t xml:space="preserve"> </w:t>
+      </w:r>
+      <w:r>
+        <w:t xml:space="preserve">bending concentrates tension on the interlayer planes. (That is also why Table 1’s</w:t>
+      </w:r>
+      <w:r>
+        <w:t xml:space="preserve"> </w:t>
+      </w:r>
+      <w:r>
+        <w:t xml:space="preserve">“typical strength”</w:t>
+      </w:r>
+      <w:r>
+        <w:t xml:space="preserve"> </w:t>
+      </w:r>
+      <w:r>
+        <w:t xml:space="preserve">ordering — stated for axial loading — inverts here, as the table note and Limitation 4 say.) This is a demonstration of</w:t>
       </w:r>
       <w:r>
         <w:t xml:space="preserve"> </w:t>
@@ -4750,13 +5161,13 @@
         <w:t xml:space="preserve"> </w:t>
       </w:r>
       <w:r>
-        <w:t xml:space="preserve">— recording what was measured in one comparable shape —</w:t>
-      </w:r>
-      <w:r>
-        <w:t xml:space="preserve"> </w:t>
-      </w:r>
-      <w:r>
-        <w:t xml:space="preserve">not a predictive-model benchmark; assembling and modelling a pooled multi-source corpus is future work (§11).</w:t>
+        <w:t xml:space="preserve">— recording what was measured in one comparable shape — not a predictive-model benchmark; assembling and</w:t>
+      </w:r>
+      <w:r>
+        <w:t xml:space="preserve"> </w:t>
+      </w:r>
+      <w:r>
+        <w:t xml:space="preserve">modelling a pooled multi-source corpus is future work (§11).</w:t>
       </w:r>
     </w:p>
     <w:p>
@@ -4766,9 +5177,9 @@
       <w:r>
         <w:drawing>
           <wp:inline>
-            <wp:extent cx="5334000" cy="2198894"/>
+            <wp:extent cx="5334000" cy="2220883"/>
             <wp:effectExtent b="0" l="0" r="0" t="0"/>
-            <wp:docPr descr="Worked demonstration. Left: six openly-licensed public datasets ingested into Open3DCP — UCI/Yeh (cast benchmark), Meta SustainableConcrete (cast, carbon-aware), UNSW UHPC, the RILEM TC 304-ADC interlaboratory study (real 3DCP, ~30 labs), the UF 3DCP mix-design set (printability), and the TU-Braunschweig 3DCP buildings catalogue (project layer) — each populating a different slice of the record (dark = populated, light = partial/absent), with Open3DCP spanning the union; the empty cells are recorded, not hidden. Three kg/m³ sources carry an automated open3dcp-ingest fidelity score (98.2–98.9 / A); the rest are curated through their native structure. Right: a cross-study characterization result from the RILEM data, expressible only because the schema records loading orientation — printed concrete loaded along the layers (X) is 32–55 % weaker than the cast reference, consistently across three independent laboratories (flexural strength, ~28 d; error bars are ± one standard deviation)." title="" id="28" name="Picture"/>
+            <wp:docPr descr="Worked demonstration. Left: five openly-licensed public datasets ingested into Open3DCP — UCI/Yeh (cast benchmark), Meta SustainableConcrete (cast, carbon-aware), the RILEM TC 304-ADC interlaboratory study (real 3DCP, ~30 labs), the UF 3DCP mix-design set (printability), and the TU-Braunschweig 3DCP buildings catalogue (project layer) — each populating a different slice of the record (dark = populated, light = partial/absent), with Open3DCP spanning the union; the empty cells are recorded, not hidden. The two flat kg/m³ sources carry an automated open3dcp-ingest fidelity score (UCI 79.9/C, Meta 90.4/B); the rest are curated through their native structure. Right: a cross-study characterization result from the RILEM data, expressible only because the schema records loading orientation — printed concrete loaded along the print path (X) is 32–55 % weaker in flexure than the cast reference in three independent single-lab datasets (three different premixes, ~28–30 d, per-lab n = 12–40; error bars are ± one standard deviation)." title="" id="28" name="Picture"/>
             <a:graphic>
               <a:graphicData uri="http://schemas.openxmlformats.org/drawingml/2006/picture">
                 <pic:pic>
@@ -4787,7 +5198,7 @@
                   <pic:spPr bwMode="auto">
                     <a:xfrm>
                       <a:off x="0" y="0"/>
-                      <a:ext cx="5334000" cy="2198894"/>
+                      <a:ext cx="5334000" cy="2220883"/>
                     </a:xfrm>
                     <a:prstGeom prst="rect">
                       <a:avLst/>
@@ -4831,7 +5242,7 @@
         <w:t xml:space="preserve"> </w:t>
       </w:r>
       <w:r>
-        <w:t xml:space="preserve">six openly-licensed public datasets ingested into Open3DCP — UCI/Yeh (cast benchmark), Meta SustainableConcrete (cast, carbon-aware), UNSW UHPC, the RILEM TC 304-ADC interlaboratory study (real 3DCP, ~30 labs), the UF 3DCP mix-design set (printability), and the TU-Braunschweig 3DCP buildings catalogue (project layer) — each populating a different slice of the record (dark = populated, light = partial/absent), with Open3DCP spanning the union; the empty cells are recorded, not hidden. Three kg/m³ sources carry an automated</w:t>
+        <w:t xml:space="preserve">five openly-licensed public datasets ingested into Open3DCP — UCI/Yeh (cast benchmark), Meta SustainableConcrete (cast, carbon-aware), the RILEM TC 304-ADC interlaboratory study (real 3DCP, ~30 labs), the UF 3DCP mix-design set (printability), and the TU-Braunschweig 3DCP buildings catalogue (project layer) — each populating a different slice of the record (dark = populated, light = partial/absent), with Open3DCP spanning the union; the empty cells are recorded, not hidden. The two flat kg/m³ sources carry an automated</w:t>
       </w:r>
       <w:r>
         <w:t xml:space="preserve"> </w:t>
@@ -4846,7 +5257,7 @@
         <w:t xml:space="preserve"> </w:t>
       </w:r>
       <w:r>
-        <w:t xml:space="preserve">fidelity score (98.2–98.9 / A); the rest are curated through their native structure.</w:t>
+        <w:t xml:space="preserve">fidelity score (UCI 79.9/C, Meta 90.4/B); the rest are curated through their native structure.</w:t>
       </w:r>
       <w:r>
         <w:t xml:space="preserve"> </w:t>
@@ -4862,7 +5273,7 @@
         <w:t xml:space="preserve"> </w:t>
       </w:r>
       <w:r>
-        <w:t xml:space="preserve">a cross-study characterization result from the RILEM data, expressible only because the schema records loading orientation — printed concrete loaded along the layers (X) is 32–55 % weaker than the cast reference, consistently across three independent laboratories (flexural strength, ~28 d; error bars are ± one standard deviation).</w:t>
+        <w:t xml:space="preserve">a cross-study characterization result from the RILEM data, expressible only because the schema records loading orientation — printed concrete loaded along the print path (X) is 32–55 % weaker in flexure than the cast reference in three independent single-lab datasets (three different premixes, ~28–30 d, per-lab n = 12–40; error bars are ± one standard deviation).</w:t>
       </w:r>
     </w:p>
     <w:bookmarkEnd w:id="30"/>
@@ -5284,37 +5695,125 @@
         <w:t xml:space="preserve"> </w:t>
       </w:r>
       <w:r>
-        <w:t xml:space="preserve">an operator sets are not yet schema columns: in-line accelerator dosing (set-on-demand),</w:t>
-      </w:r>
-      <w:r>
-        <w:t xml:space="preserve"> </w:t>
-      </w:r>
-      <w:r>
-        <w:t xml:space="preserve">colorant / pigment dosing, print-head auger / screw extruder speed (distinct from the bulk-mixer speed</w:t>
-      </w:r>
-      <w:r>
-        <w:t xml:space="preserve"> </w:t>
-      </w:r>
-      <w:r>
-        <w:t xml:space="preserve">the schema records), and vibratory-assist or compaction modules — alongside nozzle standoff, print</w:t>
-      </w:r>
-      <w:r>
-        <w:t xml:space="preserve"> </w:t>
-      </w:r>
-      <w:r>
-        <w:t xml:space="preserve">acceleration / jerk, surface dehydration of the resting layer (the dominant interlayer-bond control), and</w:t>
-      </w:r>
-      <w:r>
-        <w:t xml:space="preserve"> </w:t>
-      </w:r>
-      <w:r>
-        <w:t xml:space="preserve">material age at deposition (Figure 3, annex). These are an explicit future-work agenda; the schema</w:t>
-      </w:r>
-      <w:r>
-        <w:t xml:space="preserve"> </w:t>
-      </w:r>
-      <w:r>
-        <w:t xml:space="preserve">extends additively as they are specified.</w:t>
+        <w:t xml:space="preserve">an operator sets are not yet schema columns. The priority gap is</w:t>
+      </w:r>
+      <w:r>
+        <w:t xml:space="preserve"> </w:t>
+      </w:r>
+      <w:r>
+        <w:rPr>
+          <w:b/>
+          <w:bCs/>
+        </w:rPr>
+        <w:t xml:space="preserve">in-line accelerator dosing at</w:t>
+      </w:r>
+      <w:r>
+        <w:rPr>
+          <w:b/>
+          <w:bCs/>
+        </w:rPr>
+        <w:t xml:space="preserve"> </w:t>
+      </w:r>
+      <w:r>
+        <w:rPr>
+          <w:b/>
+          <w:bCs/>
+        </w:rPr>
+        <w:t xml:space="preserve">the print head</w:t>
+      </w:r>
+      <w:r>
+        <w:t xml:space="preserve"> </w:t>
+      </w:r>
+      <w:r>
+        <w:t xml:space="preserve">(set-on-demand): on dosing-pump systems it is the control variable an operator tunes to</w:t>
+      </w:r>
+      <w:r>
+        <w:t xml:space="preserve"> </w:t>
+      </w:r>
+      <w:r>
+        <w:t xml:space="preserve">keep the print standing, and a record without it omits the knob that most directly sets buildability —</w:t>
+      </w:r>
+      <w:r>
+        <w:t xml:space="preserve"> </w:t>
+      </w:r>
+      <w:r>
+        <w:t xml:space="preserve">today only</w:t>
+      </w:r>
+      <w:r>
+        <w:t xml:space="preserve"> </w:t>
+      </w:r>
+      <w:r>
+        <w:rPr>
+          <w:rStyle w:val="VerbatimChar"/>
+        </w:rPr>
+        <w:t xml:space="preserve">admixture_addition_point</w:t>
+      </w:r>
+      <w:r>
+        <w:t xml:space="preserve"> </w:t>
+      </w:r>
+      <w:r>
+        <w:t xml:space="preserve">and the bulk</w:t>
+      </w:r>
+      <w:r>
+        <w:t xml:space="preserve"> </w:t>
+      </w:r>
+      <w:r>
+        <w:rPr>
+          <w:rStyle w:val="VerbatimChar"/>
+        </w:rPr>
+        <w:t xml:space="preserve">accelerator</w:t>
+      </w:r>
+      <w:r>
+        <w:t xml:space="preserve"> </w:t>
+      </w:r>
+      <w:r>
+        <w:t xml:space="preserve">column hint at it. Next in line:</w:t>
+      </w:r>
+      <w:r>
+        <w:t xml:space="preserve"> </w:t>
+      </w:r>
+      <w:r>
+        <w:rPr>
+          <w:b/>
+          <w:bCs/>
+        </w:rPr>
+        <w:t xml:space="preserve">material age at deposition and on-site retempering</w:t>
+      </w:r>
+      <w:r>
+        <w:t xml:space="preserve"> </w:t>
+      </w:r>
+      <w:r>
+        <w:t xml:space="preserve">(water or admixture added as the hopper ages, which</w:t>
+      </w:r>
+      <w:r>
+        <w:t xml:space="preserve"> </w:t>
+      </w:r>
+      <w:r>
+        <w:t xml:space="preserve">silently moves the as-deposited w/b away from the batch ticket), print-head auger / screw extruder speed</w:t>
+      </w:r>
+      <w:r>
+        <w:t xml:space="preserve"> </w:t>
+      </w:r>
+      <w:r>
+        <w:t xml:space="preserve">(distinct from the bulk-mixer speed the schema records), colorant / pigment dosing, and vibratory-assist</w:t>
+      </w:r>
+      <w:r>
+        <w:t xml:space="preserve"> </w:t>
+      </w:r>
+      <w:r>
+        <w:t xml:space="preserve">or compaction modules — alongside nozzle standoff, print acceleration / jerk, and surface dehydration of</w:t>
+      </w:r>
+      <w:r>
+        <w:t xml:space="preserve"> </w:t>
+      </w:r>
+      <w:r>
+        <w:t xml:space="preserve">the resting layer (the dominant interlayer-bond control) (Figure 3, annex). These are an explicit</w:t>
+      </w:r>
+      <w:r>
+        <w:t xml:space="preserve"> </w:t>
+      </w:r>
+      <w:r>
+        <w:t xml:space="preserve">future-work agenda; the schema extends additively as they are specified.</w:t>
       </w:r>
     </w:p>
     <w:p>
@@ -5946,19 +6445,122 @@
           <w:b/>
           <w:bCs/>
         </w:rPr>
-        <w:t xml:space="preserve">Adoption at scale is unproven.</w:t>
-      </w:r>
-      <w:r>
-        <w:t xml:space="preserve"> </w:t>
-      </w:r>
-      <w:r>
-        <w:t xml:space="preserve">Cross-dataset interoperability is asserted by design; no large,</w:t>
-      </w:r>
-      <w:r>
-        <w:t xml:space="preserve"> </w:t>
-      </w:r>
-      <w:r>
-        <w:t xml:space="preserve">heterogeneous, multi-source corpus has yet been assembled and modeled end-to-end on the public schema.</w:t>
+        <w:t xml:space="preserve">Adoption at scale is unproven, and pooled modeling carries stated traps.</w:t>
+      </w:r>
+      <w:r>
+        <w:t xml:space="preserve"> </w:t>
+      </w:r>
+      <w:r>
+        <w:t xml:space="preserve">Cross-dataset</w:t>
+      </w:r>
+      <w:r>
+        <w:t xml:space="preserve"> </w:t>
+      </w:r>
+      <w:r>
+        <w:t xml:space="preserve">interoperability is asserted by design; no large, heterogeneous, multi-source corpus has yet been</w:t>
+      </w:r>
+      <w:r>
+        <w:t xml:space="preserve"> </w:t>
+      </w:r>
+      <w:r>
+        <w:t xml:space="preserve">assembled and modeled end-to-end on the public schema — the committed demonstration totals roughly</w:t>
+      </w:r>
+      <w:r>
+        <w:t xml:space="preserve"> </w:t>
+      </w:r>
+      <w:r>
+        <w:t xml:space="preserve">seventy rows across five sources, an interoperability proof, not a trainable corpus. Anyone pooling</w:t>
+      </w:r>
+      <w:r>
+        <w:t xml:space="preserve"> </w:t>
+      </w:r>
+      <w:r>
+        <w:t xml:space="preserve">records should treat the source/laboratory as a covariate (premixes, specimen geometries, and protocols</w:t>
+      </w:r>
+      <w:r>
+        <w:t xml:space="preserve"> </w:t>
+      </w:r>
+      <w:r>
+        <w:t xml:space="preserve">differ across sources — a textbook confounding setup), and should note that several columns are</w:t>
+      </w:r>
+      <w:r>
+        <w:t xml:space="preserve"> </w:t>
+      </w:r>
+      <w:r>
+        <w:rPr>
+          <w:i/>
+          <w:iCs/>
+        </w:rPr>
+        <w:t xml:space="preserve">records</w:t>
+      </w:r>
+      <w:r>
+        <w:t xml:space="preserve">, not model features:</w:t>
+      </w:r>
+      <w:r>
+        <w:t xml:space="preserve"> </w:t>
+      </w:r>
+      <w:r>
+        <w:rPr>
+          <w:rStyle w:val="VerbatimChar"/>
+        </w:rPr>
+        <w:t xml:space="preserve">design_strength_mpa</w:t>
+      </w:r>
+      <w:r>
+        <w:t xml:space="preserve"> </w:t>
+      </w:r>
+      <w:r>
+        <w:t xml:space="preserve">leaks the strength target, the derived ratios are</w:t>
+      </w:r>
+      <w:r>
+        <w:t xml:space="preserve"> </w:t>
+      </w:r>
+      <w:r>
+        <w:t xml:space="preserve">collinear with their inputs, and the dual-basis pair encodes the same composition twice. The quality</w:t>
+      </w:r>
+      <w:r>
+        <w:t xml:space="preserve"> </w:t>
+      </w:r>
+      <w:r>
+        <w:t xml:space="preserve">flags (</w:t>
+      </w:r>
+      <w:r>
+        <w:rPr>
+          <w:rStyle w:val="VerbatimChar"/>
+        </w:rPr>
+        <w:t xml:space="preserve">is_training_ready</w:t>
+      </w:r>
+      <w:r>
+        <w:t xml:space="preserve">,</w:t>
+      </w:r>
+      <w:r>
+        <w:t xml:space="preserve"> </w:t>
+      </w:r>
+      <w:r>
+        <w:rPr>
+          <w:rStyle w:val="VerbatimChar"/>
+        </w:rPr>
+        <w:t xml:space="preserve">is_synthetic</w:t>
+      </w:r>
+      <w:r>
+        <w:t xml:space="preserve">,</w:t>
+      </w:r>
+      <w:r>
+        <w:t xml:space="preserve"> </w:t>
+      </w:r>
+      <w:r>
+        <w:rPr>
+          <w:rStyle w:val="VerbatimChar"/>
+        </w:rPr>
+        <w:t xml:space="preserve">outlier_flag</w:t>
+      </w:r>
+      <w:r>
+        <w:t xml:space="preserve">) are defined but deliberately not set in the</w:t>
+      </w:r>
+      <w:r>
+        <w:t xml:space="preserve"> </w:t>
+      </w:r>
+      <w:r>
+        <w:t xml:space="preserve">demonstration excerpts; the quality gate that sets them is future work.</w:t>
       </w:r>
     </w:p>
     <w:p>
@@ -6206,7 +6808,29 @@
         <w:t xml:space="preserve"> </w:t>
       </w:r>
       <w:r>
-        <w:t xml:space="preserve">(always resolves to the latest version of record). The canonical</w:t>
+        <w:t xml:space="preserve">(resolves to the latest</w:t>
+      </w:r>
+      <w:r>
+        <w:t xml:space="preserve"> </w:t>
+      </w:r>
+      <w:r>
+        <w:rPr>
+          <w:i/>
+          <w:iCs/>
+        </w:rPr>
+        <w:t xml:space="preserve">published</w:t>
+      </w:r>
+      <w:r>
+        <w:t xml:space="preserve"> </w:t>
+      </w:r>
+      <w:r>
+        <w:t xml:space="preserve">Zenodo version — currently</w:t>
+      </w:r>
+      <w:r>
+        <w:t xml:space="preserve"> </w:t>
+      </w:r>
+      <w:r>
+        <w:t xml:space="preserve">v1.6.0; the v1.7 described here is the working draft pending its Zenodo release). The canonical</w:t>
       </w:r>
       <w:r>
         <w:t xml:space="preserve"> </w:t>
@@ -6548,7 +7172,7 @@
       </w:r>
     </w:p>
     <w:bookmarkEnd w:id="41"/>
-    <w:bookmarkStart w:id="91" w:name="references"/>
+    <w:bookmarkStart w:id="90" w:name="references"/>
     <w:p>
       <w:pPr>
         <w:pStyle w:val="Heading2"/>
@@ -6983,21 +7607,21 @@
           <w:i/>
           <w:iCs/>
         </w:rPr>
-        <w:t xml:space="preserve">ASTM F3049 — Standard Guide for Characterizing Properties of Metal Powder</w:t>
-      </w:r>
-      <w:r>
-        <w:rPr>
-          <w:i/>
-          <w:iCs/>
-        </w:rPr>
-        <w:t xml:space="preserve"> </w:t>
-      </w:r>
-      <w:r>
-        <w:rPr>
-          <w:i/>
-          <w:iCs/>
-        </w:rPr>
-        <w:t xml:space="preserve">Feedstock.</w:t>
+        <w:t xml:space="preserve">ASTM F3049-14 — Standard Guide for Characterizing Properties of Metal</w:t>
+      </w:r>
+      <w:r>
+        <w:rPr>
+          <w:i/>
+          <w:iCs/>
+        </w:rPr>
+        <w:t xml:space="preserve"> </w:t>
+      </w:r>
+      <w:r>
+        <w:rPr>
+          <w:i/>
+          <w:iCs/>
+        </w:rPr>
+        <w:t xml:space="preserve">Powders Used for Additive Manufacturing Processes.</w:t>
       </w:r>
       <w:r>
         <w:t xml:space="preserve"> </w:t>
@@ -7015,7 +7639,13 @@
         </w:numPr>
       </w:pPr>
       <w:r>
-        <w:t xml:space="preserve">RILEM TC 304-ADC (2025). Interlaboratory study on 3D printed concrete: approach and main results.</w:t>
+        <w:t xml:space="preserve">RILEM TC 304-ADC (2025). Mechanical properties of 3D printed concrete: a RILEM TC 304-ADC</w:t>
+      </w:r>
+      <w:r>
+        <w:t xml:space="preserve"> </w:t>
+      </w:r>
+      <w:r>
+        <w:t xml:space="preserve">interlaboratory study — approach and main results.</w:t>
       </w:r>
       <w:r>
         <w:t xml:space="preserve"> </w:t>
@@ -7048,13 +7678,13 @@
         </w:numPr>
       </w:pPr>
       <w:r>
-        <w:t xml:space="preserve">RILEM TC 304-ADC (2025). Compressive strength and modulus of elasticity of 3D printed concrete:</w:t>
-      </w:r>
-      <w:r>
-        <w:t xml:space="preserve"> </w:t>
-      </w:r>
-      <w:r>
-        <w:t xml:space="preserve">interlaboratory study results.</w:t>
+        <w:t xml:space="preserve">RILEM TC 304-ADC (2025). Mechanical properties of 3D printed concrete: a RILEM TC 304-ADC</w:t>
+      </w:r>
+      <w:r>
+        <w:t xml:space="preserve"> </w:t>
+      </w:r>
+      <w:r>
+        <w:t xml:space="preserve">interlaboratory study — compressive strength and modulus of elasticity.</w:t>
       </w:r>
       <w:r>
         <w:t xml:space="preserve"> </w:t>
@@ -7087,13 +7717,13 @@
         </w:numPr>
       </w:pPr>
       <w:r>
-        <w:t xml:space="preserve">RILEM TC 304-ADC (2025). Flexural and tensile strength of 3D printed concrete: interlaboratory study</w:t>
-      </w:r>
-      <w:r>
-        <w:t xml:space="preserve"> </w:t>
-      </w:r>
-      <w:r>
-        <w:t xml:space="preserve">results.</w:t>
+        <w:t xml:space="preserve">RILEM TC 304-ADC (2025). Mechanical properties of 3D printed concrete: a RILEM TC 304-ADC</w:t>
+      </w:r>
+      <w:r>
+        <w:t xml:space="preserve"> </w:t>
+      </w:r>
+      <w:r>
+        <w:t xml:space="preserve">interlaboratory study — flexural and tensile strength.</w:t>
       </w:r>
       <w:r>
         <w:t xml:space="preserve"> </w:t>
@@ -8427,7 +9057,7 @@
         </w:numPr>
       </w:pPr>
       <w:r>
-        <w:t xml:space="preserve">3DCP.fyi contributors (2024). 3DCP.fyi — a comprehensive citation network graph on the state of the</w:t>
+        <w:t xml:space="preserve">D. Auer, F. Bos, O. Fischer (2024). 3DCP.fyi — a comprehensive citation network graph on the state of the</w:t>
       </w:r>
       <w:r>
         <w:t xml:space="preserve"> </w:t>
@@ -8519,7 +9149,7 @@
         </w:numPr>
       </w:pPr>
       <w:r>
-        <w:t xml:space="preserve">K. Vasilić (2025). Standardization aspects of concrete 3D printing: state of the art, requirements and</w:t>
+        <w:t xml:space="preserve">K. Vasilic (2024). Standardization aspects of concrete 3D printing: state of the art, requirements and</w:t>
       </w:r>
       <w:r>
         <w:t xml:space="preserve"> </w:t>
@@ -8681,21 +9311,21 @@
           <w:i/>
           <w:iCs/>
         </w:rPr>
-        <w:t xml:space="preserve">ICC 1150-2026 Standard for Automated Construction Technology for 3D</w:t>
-      </w:r>
-      <w:r>
-        <w:rPr>
-          <w:i/>
-          <w:iCs/>
-        </w:rPr>
-        <w:t xml:space="preserve"> </w:t>
-      </w:r>
-      <w:r>
-        <w:rPr>
-          <w:i/>
-          <w:iCs/>
-        </w:rPr>
-        <w:t xml:space="preserve">Printing Walls.</w:t>
+        <w:t xml:space="preserve">ICC 1150-2026 Standard for 3D Automated Construction Technology for 3D</w:t>
+      </w:r>
+      <w:r>
+        <w:rPr>
+          <w:i/>
+          <w:iCs/>
+        </w:rPr>
+        <w:t xml:space="preserve"> </w:t>
+      </w:r>
+      <w:r>
+        <w:rPr>
+          <w:i/>
+          <w:iCs/>
+        </w:rPr>
+        <w:t xml:space="preserve">Concrete Walls.</w:t>
       </w:r>
       <w:r>
         <w:t xml:space="preserve"> </w:t>
@@ -8713,31 +9343,37 @@
         </w:numPr>
       </w:pPr>
       <w:r>
-        <w:t xml:space="preserve">RILEM TC 304-ADC (2024).</w:t>
-      </w:r>
-      <w:r>
-        <w:t xml:space="preserve"> </w:t>
-      </w:r>
-      <w:r>
-        <w:rPr>
-          <w:i/>
-          <w:iCs/>
-        </w:rPr>
-        <w:t xml:space="preserve">Database of the RILEM TC 304-ADC interlaboratory study on mechanical</w:t>
-      </w:r>
-      <w:r>
-        <w:rPr>
-          <w:i/>
-          <w:iCs/>
-        </w:rPr>
-        <w:t xml:space="preserve"> </w:t>
-      </w:r>
-      <w:r>
-        <w:rPr>
-          <w:i/>
-          <w:iCs/>
-        </w:rPr>
-        <w:t xml:space="preserve">properties of 3D printed concrete</w:t>
+        <w:t xml:space="preserve">F. Bos, A. Robens-Radermacher, S. Muthukrishnan, J. Versteegen, R. Wolfs, M. Santhanam, C. Menna,</w:t>
+      </w:r>
+      <w:r>
+        <w:t xml:space="preserve"> </w:t>
+      </w:r>
+      <w:r>
+        <w:t xml:space="preserve">V. Mechtcherine / RILEM TC 304-ADC (2024).</w:t>
+      </w:r>
+      <w:r>
+        <w:t xml:space="preserve"> </w:t>
+      </w:r>
+      <w:r>
+        <w:rPr>
+          <w:i/>
+          <w:iCs/>
+        </w:rPr>
+        <w:t xml:space="preserve">Database of the RILEM TC 304-ADC interlaboratory study on</w:t>
+      </w:r>
+      <w:r>
+        <w:rPr>
+          <w:i/>
+          <w:iCs/>
+        </w:rPr>
+        <w:t xml:space="preserve"> </w:t>
+      </w:r>
+      <w:r>
+        <w:rPr>
+          <w:i/>
+          <w:iCs/>
+        </w:rPr>
+        <w:t xml:space="preserve">mechanical properties of 3D printed concrete (ILS-mech)</w:t>
       </w:r>
       <w:r>
         <w:t xml:space="preserve"> </w:t>
@@ -8814,93 +9450,34 @@
         </w:numPr>
       </w:pPr>
       <w:r>
-        <w:t xml:space="preserve">U. J. Malik, C. K. Lee, D. Mohotti, H. Mo (2025).</w:t>
-      </w:r>
-      <w:r>
-        <w:t xml:space="preserve"> </w:t>
-      </w:r>
-      <w:r>
-        <w:rPr>
-          <w:i/>
-          <w:iCs/>
-        </w:rPr>
-        <w:t xml:space="preserve">A global dataset of UHPC mix designs with supplementary</w:t>
-      </w:r>
-      <w:r>
-        <w:rPr>
-          <w:i/>
-          <w:iCs/>
-        </w:rPr>
-        <w:t xml:space="preserve"> </w:t>
-      </w:r>
-      <w:r>
-        <w:rPr>
-          <w:i/>
-          <w:iCs/>
-        </w:rPr>
-        <w:t xml:space="preserve">cementitious materials, nano additives, and sustainable fillers</w:t>
-      </w:r>
-      <w:r>
-        <w:t xml:space="preserve"> </w:t>
-      </w:r>
-      <w:r>
-        <w:t xml:space="preserve">(V2) [Dataset]. Mendeley Data.</w:t>
+        <w:t xml:space="preserve">J. Gao, Z. Wang, C. Wang (2023).</w:t>
+      </w:r>
+      <w:r>
+        <w:t xml:space="preserve"> </w:t>
+      </w:r>
+      <w:r>
+        <w:rPr>
+          <w:i/>
+          <w:iCs/>
+        </w:rPr>
+        <w:t xml:space="preserve">3D Printing Concrete Mix Design Open Dataset</w:t>
+      </w:r>
+      <w:r>
+        <w:t xml:space="preserve"> </w:t>
+      </w:r>
+      <w:r>
+        <w:t xml:space="preserve">(v0.3) [Dataset].</w:t>
+      </w:r>
+      <w:r>
+        <w:t xml:space="preserve"> </w:t>
+      </w:r>
+      <w:r>
+        <w:t xml:space="preserve">University of Florida. Zenodo.</w:t>
       </w:r>
       <w:r>
         <w:t xml:space="preserve"> </w:t>
       </w:r>
       <w:hyperlink r:id="rId88">
-        <w:r>
-          <w:rPr>
-            <w:rStyle w:val="Hyperlink"/>
-          </w:rPr>
-          <w:t xml:space="preserve">https://doi.org/10.17632/czb7ww5pkz.2</w:t>
-        </w:r>
-      </w:hyperlink>
-      <w:r>
-        <w:t xml:space="preserve"> </w:t>
-      </w:r>
-      <w:r>
-        <w:t xml:space="preserve">(CC BY 4.0).</w:t>
-      </w:r>
-    </w:p>
-    <w:p>
-      <w:pPr>
-        <w:pStyle w:val="Compact"/>
-        <w:numPr>
-          <w:ilvl w:val="0"/>
-          <w:numId w:val="1010"/>
-        </w:numPr>
-      </w:pPr>
-      <w:r>
-        <w:t xml:space="preserve">J. Gao, Z. Wang, C. Wang (2022).</w:t>
-      </w:r>
-      <w:r>
-        <w:t xml:space="preserve"> </w:t>
-      </w:r>
-      <w:r>
-        <w:rPr>
-          <w:i/>
-          <w:iCs/>
-        </w:rPr>
-        <w:t xml:space="preserve">3D Printing Concrete Mix Design Open Dataset</w:t>
-      </w:r>
-      <w:r>
-        <w:t xml:space="preserve"> </w:t>
-      </w:r>
-      <w:r>
-        <w:t xml:space="preserve">(v0.3) [Dataset].</w:t>
-      </w:r>
-      <w:r>
-        <w:t xml:space="preserve"> </w:t>
-      </w:r>
-      <w:r>
-        <w:t xml:space="preserve">University of Florida. Zenodo.</w:t>
-      </w:r>
-      <w:r>
-        <w:t xml:space="preserve"> </w:t>
-      </w:r>
-      <w:hyperlink r:id="rId89">
         <w:r>
           <w:rPr>
             <w:rStyle w:val="Hyperlink"/>
@@ -8924,7 +9501,7 @@
         </w:numPr>
       </w:pPr>
       <w:r>
-        <w:t xml:space="preserve">G. Placzek, M. Dahlberg (2024).</w:t>
+        <w:t xml:space="preserve">G. Placzek (2024).</w:t>
       </w:r>
       <w:r>
         <w:t xml:space="preserve"> </w:t>
@@ -8945,7 +9522,7 @@
       <w:r>
         <w:t xml:space="preserve"> </w:t>
       </w:r>
-      <w:hyperlink r:id="rId90">
+      <w:hyperlink r:id="rId89">
         <w:r>
           <w:rPr>
             <w:rStyle w:val="Hyperlink"/>
@@ -8957,7 +9534,7 @@
         <w:t xml:space="preserve"> </w:t>
       </w:r>
       <w:r>
-        <w:t xml:space="preserve">(CC BY 4.0).</w:t>
+        <w:t xml:space="preserve">(CC BY 4.0). Data collection: M. Dahlberg.</w:t>
       </w:r>
     </w:p>
     <w:p>
@@ -8972,8 +9549,8 @@
         <w:t xml:space="preserve">Corresponding author: Nicholas Sonnentag, Sunnyday Technologies (nick@sunn3d.com).</w:t>
       </w:r>
     </w:p>
+    <w:bookmarkEnd w:id="90"/>
     <w:bookmarkEnd w:id="91"/>
-    <w:bookmarkEnd w:id="92"/>
     <w:sectPr>
       <w:footnotePr>
         <w:numRestart w:val="eachSect"/>

--- a/research/open3dcp-whitepaper/Open3DCP_Whitepaper_v1.0.docx
+++ b/research/open3dcp-whitepaper/Open3DCP_Whitepaper_v1.0.docx
@@ -110,17 +110,17 @@
         <w:t xml:space="preserve"> </w:t>
       </w:r>
       <w:r>
-        <w:t xml:space="preserve">flat schema for recording extrusion-based 3DCP mix-design and test records. Version 1.7 defines</w:t>
-      </w:r>
-      <w:r>
-        <w:t xml:space="preserve"> </w:t>
-      </w:r>
-      <w:r>
-        <w:rPr>
-          <w:b/>
-          <w:bCs/>
-        </w:rPr>
-        <w:t xml:space="preserve">244 columns</w:t>
+        <w:t xml:space="preserve">flat schema for recording extrusion-based 3DCP mix-design and test records. Version 1.7.5 defines</w:t>
+      </w:r>
+      <w:r>
+        <w:t xml:space="preserve"> </w:t>
+      </w:r>
+      <w:r>
+        <w:rPr>
+          <w:b/>
+          <w:bCs/>
+        </w:rPr>
+        <w:t xml:space="preserve">248 columns</w:t>
       </w:r>
       <w:r>
         <w:t xml:space="preserve"> </w:t>
@@ -368,7 +368,7 @@
         <w:t xml:space="preserve"> </w:t>
       </w:r>
       <w:r>
-        <w:t xml:space="preserve">(v1.7, 244 columns) with first-class columns for print</w:t>
+        <w:t xml:space="preserve">(v1.7.5, 248 columns) with first-class columns for print</w:t>
       </w:r>
       <w:r>
         <w:t xml:space="preserve"> </w:t>
@@ -2037,7 +2037,23 @@
         <w:t xml:space="preserve"> </w:t>
       </w:r>
       <w:r>
-        <w:t xml:space="preserve">as-delivered liquid mass is stored and that assumption is flagged in the fidelity report, and</w:t>
+        <w:t xml:space="preserve">as-delivered mass is stored</w:t>
+      </w:r>
+      <w:r>
+        <w:t xml:space="preserve"> </w:t>
+      </w:r>
+      <w:r>
+        <w:rPr>
+          <w:i/>
+          <w:iCs/>
+        </w:rPr>
+        <w:t xml:space="preserve">exactly</w:t>
+      </w:r>
+      <w:r>
+        <w:t xml:space="preserve"> </w:t>
+      </w:r>
+      <w:r>
+        <w:t xml:space="preserve">and the row’s</w:t>
       </w:r>
       <w:r>
         <w:t xml:space="preserve"> </w:t>
@@ -2046,13 +2062,94 @@
         <w:rPr>
           <w:rStyle w:val="VerbatimChar"/>
         </w:rPr>
+        <w:t xml:space="preserve">admixture_basis</w:t>
+      </w:r>
+      <w:r>
+        <w:t xml:space="preserve"> </w:t>
+      </w:r>
+      <w:r>
+        <w:t xml:space="preserve">flag records</w:t>
+      </w:r>
+      <w:r>
+        <w:t xml:space="preserve"> </w:t>
+      </w:r>
+      <w:r>
+        <w:rPr>
+          <w:rStyle w:val="VerbatimChar"/>
+        </w:rPr>
+        <w:t xml:space="preserve">as_delivered</w:t>
+      </w:r>
+      <w:r>
+        <w:t xml:space="preserve"> </w:t>
+      </w:r>
+      <w:r>
+        <w:t xml:space="preserve">(v1.7.5), so nothing is assumed and solids remain derivable when a fraction is known.</w:t>
+      </w:r>
+      <w:r>
+        <w:t xml:space="preserve"> </w:t>
+      </w:r>
+      <w:r>
+        <w:rPr>
+          <w:rStyle w:val="VerbatimChar"/>
+        </w:rPr>
         <w:t xml:space="preserve">w_b_ratio</w:t>
       </w:r>
       <w:r>
         <w:t xml:space="preserve"> </w:t>
       </w:r>
       <w:r>
-        <w:t xml:space="preserve">counts only the water column, not admixture carrier water.)</w:t>
+        <w:t xml:space="preserve">counts only the water column, not admixture carrier water. The same preserve-don’t-presume principle</w:t>
+      </w:r>
+      <w:r>
+        <w:t xml:space="preserve"> </w:t>
+      </w:r>
+      <w:r>
+        <w:t xml:space="preserve">gives unclassified constituents exact homes:</w:t>
+      </w:r>
+      <w:r>
+        <w:t xml:space="preserve"> </w:t>
+      </w:r>
+      <w:r>
+        <w:rPr>
+          <w:rStyle w:val="VerbatimChar"/>
+        </w:rPr>
+        <w:t xml:space="preserve">cement_unspecified</w:t>
+      </w:r>
+      <w:r>
+        <w:t xml:space="preserve">,</w:t>
+      </w:r>
+      <w:r>
+        <w:t xml:space="preserve"> </w:t>
+      </w:r>
+      <w:r>
+        <w:rPr>
+          <w:rStyle w:val="VerbatimChar"/>
+        </w:rPr>
+        <w:t xml:space="preserve">fine_agg_unspecified</w:t>
+      </w:r>
+      <w:r>
+        <w:t xml:space="preserve">, and</w:t>
+      </w:r>
+      <w:r>
+        <w:t xml:space="preserve"> </w:t>
+      </w:r>
+      <w:r>
+        <w:rPr>
+          <w:rStyle w:val="VerbatimChar"/>
+        </w:rPr>
+        <w:t xml:space="preserve">coarse_agg_unspecified</w:t>
+      </w:r>
+      <w:r>
+        <w:t xml:space="preserve"> </w:t>
+      </w:r>
+      <w:r>
+        <w:t xml:space="preserve">store the mass when the source states no type, fineness modulus, or size —</w:t>
+      </w:r>
+      <w:r>
+        <w:t xml:space="preserve"> </w:t>
+      </w:r>
+      <w:r>
+        <w:t xml:space="preserve">the classification stays NULL instead of being defaulted.)</w:t>
       </w:r>
     </w:p>
     <w:p>
@@ -2432,13 +2529,13 @@
       </w:r>
     </w:p>
     <w:bookmarkEnd w:id="14"/>
-    <w:bookmarkStart w:id="30" w:name="what-v1.7-records"/>
+    <w:bookmarkStart w:id="30" w:name="what-v1.7.5-records"/>
     <w:p>
       <w:pPr>
         <w:pStyle w:val="Heading2"/>
       </w:pPr>
       <w:r>
-        <w:t xml:space="preserve">6. What v1.7 records</w:t>
+        <w:t xml:space="preserve">6. What v1.7.5 records</w:t>
       </w:r>
     </w:p>
     <w:p>
@@ -2446,7 +2543,7 @@
         <w:pStyle w:val="FirstParagraph"/>
       </w:pPr>
       <w:r>
-        <w:t xml:space="preserve">Open3DCP v1.7 defines 244 columns in its primary</w:t>
+        <w:t xml:space="preserve">Open3DCP v1.7.5 defines 248 columns in its primary</w:t>
       </w:r>
       <w:r>
         <w:t xml:space="preserve"> </w:t>
@@ -2605,7 +2702,7 @@
         <w:pStyle w:val="BodyText"/>
       </w:pPr>
       <w:r>
-        <w:t xml:space="preserve">The 244 is best read as a</w:t>
+        <w:t xml:space="preserve">The 248 is best read as a</w:t>
       </w:r>
       <w:r>
         <w:t xml:space="preserve"> </w:t>
@@ -2787,7 +2884,7 @@
           <wp:inline>
             <wp:extent cx="5120640" cy="2600500"/>
             <wp:effectExtent b="0" l="0" r="0" t="0"/>
-            <wp:docPr descr="The 244 columns of Open3DCP v1.7 mapped to the CPPC framework. Counts are parsed from sql/create_tables.sql, the schema’s source of truth. Composition (91): binders, SCMs, activators, aggregates, fibers, admixtures, pigments, water, ratios, aggregate conditioning. Properties (86): fresh-state, mechanical, interlayer bond, durability, thermal, microstructure. Processing (27): 3DCP process parameters, pumping, mixing. Conditions (24): test conditions / specimen, environment, exposure class. Provenance (16): identity / versioning, source DOI, quality flags." title="" id="19" name="Picture"/>
+            <wp:docPr descr="The 248 columns of Open3DCP v1.7.5 mapped to the CPPC framework. Counts are parsed from sql/create_tables.sql, the schema’s source of truth. Composition (95): binders, SCMs, activators, aggregates, fibers, admixtures, pigments, water, ratios, aggregate conditioning, basis and unspecified-constituent columns. Properties (86): fresh-state, mechanical, interlayer bond, durability, thermal, microstructure. Processing (27): 3DCP process parameters, pumping, mixing. Conditions (24): test conditions / specimen, environment, exposure class. Provenance (16): identity / versioning, source DOI, quality flags." title="" id="19" name="Picture"/>
             <a:graphic>
               <a:graphicData uri="http://schemas.openxmlformats.org/drawingml/2006/picture">
                 <pic:pic>
@@ -2830,7 +2927,7 @@
         <w:pStyle w:val="ImageCaption"/>
       </w:pPr>
       <w:r>
-        <w:t xml:space="preserve">The 244 columns of Open3DCP v1.7 mapped to the CPPC framework. Counts are parsed from</w:t>
+        <w:t xml:space="preserve">The 248 columns of Open3DCP v1.7.5 mapped to the CPPC framework. Counts are parsed from</w:t>
       </w:r>
       <w:r>
         <w:t xml:space="preserve"> </w:t>
@@ -2858,7 +2955,7 @@
         <w:t xml:space="preserve"> </w:t>
       </w:r>
       <w:r>
-        <w:t xml:space="preserve">(91): binders, SCMs, activators, aggregates, fibers, admixtures, pigments, water, ratios, aggregate conditioning.</w:t>
+        <w:t xml:space="preserve">(95): binders, SCMs, activators, aggregates, fibers, admixtures, pigments, water, ratios, aggregate conditioning, basis and unspecified-constituent columns.</w:t>
       </w:r>
       <w:r>
         <w:t xml:space="preserve"> </w:t>
@@ -2934,7 +3031,7 @@
           <wp:inline>
             <wp:extent cx="5334000" cy="3794729"/>
             <wp:effectExtent b="0" l="0" r="0" t="0"/>
-            <wp:docPr descr="What is specific to 3D concrete printing, and what it shares with conventional concrete. Of the 244 columns, ~183 describe composition and performance properties shared with cast concrete (and therefore crosswalk to a relational concrete database); ~39 are specific to extrusion 3DCP (printing process, pumping, interlayer bond, printing-state rheology) with no conventional-concrete counterpart; the remaining ~22 are provenance. (This is a different cut of the same 244 than the CPPC inventory in Figure 2 — by origin rather than reporting role — and also sums to 244.) The amber annex lists extrusion-process inputs identified but not yet captured — a future-work agenda." title="" id="22" name="Picture"/>
+            <wp:docPr descr="What is specific to 3D concrete printing, and what it shares with conventional concrete. Of the 248 columns, ~187 describe composition and performance properties shared with cast concrete (and therefore crosswalk to a relational concrete database); ~39 are specific to extrusion 3DCP (printing process, pumping, interlayer bond, printing-state rheology) with no conventional-concrete counterpart; the remaining ~22 are provenance. (This is a different cut of the same 248 than the CPPC inventory in Figure 2 — by origin rather than reporting role — and also sums to 248.) The amber annex lists extrusion-process inputs identified but not yet captured — a future-work agenda." title="" id="22" name="Picture"/>
             <a:graphic>
               <a:graphicData uri="http://schemas.openxmlformats.org/drawingml/2006/picture">
                 <pic:pic>
@@ -2977,7 +3074,7 @@
         <w:pStyle w:val="ImageCaption"/>
       </w:pPr>
       <w:r>
-        <w:t xml:space="preserve">What is specific to 3D concrete printing, and what it shares with conventional concrete. Of the 244 columns, ~183 describe composition and performance properties shared with cast concrete (and therefore crosswalk to a relational concrete database); ~39 are specific to extrusion 3DCP (printing process, pumping, interlayer bond, printing-state rheology) with no conventional-concrete counterpart; the remaining ~22 are provenance. (This is a different cut of the same 244 than the CPPC inventory in Figure 2 — by origin rather than reporting role — and also sums to 244.) The amber annex lists extrusion-process inputs identified but not yet captured — a future-work agenda.</w:t>
+        <w:t xml:space="preserve">What is specific to 3D concrete printing, and what it shares with conventional concrete. Of the 248 columns, ~187 describe composition and performance properties shared with cast concrete (and therefore crosswalk to a relational concrete database); ~39 are specific to extrusion 3DCP (printing process, pumping, interlayer bond, printing-state rheology) with no conventional-concrete counterpart; the remaining ~22 are provenance. (This is a different cut of the same 248 than the CPPC inventory in Figure 2 — by origin rather than reporting role — and also sums to 248.) The amber annex lists extrusion-process inputs identified but not yet captured — a future-work agenda.</w:t>
       </w:r>
     </w:p>
     <w:p>
@@ -2989,7 +3086,7 @@
           <wp:inline>
             <wp:extent cx="5303520" cy="4142165"/>
             <wp:effectExtent b="0" l="0" r="0" t="0"/>
-            <wp:docPr descr="Schema growth has stabilized (top): the tagged releases since v1.5 added +8 columns (an SCM per-grade split, later consolidated away in 1.6.5) and a net +12 to reach 244 (−8 from that consolidation, +20 interoperability, uncertainty, and convenience fields). Composition of the 244 (bottom): only four columns are derived from others, so the count is a sparse measured vocabulary — the union of every reportable field, most NULL in any record — not 244 independent measurements. Only the git-tagged releases (v1.5–v1.7) carry exact counts; v1.0 is the changelog’s stated first-release figure (~175). The 244 are data columns, excluding the SERIAL primary key." title="" id="25" name="Picture"/>
+            <wp:docPr descr="Schema growth has stabilized (top): the tagged releases since v1.5 added +8 columns (an SCM per-grade split, later consolidated away in 1.6.5), a net +12 to reach 244 (−8 from that consolidation, +20 interoperability, uncertainty, and convenience fields), and +4 to reach 248 (the v1.7.5 unspecified-constituent and basis columns — preserve, don’t presume). Composition of the 248 (bottom): only four columns are derived from others, so the count is a sparse measured vocabulary — the union of every reportable field, most NULL in any record — not 248 independent measurements. Only the git-tagged releases (v1.5–v1.7.5) carry exact counts; v1.0 is the changelog’s stated first-release figure (~175). The 248 are data columns, excluding the SERIAL primary key." title="" id="25" name="Picture"/>
             <a:graphic>
               <a:graphicData uri="http://schemas.openxmlformats.org/drawingml/2006/picture">
                 <pic:pic>
@@ -3032,7 +3129,7 @@
         <w:pStyle w:val="ImageCaption"/>
       </w:pPr>
       <w:r>
-        <w:t xml:space="preserve">Schema growth has stabilized (top): the tagged releases since v1.5 added +8 columns (an SCM per-grade split, later consolidated away in 1.6.5) and a net +12 to reach 244 (−8 from that consolidation, +20 interoperability, uncertainty, and convenience fields). Composition of the 244 (bottom): only four columns are derived from others, so the count is a sparse measured vocabulary — the union of every reportable field, most NULL in any record — not 244 independent measurements. Only the git-tagged releases (v1.5–v1.7) carry exact counts; v1.0 is the changelog’s stated first-release figure (~175). The 244 are data columns, excluding the SERIAL primary key.</w:t>
+        <w:t xml:space="preserve">Schema growth has stabilized (top): the tagged releases since v1.5 added +8 columns (an SCM per-grade split, later consolidated away in 1.6.5), a net +12 to reach 244 (−8 from that consolidation, +20 interoperability, uncertainty, and convenience fields), and +4 to reach 248 (the v1.7.5 unspecified-constituent and basis columns — preserve, don’t presume). Composition of the 248 (bottom): only four columns are derived from others, so the count is a sparse measured vocabulary — the union of every reportable field, most NULL in any record — not 248 independent measurements. Only the git-tagged releases (v1.5–v1.7.5) carry exact counts; v1.0 is the changelog’s stated first-release figure (~175). The 248 are data columns, excluding the SERIAL primary key.</w:t>
       </w:r>
     </w:p>
     <w:p>
@@ -4304,63 +4401,96 @@
           <w:b/>
           <w:bCs/>
         </w:rPr>
-        <w:t xml:space="preserve">79.9/100 (C)</w:t>
-      </w:r>
-      <w:r>
-        <w:t xml:space="preserve"> </w:t>
-      </w:r>
-      <w:r>
-        <w:t xml:space="preserve">(126 populated cells across its 9 source fields). The grade is held down by the</w:t>
-      </w:r>
-      <w:r>
-        <w:t xml:space="preserve"> </w:t>
-      </w:r>
-      <w:r>
-        <w:t xml:space="preserve">value-fidelity term: of the nine mapped attributes, four rest on a detail the source never records — the</w:t>
-      </w:r>
-      <w:r>
-        <w:t xml:space="preserve"> </w:t>
-      </w:r>
-      <w:r>
-        <w:t xml:space="preserve">cement type (defaulted to ASTM C150 Type I), the fine- and coarse-aggregate gradation buckets, and the</w:t>
-      </w:r>
-      <w:r>
-        <w:t xml:space="preserve"> </w:t>
-      </w:r>
-      <w:r>
-        <w:t xml:space="preserve">superplasticizer solids fraction — so the constituent</w:t>
-      </w:r>
-      <w:r>
-        <w:t xml:space="preserve"> </w:t>
-      </w:r>
-      <w:r>
-        <w:rPr>
-          <w:i/>
-          <w:iCs/>
-        </w:rPr>
-        <w:t xml:space="preserve">masses</w:t>
-      </w:r>
-      <w:r>
-        <w:t xml:space="preserve"> </w:t>
-      </w:r>
-      <w:r>
-        <w:t xml:space="preserve">are exact while several</w:t>
-      </w:r>
-      <w:r>
-        <w:t xml:space="preserve"> </w:t>
-      </w:r>
-      <w:r>
-        <w:rPr>
-          <w:i/>
-          <w:iCs/>
-        </w:rPr>
-        <w:t xml:space="preserve">classifications</w:t>
-      </w:r>
-      <w:r>
-        <w:t xml:space="preserve"> </w:t>
-      </w:r>
-      <w:r>
-        <w:t xml:space="preserve">are inferred. It remains the normal-strength reference point.</w:t>
+        <w:t xml:space="preserve">100/100 (A)</w:t>
+      </w:r>
+      <w:r>
+        <w:t xml:space="preserve"> </w:t>
+      </w:r>
+      <w:r>
+        <w:t xml:space="preserve">(126 populated cells across its 9 source fields) with</w:t>
+      </w:r>
+      <w:r>
+        <w:t xml:space="preserve"> </w:t>
+      </w:r>
+      <w:r>
+        <w:rPr>
+          <w:b/>
+          <w:bCs/>
+        </w:rPr>
+        <w:t xml:space="preserve">zero assumptions</w:t>
+      </w:r>
+      <w:r>
+        <w:t xml:space="preserve">:</w:t>
+      </w:r>
+      <w:r>
+        <w:t xml:space="preserve"> </w:t>
+      </w:r>
+      <w:r>
+        <w:t xml:space="preserve">every constituent mass is stored exactly, and the four details the source never records — the cement</w:t>
+      </w:r>
+      <w:r>
+        <w:t xml:space="preserve"> </w:t>
+      </w:r>
+      <w:r>
+        <w:t xml:space="preserve">type, the fine- and coarse-aggregate gradations, and the superplasticizer solids fraction — are stored</w:t>
+      </w:r>
+      <w:r>
+        <w:t xml:space="preserve"> </w:t>
+      </w:r>
+      <w:r>
+        <w:rPr>
+          <w:i/>
+          <w:iCs/>
+        </w:rPr>
+        <w:t xml:space="preserve">generically</w:t>
+      </w:r>
+      <w:r>
+        <w:t xml:space="preserve"> </w:t>
+      </w:r>
+      <w:r>
+        <w:t xml:space="preserve">(the</w:t>
+      </w:r>
+      <w:r>
+        <w:t xml:space="preserve"> </w:t>
+      </w:r>
+      <w:r>
+        <w:rPr>
+          <w:rStyle w:val="VerbatimChar"/>
+        </w:rPr>
+        <w:t xml:space="preserve">*_unspecified</w:t>
+      </w:r>
+      <w:r>
+        <w:t xml:space="preserve"> </w:t>
+      </w:r>
+      <w:r>
+        <w:t xml:space="preserve">columns and the</w:t>
+      </w:r>
+      <w:r>
+        <w:t xml:space="preserve"> </w:t>
+      </w:r>
+      <w:r>
+        <w:rPr>
+          <w:rStyle w:val="VerbatimChar"/>
+        </w:rPr>
+        <w:t xml:space="preserve">admixture_basis</w:t>
+      </w:r>
+      <w:r>
+        <w:t xml:space="preserve"> </w:t>
+      </w:r>
+      <w:r>
+        <w:t xml:space="preserve">flag) with the classification left</w:t>
+      </w:r>
+      <w:r>
+        <w:t xml:space="preserve"> </w:t>
+      </w:r>
+      <w:r>
+        <w:t xml:space="preserve">NULL rather than guessed. The fidelity report discloses those 47 generically-recorded cells alongside</w:t>
+      </w:r>
+      <w:r>
+        <w:t xml:space="preserve"> </w:t>
+      </w:r>
+      <w:r>
+        <w:t xml:space="preserve">the score. It remains the normal-strength reference point.</w:t>
       </w:r>
     </w:p>
     <w:p>
@@ -4398,13 +4528,13 @@
           <w:b/>
           <w:bCs/>
         </w:rPr>
-        <w:t xml:space="preserve">90.4/100 (B)</w:t>
-      </w:r>
-      <w:r>
-        <w:t xml:space="preserve"> </w:t>
-      </w:r>
-      <w:r>
-        <w:t xml:space="preserve">and additionally populates</w:t>
+        <w:t xml:space="preserve">100/100 (A)</w:t>
+      </w:r>
+      <w:r>
+        <w:t xml:space="preserve"> </w:t>
+      </w:r>
+      <w:r>
+        <w:t xml:space="preserve">on the same terms and additionally populates</w:t>
       </w:r>
       <w:r>
         <w:t xml:space="preserve"> </w:t>
@@ -4685,25 +4815,173 @@
         <w:t xml:space="preserve">“A”</w:t>
       </w:r>
       <w:r>
-        <w:t xml:space="preserve">. Value-fidelity counts every cell that rests on an assumption (an</w:t>
-      </w:r>
-      <w:r>
-        <w:t xml:space="preserve"> </w:t>
-      </w:r>
-      <w:r>
-        <w:t xml:space="preserve">admixture solids fraction, an aggregate gradation bucket, a defaulted cement type) against the cells stored</w:t>
-      </w:r>
-      <w:r>
-        <w:t xml:space="preserve"> </w:t>
-      </w:r>
-      <w:r>
-        <w:t xml:space="preserve">exactly; it is the binding term for clean flat tables, and it is what separates UCI (C) from Meta (B). The</w:t>
-      </w:r>
-      <w:r>
-        <w:t xml:space="preserve"> </w:t>
-      </w:r>
-      <w:r>
-        <w:t xml:space="preserve">convention is documented in §10, deliberately conservative, and not yet calibrated against a labelled benchmark.</w:t>
+        <w:t xml:space="preserve">. Value-fidelity counts every cell that rests on a genuine assumption</w:t>
+      </w:r>
+      <w:r>
+        <w:t xml:space="preserve"> </w:t>
+      </w:r>
+      <w:r>
+        <w:t xml:space="preserve">(a guessed solids fraction or product density, a volume dose without one, an incomplete-batch projection)</w:t>
+      </w:r>
+      <w:r>
+        <w:t xml:space="preserve"> </w:t>
+      </w:r>
+      <w:r>
+        <w:t xml:space="preserve">against the cells stored exactly. The metric earned its keep against this very schema: an earlier draft</w:t>
+      </w:r>
+      <w:r>
+        <w:t xml:space="preserve"> </w:t>
+      </w:r>
+      <w:r>
+        <w:rPr>
+          <w:i/>
+          <w:iCs/>
+        </w:rPr>
+        <w:t xml:space="preserve">defaulted</w:t>
+      </w:r>
+      <w:r>
+        <w:t xml:space="preserve"> </w:t>
+      </w:r>
+      <w:r>
+        <w:t xml:space="preserve">unstated classifications — a cement type, two aggregate gradation buckets — and the metric</w:t>
+      </w:r>
+      <w:r>
+        <w:t xml:space="preserve"> </w:t>
+      </w:r>
+      <w:r>
+        <w:t xml:space="preserve">priced those guesses at</w:t>
+      </w:r>
+      <w:r>
+        <w:t xml:space="preserve"> </w:t>
+      </w:r>
+      <w:r>
+        <w:rPr>
+          <w:b/>
+          <w:bCs/>
+        </w:rPr>
+        <w:t xml:space="preserve">79.9/C</w:t>
+      </w:r>
+      <w:r>
+        <w:t xml:space="preserve"> </w:t>
+      </w:r>
+      <w:r>
+        <w:t xml:space="preserve">for UCI. Rather than accept fabricated certainty,</w:t>
+      </w:r>
+      <w:r>
+        <w:t xml:space="preserve"> </w:t>
+      </w:r>
+      <w:r>
+        <w:rPr>
+          <w:b/>
+          <w:bCs/>
+        </w:rPr>
+        <w:t xml:space="preserve">v1.7.5 added the</w:t>
+      </w:r>
+      <w:r>
+        <w:rPr>
+          <w:b/>
+          <w:bCs/>
+        </w:rPr>
+        <w:t xml:space="preserve"> </w:t>
+      </w:r>
+      <w:r>
+        <w:rPr>
+          <w:rStyle w:val="VerbatimChar"/>
+          <w:b/>
+          <w:bCs/>
+        </w:rPr>
+        <w:t xml:space="preserve">*_unspecified</w:t>
+      </w:r>
+      <w:r>
+        <w:rPr>
+          <w:b/>
+          <w:bCs/>
+        </w:rPr>
+        <w:t xml:space="preserve"> </w:t>
+      </w:r>
+      <w:r>
+        <w:rPr>
+          <w:b/>
+          <w:bCs/>
+        </w:rPr>
+        <w:t xml:space="preserve">columns and the</w:t>
+      </w:r>
+      <w:r>
+        <w:rPr>
+          <w:b/>
+          <w:bCs/>
+        </w:rPr>
+        <w:t xml:space="preserve"> </w:t>
+      </w:r>
+      <w:r>
+        <w:rPr>
+          <w:rStyle w:val="VerbatimChar"/>
+          <w:b/>
+          <w:bCs/>
+        </w:rPr>
+        <w:t xml:space="preserve">admixture_basis</w:t>
+      </w:r>
+      <w:r>
+        <w:rPr>
+          <w:b/>
+          <w:bCs/>
+        </w:rPr>
+        <w:t xml:space="preserve"> </w:t>
+      </w:r>
+      <w:r>
+        <w:rPr>
+          <w:b/>
+          <w:bCs/>
+        </w:rPr>
+        <w:t xml:space="preserve">flag</w:t>
+      </w:r>
+      <w:r>
+        <w:t xml:space="preserve"> </w:t>
+      </w:r>
+      <w:r>
+        <w:t xml:space="preserve">so the schema records exactly what a source</w:t>
+      </w:r>
+      <w:r>
+        <w:t xml:space="preserve"> </w:t>
+      </w:r>
+      <w:r>
+        <w:t xml:space="preserve">states and nothing more; the same data then ingests with zero assumptions, and the unknowns are visible</w:t>
+      </w:r>
+      <w:r>
+        <w:t xml:space="preserve"> </w:t>
+      </w:r>
+      <w:r>
+        <w:t xml:space="preserve">NULLs instead of silent defaults. A perfect score therefore means precisely</w:t>
+      </w:r>
+      <w:r>
+        <w:t xml:space="preserve"> </w:t>
+      </w:r>
+      <w:r>
+        <w:t xml:space="preserve">“nothing was assumed”</w:t>
+      </w:r>
+      <w:r>
+        <w:t xml:space="preserve"> </w:t>
+      </w:r>
+      <w:r>
+        <w:t xml:space="preserve">— and</w:t>
+      </w:r>
+      <w:r>
+        <w:t xml:space="preserve"> </w:t>
+      </w:r>
+      <w:r>
+        <w:t xml:space="preserve">the report still lists every generically-recorded cell — while messy sources (volume doses, missing batch</w:t>
+      </w:r>
+      <w:r>
+        <w:t xml:space="preserve"> </w:t>
+      </w:r>
+      <w:r>
+        <w:t xml:space="preserve">masses, unstated units) are penalized exactly as before. The convention is documented in §10,</w:t>
+      </w:r>
+      <w:r>
+        <w:t xml:space="preserve"> </w:t>
+      </w:r>
+      <w:r>
+        <w:t xml:space="preserve">deliberately conservative, and not yet calibrated against a labelled benchmark.</w:t>
       </w:r>
     </w:p>
     <w:p>
@@ -5179,7 +5457,7 @@
           <wp:inline>
             <wp:extent cx="5334000" cy="2220883"/>
             <wp:effectExtent b="0" l="0" r="0" t="0"/>
-            <wp:docPr descr="Worked demonstration. Left: five openly-licensed public datasets ingested into Open3DCP — UCI/Yeh (cast benchmark), Meta SustainableConcrete (cast, carbon-aware), the RILEM TC 304-ADC interlaboratory study (real 3DCP, ~30 labs), the UF 3DCP mix-design set (printability), and the TU-Braunschweig 3DCP buildings catalogue (project layer) — each populating a different slice of the record (dark = populated, light = partial/absent), with Open3DCP spanning the union; the empty cells are recorded, not hidden. The two flat kg/m³ sources carry an automated open3dcp-ingest fidelity score (UCI 79.9/C, Meta 90.4/B); the rest are curated through their native structure. Right: a cross-study characterization result from the RILEM data, expressible only because the schema records loading orientation — printed concrete loaded along the print path (X) is 32–55 % weaker in flexure than the cast reference in three independent single-lab datasets (three different premixes, ~28–30 d, per-lab n = 12–40; error bars are ± one standard deviation)." title="" id="28" name="Picture"/>
+            <wp:docPr descr="Worked demonstration. Left: five openly-licensed public datasets ingested into Open3DCP — UCI/Yeh (cast benchmark), Meta SustainableConcrete (cast, carbon-aware), the RILEM TC 304-ADC interlaboratory study (real 3DCP, ~30 labs), the UF 3DCP mix-design set (printability), and the TU-Braunschweig 3DCP buildings catalogue (project layer) — each populating a different slice of the record (dark = populated, light = partial/absent), with Open3DCP spanning the union; the empty cells are recorded, not hidden. The two flat kg/m³ sources carry an automated open3dcp-ingest fidelity score (both 100/A — zero assumptions, with generically-recorded cells disclosed; see §6); the rest are curated through their native structure. Right: a cross-study characterization result from the RILEM data, expressible only because the schema records loading orientation — printed concrete loaded along the print path (X) is 32–55 % weaker in flexure than the cast reference in three independent single-lab datasets (three different premixes, ~28–30 d, per-lab n = 12–40; error bars are ± one standard deviation)." title="" id="28" name="Picture"/>
             <a:graphic>
               <a:graphicData uri="http://schemas.openxmlformats.org/drawingml/2006/picture">
                 <pic:pic>
@@ -5257,7 +5535,7 @@
         <w:t xml:space="preserve"> </w:t>
       </w:r>
       <w:r>
-        <w:t xml:space="preserve">fidelity score (UCI 79.9/C, Meta 90.4/B); the rest are curated through their native structure.</w:t>
+        <w:t xml:space="preserve">fidelity score (both 100/A — zero assumptions, with generically-recorded cells disclosed; see §6); the rest are curated through their native structure.</w:t>
       </w:r>
       <w:r>
         <w:t xml:space="preserve"> </w:t>
@@ -6267,13 +6545,13 @@
           <w:b/>
           <w:bCs/>
         </w:rPr>
-        <w:t xml:space="preserve">Coverage is a v1.7 snapshot.</w:t>
-      </w:r>
-      <w:r>
-        <w:t xml:space="preserve"> </w:t>
-      </w:r>
-      <w:r>
-        <w:t xml:space="preserve">The 244-column count and per-category figures reflect</w:t>
+        <w:t xml:space="preserve">Coverage is a v1.7.5 snapshot.</w:t>
+      </w:r>
+      <w:r>
+        <w:t xml:space="preserve"> </w:t>
+      </w:r>
+      <w:r>
+        <w:t xml:space="preserve">The 248-column count and per-category figures reflect</w:t>
       </w:r>
       <w:r>
         <w:t xml:space="preserve"> </w:t>
@@ -6288,7 +6566,7 @@
         <w:t xml:space="preserve"> </w:t>
       </w:r>
       <w:r>
-        <w:t xml:space="preserve">at v1.7; the schema is under active, additive development and these numbers</w:t>
+        <w:t xml:space="preserve">at v1.7.5; the schema is under active, additive development and these numbers</w:t>
       </w:r>
       <w:r>
         <w:t xml:space="preserve"> </w:t>
@@ -6772,7 +7050,7 @@
         <w:t xml:space="preserve"> </w:t>
       </w:r>
       <w:r>
-        <w:t xml:space="preserve">Open3DCP v1.7 [45] —</w:t>
+        <w:t xml:space="preserve">Open3DCP v1.7.5 [45] —</w:t>
       </w:r>
       <w:r>
         <w:t xml:space="preserve"> </w:t>
@@ -9210,7 +9488,7 @@
         <w:t xml:space="preserve"> </w:t>
       </w:r>
       <w:r>
-        <w:t xml:space="preserve">(v1.7).</w:t>
+        <w:t xml:space="preserve">(v1.7.5).</w:t>
       </w:r>
       <w:r>
         <w:t xml:space="preserve"> </w:t>
